--- a/Engineering-Mathematics/Modul-Word/Modul-8-PD-Non-Homogen-Solusi-Khusus-dan-Umum.docx
+++ b/Engineering-Mathematics/Modul-Word/Modul-8-PD-Non-Homogen-Solusi-Khusus-dan-Umum.docx
@@ -8348,9 +8348,11 @@
     <w:sectPr>
       <w:headerReference w:type="default" r:id="rId15"/>
       <w:footerReference w:type="default" r:id="rId16"/>
+      <w:footerReference w:type="first" r:id="rId28"/>
       <w:pgSz w:w="11906" w:h="16838" w:code="9"/>
       <w:pgMar w:top="1701" w:right="1418" w:bottom="1418" w:left="1701" w:header="709" w:footer="709" w:gutter="0"/>
       <w:cols w:space="708"/>
+      <w:titlePg/>
       <w:docGrid w:linePitch="360"/>
     </w:sectPr>
   </w:body>
@@ -8905,6 +8907,16 @@
         </mc:Fallback>
       </mc:AlternateContent>
     </w:r>
+  </w:p>
+</w:ftr>
+</file>
+
+<file path=word/footer2.xml><?xml version="1.0" encoding="utf-8"?>
+<w:ftr xmlns:m="http://schemas.openxmlformats.org/officeDocument/2006/math" xmlns:mc="http://schemas.openxmlformats.org/markup-compatibility/2006" xmlns:mo="http://schemas.microsoft.com/office/mac/office/2008/main" xmlns:mv="urn:schemas-microsoft-com:mac:vml" xmlns:o="urn:schemas-microsoft-com:office:office" xmlns:r="http://schemas.openxmlformats.org/officeDocument/2006/relationships" xmlns:v="urn:schemas-microsoft-com:vml" xmlns:w10="urn:schemas-microsoft-com:office:word" xmlns:w14="http://schemas.microsoft.com/office/word/2010/wordml" xmlns:w="http://schemas.openxmlformats.org/wordprocessingml/2006/main" xmlns:wne="http://schemas.microsoft.com/office/word/2006/wordml" xmlns:wp14="http://schemas.microsoft.com/office/word/2010/wordprocessingDrawing" xmlns:wp="http://schemas.openxmlformats.org/drawingml/2006/wordprocessingDrawing" xmlns:wpc="http://schemas.microsoft.com/office/word/2010/wordprocessingCanvas" xmlns:wpg="http://schemas.microsoft.com/office/word/2010/wordprocessingGroup" xmlns:wpi="http://schemas.microsoft.com/office/word/2010/wordprocessingInk" xmlns:wps="http://schemas.microsoft.com/office/word/2010/wordprocessingShape" mc:Ignorable="w14 wp14">
+  <w:p>
+    <w:pPr>
+      <w:pStyle w:val="Footer"/>
+    </w:pPr>
   </w:p>
 </w:ftr>
 </file>

--- a/Engineering-Mathematics/Modul-Word/Modul-8-PD-Non-Homogen-Solusi-Khusus-dan-Umum.docx
+++ b/Engineering-Mathematics/Modul-Word/Modul-8-PD-Non-Homogen-Solusi-Khusus-dan-Umum.docx
@@ -4626,7 +4626,7 @@
           <w:i w:val="0"/>
           <w:sz w:val="22"/>
         </w:rPr>
-        <w:t>menyetel volume speaker sesuai frekuensi ruangan (room resonance) membuat bass terasa jauh lebih kuat dari seharusnya pada frekuensi tertentu, sama seperti puncak kurva Dynamic Magnification Factor saat r=1 pada Gambar 5; audio engineer sengaja menghindari frekuensi tersebut atau meredamnya dengan bass trap (analog menambah redaman c).</w:t>
+        <w:t>menyetel volume speaker sesuai frekuensi ruangan (room resonance) membuat bass terasa jauh lebih kuat dari seharusnya pada frekuensi tertentu, sama seperti puncak kurva Dynamic Magnification Factor saat r=1 pada Gambar 6; audio engineer sengaja menghindari frekuensi tersebut atau meredamnya dengan bass trap (analog menambah redaman c).</w:t>
       </w:r>
     </w:p>
     <w:p>
@@ -5006,7 +5006,7 @@
           <w:i w:val="0"/>
           <w:sz w:val="22"/>
         </w:rPr>
-        <w:t>Studi kasus nyata pada industri: motor induksi 1500 rpm dengan ketidakseimbangan rotor ringan menghasilkan gaya eksitasi pada frekuensi putaran f=25 Hz (ω=2π·25≈157 rad/s). Bila frekuensi natural fondasi motor ωn juga berada di sekitar 157 rad/s (akibat kesalahan desain fondasi atau keausan bearing yang mengubah kekakuan efektif k), motor akan mengalami resonansi struktural: getaran fondasi memuncak jauh melebihi spesifikasi ISO 10816, berpotensi merusak bearing dan menyebabkan downtime tak terjadwal. Solusi rekayasa standar: (1) ubah kekakuan fondasi (tambah massa beton atau perkuat baut angkur) untuk menggeser ωn menjauh dari 157 rad/s, (2) tambah peredam viscous (dashpot) untuk menaikkan ζ dan menekan puncak DMF sesuai Gambar 5, atau (3) balancing ulang rotor untuk mengurangi F0 pada sumbernya langsung, strategi paling efektif karena mengurangi eksitasi di akar masalah, bukan hanya meredam gejalanya.</w:t>
+        <w:t>Studi kasus nyata pada industri: motor induksi 1500 rpm dengan ketidakseimbangan rotor ringan menghasilkan gaya eksitasi pada frekuensi putaran f=25 Hz (ω=2π·25≈157 rad/s). Bila frekuensi natural fondasi motor ωn juga berada di sekitar 157 rad/s (akibat kesalahan desain fondasi atau keausan bearing yang mengubah kekakuan efektif k), motor akan mengalami resonansi struktural: getaran fondasi memuncak jauh melebihi spesifikasi ISO 10816, berpotensi merusak bearing dan menyebabkan downtime tak terjadwal. Solusi rekayasa standar: (1) ubah kekakuan fondasi (tambah massa beton atau perkuat baut angkur) untuk menggeser ωn menjauh dari 157 rad/s, (2) tambah peredam viscous (dashpot) untuk menaikkan ζ dan menekan puncak DMF sesuai Gambar 6, atau (3) balancing ulang rotor untuk mengurangi F0 pada sumbernya langsung, strategi paling efektif karena mengurangi eksitasi di akar masalah, bukan hanya meredam gejalanya.</w:t>
       </w:r>
     </w:p>
     <w:p>
@@ -5281,7 +5281,7 @@
           <w:i w:val="0"/>
           <w:sz w:val="22"/>
         </w:rPr>
-        <w:t>scan nilai ω dari 0,1 sampai 3·ωn dengan langkah kecil, hitung amplitudo steady-state X(ω)=F0/akar((k-mω²)²+(cω)²) untuk beberapa nilai redaman c, plot seluruh kurva DMF sekaligus (mereproduksi Gambar 5), lalu identifikasi ω yang memaksimalkan X untuk tiap c dengan np.argmax dan verifikasi bahwa nilainya mendekati ωn saat c kecil.</w:t>
+        <w:t>scan nilai ω dari 0,1 sampai 3·ωn dengan langkah kecil, hitung amplitudo steady-state X(ω)=F0/akar((k-mω²)²+(cω)²) untuk beberapa nilai redaman c, plot seluruh kurva DMF sekaligus (mereproduksi Gambar 6), lalu identifikasi ω yang memaksimalkan X untuk tiap c dengan np.argmax dan verifikasi bahwa nilainya mendekati ωn saat c kecil.</w:t>
       </w:r>
     </w:p>
     <w:p>

--- a/Engineering-Mathematics/Modul-Word/Modul-8-PD-Non-Homogen-Solusi-Khusus-dan-Umum.docx
+++ b/Engineering-Mathematics/Modul-Word/Modul-8-PD-Non-Homogen-Solusi-Khusus-dan-Umum.docx
@@ -5125,7 +5125,7 @@
           <w:color w:val="444444"/>
           <w:sz w:val="20"/>
         </w:rPr>
-        <w:t>Gambar 7. Cuplikan Cell 1: sp.dsolve() untuk solusi umum dan solusi khusus (IVP) PD non-homogen y''-3y'+2y=5e^(4x), y(0)=1, y'(0)=2.</w:t>
+        <w:t xml:space="preserve">Gambar 7. Potongan Cell 1: sp.dsolve() untuk solusi umum dan solusi khusus (IVP) PD non-homogen y''-3y'+2y=5e^(4x), y(0)=1, y'(0)=2.</w:t>
       </w:r>
     </w:p>
     <w:p>

--- a/Engineering-Mathematics/Modul-Word/Modul-8-PD-Non-Homogen-Solusi-Khusus-dan-Umum.docx
+++ b/Engineering-Mathematics/Modul-Word/Modul-8-PD-Non-Homogen-Solusi-Khusus-dan-Umum.docx
@@ -1379,7 +1379,7 @@
                                 <w:szCs w:val="20"/>
                                 <w:lang w:val="en-US"/>
                               </w:rPr>
-                              <w:t>myclass.mercubuana.ac.id</w:t>
+                              <w:t xml:space="preserve">myclass.mercubuana.ac·id</w:t>
                             </w:r>
                           </w:p>
                         </w:txbxContent>
@@ -1426,7 +1426,7 @@
                           <w:szCs w:val="20"/>
                           <w:lang w:val="en-US"/>
                         </w:rPr>
-                        <w:t>myclass.mercubuana.ac.id</w:t>
+                        <w:t xml:space="preserve">myclass.mercubuana.ac·id</w:t>
                       </w:r>
                     </w:p>
                   </w:txbxContent>
@@ -2512,7 +2512,7 @@
                                 <w:sz w:val="20"/>
                                 <w:szCs w:val="20"/>
                               </w:rPr>
-                              <w:t>www.mercubuana.ac.id</w:t>
+                              <w:t xml:space="preserve">www.mercubuana.ac·id</w:t>
                             </w:r>
                           </w:p>
                         </w:txbxContent>
@@ -2558,7 +2558,7 @@
                           <w:sz w:val="20"/>
                           <w:szCs w:val="20"/>
                         </w:rPr>
-                        <w:t>www.mercubuana.ac.id</w:t>
+                        <w:t xml:space="preserve">www.mercubuana.ac·id</w:t>
                       </w:r>
                     </w:p>
                   </w:txbxContent>
@@ -2882,6 +2882,15 @@
         </w:rPr>
         <w:t>PD linier non-homogen orde dua koefisien konstan dikenali dari sisi kanan yang tidak identik dengan nol.</w:t>
       </w:r>
+      <w:r>
+        <w:rPr>
+          <w:rFonts w:ascii="Arial" w:hAnsi="Arial" w:cs="Arial"/>
+          <w:b w:val="0"/>
+          <w:i w:val="0"/>
+          <w:sz w:val="22"/>
+        </w:rPr>
+        <w:t xml:space="preserve"> Hubungan ini dirangkum dalam Persamaan (1).</w:t>
+      </w:r>
     </w:p>
     <w:p>
       <w:pPr>
@@ -2898,6 +2907,16 @@
         </w:rPr>
         <w:t>a·y'' + b·y' + c·y = f(x),   a,b,c ∈ ℝ, a≠0, f(x) ≢ 0</w:t>
       </w:r>
+      <w:r>
+        <w:rPr>
+          <w:rFonts w:ascii="Arial" w:hAnsi="Arial" w:cs="Arial"/>
+          <w:b/>
+          <w:i/>
+          <w:color w:val="305496"/>
+          <w:sz w:val="22"/>
+        </w:rPr>
+        <w:t xml:space="preserve">   (1)</w:t>
+      </w:r>
     </w:p>
     <w:p>
       <w:pPr>
@@ -2920,7 +2939,343 @@
           <w:i w:val="0"/>
           <w:sz w:val="22"/>
         </w:rPr>
-        <w:t>Teorema solusi total PD non-homogen menyatakan bahwa solusi umum selalu berbentuk y(x)=yh(x)+yp(x), dengan yh solusi umum PD homogen terkait (sisi kanan diset nol, mengandung konstanta bebas c1, c2) dan yp satu solusi khusus mana pun yang memenuhi PD lengkap. Kebebasan c1, c2 tetap sepenuhnya berada di yh; yp tidak membawa konstanta bebas tambahan karena ia hanya satu solusi partikular yang dipilih. Pembuktian teorema ini sederhana: bila y1, y2 keduanya solusi PD non-homogen, maka y1-y2 memenuhi PD homogen (karena suku f(x) saling meniadakan saat dikurangkan), sehingga y1-y2 harus berupa kombinasi linier basis homogen, yang berarti y1=y2+(kombinasi homogen)=yh+yp untuk yp tertentu.</w:t>
+        <w:t xml:space="preserve">Teorema solusi total PD non-homogen menyatakan bahwa solusi umum selalu berbentuk y(x)=yh(x)+yp(x), dengan yh solusi umum PD homogen terkait (sisi kanan diset nol, mengandung konstanta bebas </w:t>
+      </w:r>
+      <w:r>
+        <w:rPr>
+          <w:rFonts w:ascii="Arial" w:hAnsi="Arial" w:cs="Arial"/>
+          <w:b w:val="0"/>
+          <w:i w:val="0"/>
+          <w:sz w:val="22"/>
+        </w:rPr>
+        <w:t xml:space="preserve">c</w:t>
+      </w:r>
+      <w:r>
+        <w:rPr>
+          <w:rFonts w:ascii="Arial" w:hAnsi="Arial" w:cs="Arial"/>
+          <w:b w:val="0"/>
+          <w:i w:val="0"/>
+          <w:sz w:val="22"/>
+          <w:vertAlign w:val="subscript"/>
+        </w:rPr>
+        <w:t xml:space="preserve">1</w:t>
+      </w:r>
+      <w:r>
+        <w:rPr>
+          <w:rFonts w:ascii="Arial" w:hAnsi="Arial" w:cs="Arial"/>
+          <w:b w:val="0"/>
+          <w:i w:val="0"/>
+          <w:sz w:val="22"/>
+        </w:rPr>
+        <w:t xml:space="preserve">, </w:t>
+      </w:r>
+      <w:r>
+        <w:rPr>
+          <w:rFonts w:ascii="Arial" w:hAnsi="Arial" w:cs="Arial"/>
+          <w:b w:val="0"/>
+          <w:i w:val="0"/>
+          <w:sz w:val="22"/>
+        </w:rPr>
+        <w:t xml:space="preserve">c</w:t>
+      </w:r>
+      <w:r>
+        <w:rPr>
+          <w:rFonts w:ascii="Arial" w:hAnsi="Arial" w:cs="Arial"/>
+          <w:b w:val="0"/>
+          <w:i w:val="0"/>
+          <w:sz w:val="22"/>
+          <w:vertAlign w:val="subscript"/>
+        </w:rPr>
+        <w:t xml:space="preserve">2</w:t>
+      </w:r>
+      <w:r>
+        <w:rPr>
+          <w:rFonts w:ascii="Arial" w:hAnsi="Arial" w:cs="Arial"/>
+          <w:b w:val="0"/>
+          <w:i w:val="0"/>
+          <w:sz w:val="22"/>
+        </w:rPr>
+        <w:t xml:space="preserve">) dan yp satu solusi khusus mana pun yang memenuhi PD lengkap. Kebebasan </w:t>
+      </w:r>
+      <w:r>
+        <w:rPr>
+          <w:rFonts w:ascii="Arial" w:hAnsi="Arial" w:cs="Arial"/>
+          <w:b w:val="0"/>
+          <w:i w:val="0"/>
+          <w:sz w:val="22"/>
+        </w:rPr>
+        <w:t xml:space="preserve">c</w:t>
+      </w:r>
+      <w:r>
+        <w:rPr>
+          <w:rFonts w:ascii="Arial" w:hAnsi="Arial" w:cs="Arial"/>
+          <w:b w:val="0"/>
+          <w:i w:val="0"/>
+          <w:sz w:val="22"/>
+          <w:vertAlign w:val="subscript"/>
+        </w:rPr>
+        <w:t xml:space="preserve">1</w:t>
+      </w:r>
+      <w:r>
+        <w:rPr>
+          <w:rFonts w:ascii="Arial" w:hAnsi="Arial" w:cs="Arial"/>
+          <w:b w:val="0"/>
+          <w:i w:val="0"/>
+          <w:sz w:val="22"/>
+        </w:rPr>
+        <w:t xml:space="preserve">, </w:t>
+      </w:r>
+      <w:r>
+        <w:rPr>
+          <w:rFonts w:ascii="Arial" w:hAnsi="Arial" w:cs="Arial"/>
+          <w:b w:val="0"/>
+          <w:i w:val="0"/>
+          <w:sz w:val="22"/>
+        </w:rPr>
+        <w:t xml:space="preserve">c</w:t>
+      </w:r>
+      <w:r>
+        <w:rPr>
+          <w:rFonts w:ascii="Arial" w:hAnsi="Arial" w:cs="Arial"/>
+          <w:b w:val="0"/>
+          <w:i w:val="0"/>
+          <w:sz w:val="22"/>
+          <w:vertAlign w:val="subscript"/>
+        </w:rPr>
+        <w:t xml:space="preserve">2</w:t>
+      </w:r>
+      <w:r>
+        <w:rPr>
+          <w:rFonts w:ascii="Arial" w:hAnsi="Arial" w:cs="Arial"/>
+          <w:b w:val="0"/>
+          <w:i w:val="0"/>
+          <w:sz w:val="22"/>
+        </w:rPr>
+        <w:t xml:space="preserve"> tetap sepenuhnya berada di yh; yp tidak membawa konstanta bebas tambahan karena ia hanya satu solusi partikular yang dipilih. Pembuktian teorema ini sederhana: bila </w:t>
+      </w:r>
+      <w:r>
+        <w:rPr>
+          <w:rFonts w:ascii="Arial" w:hAnsi="Arial" w:cs="Arial"/>
+          <w:b w:val="0"/>
+          <w:i w:val="0"/>
+          <w:sz w:val="22"/>
+        </w:rPr>
+        <w:t xml:space="preserve">y</w:t>
+      </w:r>
+      <w:r>
+        <w:rPr>
+          <w:rFonts w:ascii="Arial" w:hAnsi="Arial" w:cs="Arial"/>
+          <w:b w:val="0"/>
+          <w:i w:val="0"/>
+          <w:sz w:val="22"/>
+          <w:vertAlign w:val="subscript"/>
+        </w:rPr>
+        <w:t xml:space="preserve">1</w:t>
+      </w:r>
+      <w:r>
+        <w:rPr>
+          <w:rFonts w:ascii="Arial" w:hAnsi="Arial" w:cs="Arial"/>
+          <w:b w:val="0"/>
+          <w:i w:val="0"/>
+          <w:sz w:val="22"/>
+        </w:rPr>
+        <w:t xml:space="preserve">, </w:t>
+      </w:r>
+      <w:r>
+        <w:rPr>
+          <w:rFonts w:ascii="Arial" w:hAnsi="Arial" w:cs="Arial"/>
+          <w:b w:val="0"/>
+          <w:i w:val="0"/>
+          <w:sz w:val="22"/>
+        </w:rPr>
+        <w:t xml:space="preserve">y</w:t>
+      </w:r>
+      <w:r>
+        <w:rPr>
+          <w:rFonts w:ascii="Arial" w:hAnsi="Arial" w:cs="Arial"/>
+          <w:b w:val="0"/>
+          <w:i w:val="0"/>
+          <w:sz w:val="22"/>
+          <w:vertAlign w:val="subscript"/>
+        </w:rPr>
+        <w:t xml:space="preserve">2</w:t>
+      </w:r>
+      <w:r>
+        <w:rPr>
+          <w:rFonts w:ascii="Arial" w:hAnsi="Arial" w:cs="Arial"/>
+          <w:b w:val="0"/>
+          <w:i w:val="0"/>
+          <w:sz w:val="22"/>
+        </w:rPr>
+        <w:t xml:space="preserve"> keduanya solusi PD non-homogen, maka </w:t>
+      </w:r>
+      <w:r>
+        <w:rPr>
+          <w:rFonts w:ascii="Arial" w:hAnsi="Arial" w:cs="Arial"/>
+          <w:b w:val="0"/>
+          <w:i w:val="0"/>
+          <w:sz w:val="22"/>
+        </w:rPr>
+        <w:t xml:space="preserve">y</w:t>
+      </w:r>
+      <w:r>
+        <w:rPr>
+          <w:rFonts w:ascii="Arial" w:hAnsi="Arial" w:cs="Arial"/>
+          <w:b w:val="0"/>
+          <w:i w:val="0"/>
+          <w:sz w:val="22"/>
+          <w:vertAlign w:val="subscript"/>
+        </w:rPr>
+        <w:t xml:space="preserve">1</w:t>
+      </w:r>
+      <w:r>
+        <w:rPr>
+          <w:rFonts w:ascii="Arial" w:hAnsi="Arial" w:cs="Arial"/>
+          <w:b w:val="0"/>
+          <w:i w:val="0"/>
+          <w:sz w:val="22"/>
+        </w:rPr>
+        <w:t xml:space="preserve">-</w:t>
+      </w:r>
+      <w:r>
+        <w:rPr>
+          <w:rFonts w:ascii="Arial" w:hAnsi="Arial" w:cs="Arial"/>
+          <w:b w:val="0"/>
+          <w:i w:val="0"/>
+          <w:sz w:val="22"/>
+        </w:rPr>
+        <w:t xml:space="preserve">y</w:t>
+      </w:r>
+      <w:r>
+        <w:rPr>
+          <w:rFonts w:ascii="Arial" w:hAnsi="Arial" w:cs="Arial"/>
+          <w:b w:val="0"/>
+          <w:i w:val="0"/>
+          <w:sz w:val="22"/>
+          <w:vertAlign w:val="subscript"/>
+        </w:rPr>
+        <w:t xml:space="preserve">2</w:t>
+      </w:r>
+      <w:r>
+        <w:rPr>
+          <w:rFonts w:ascii="Arial" w:hAnsi="Arial" w:cs="Arial"/>
+          <w:b w:val="0"/>
+          <w:i w:val="0"/>
+          <w:sz w:val="22"/>
+        </w:rPr>
+        <w:t xml:space="preserve"> memenuhi PD homogen (karena suku f(x) saling meniadakan saat dikurangkan), sehingga </w:t>
+      </w:r>
+      <w:r>
+        <w:rPr>
+          <w:rFonts w:ascii="Arial" w:hAnsi="Arial" w:cs="Arial"/>
+          <w:b w:val="0"/>
+          <w:i w:val="0"/>
+          <w:sz w:val="22"/>
+        </w:rPr>
+        <w:t xml:space="preserve">y</w:t>
+      </w:r>
+      <w:r>
+        <w:rPr>
+          <w:rFonts w:ascii="Arial" w:hAnsi="Arial" w:cs="Arial"/>
+          <w:b w:val="0"/>
+          <w:i w:val="0"/>
+          <w:sz w:val="22"/>
+          <w:vertAlign w:val="subscript"/>
+        </w:rPr>
+        <w:t xml:space="preserve">1</w:t>
+      </w:r>
+      <w:r>
+        <w:rPr>
+          <w:rFonts w:ascii="Arial" w:hAnsi="Arial" w:cs="Arial"/>
+          <w:b w:val="0"/>
+          <w:i w:val="0"/>
+          <w:sz w:val="22"/>
+        </w:rPr>
+        <w:t xml:space="preserve">-</w:t>
+      </w:r>
+      <w:r>
+        <w:rPr>
+          <w:rFonts w:ascii="Arial" w:hAnsi="Arial" w:cs="Arial"/>
+          <w:b w:val="0"/>
+          <w:i w:val="0"/>
+          <w:sz w:val="22"/>
+        </w:rPr>
+        <w:t xml:space="preserve">y</w:t>
+      </w:r>
+      <w:r>
+        <w:rPr>
+          <w:rFonts w:ascii="Arial" w:hAnsi="Arial" w:cs="Arial"/>
+          <w:b w:val="0"/>
+          <w:i w:val="0"/>
+          <w:sz w:val="22"/>
+          <w:vertAlign w:val="subscript"/>
+        </w:rPr>
+        <w:t xml:space="preserve">2</w:t>
+      </w:r>
+      <w:r>
+        <w:rPr>
+          <w:rFonts w:ascii="Arial" w:hAnsi="Arial" w:cs="Arial"/>
+          <w:b w:val="0"/>
+          <w:i w:val="0"/>
+          <w:sz w:val="22"/>
+        </w:rPr>
+        <w:t xml:space="preserve"> harus berupa kombinasi linier basis homogen, yang berarti </w:t>
+      </w:r>
+      <w:r>
+        <w:rPr>
+          <w:rFonts w:ascii="Arial" w:hAnsi="Arial" w:cs="Arial"/>
+          <w:b w:val="0"/>
+          <w:i w:val="0"/>
+          <w:sz w:val="22"/>
+        </w:rPr>
+        <w:t xml:space="preserve">y</w:t>
+      </w:r>
+      <w:r>
+        <w:rPr>
+          <w:rFonts w:ascii="Arial" w:hAnsi="Arial" w:cs="Arial"/>
+          <w:b w:val="0"/>
+          <w:i w:val="0"/>
+          <w:sz w:val="22"/>
+          <w:vertAlign w:val="subscript"/>
+        </w:rPr>
+        <w:t xml:space="preserve">1</w:t>
+      </w:r>
+      <w:r>
+        <w:rPr>
+          <w:rFonts w:ascii="Arial" w:hAnsi="Arial" w:cs="Arial"/>
+          <w:b w:val="0"/>
+          <w:i w:val="0"/>
+          <w:sz w:val="22"/>
+        </w:rPr>
+        <w:t xml:space="preserve">=</w:t>
+      </w:r>
+      <w:r>
+        <w:rPr>
+          <w:rFonts w:ascii="Arial" w:hAnsi="Arial" w:cs="Arial"/>
+          <w:b w:val="0"/>
+          <w:i w:val="0"/>
+          <w:sz w:val="22"/>
+        </w:rPr>
+        <w:t xml:space="preserve">y</w:t>
+      </w:r>
+      <w:r>
+        <w:rPr>
+          <w:rFonts w:ascii="Arial" w:hAnsi="Arial" w:cs="Arial"/>
+          <w:b w:val="0"/>
+          <w:i w:val="0"/>
+          <w:sz w:val="22"/>
+          <w:vertAlign w:val="subscript"/>
+        </w:rPr>
+        <w:t xml:space="preserve">2</w:t>
+      </w:r>
+      <w:r>
+        <w:rPr>
+          <w:rFonts w:ascii="Arial" w:hAnsi="Arial" w:cs="Arial"/>
+          <w:b w:val="0"/>
+          <w:i w:val="0"/>
+          <w:sz w:val="22"/>
+        </w:rPr>
+        <w:t xml:space="preserve">+(kombinasi homogen)=yh+yp untuk yp tertentu.</w:t>
       </w:r>
     </w:p>
     <w:p>
@@ -3146,7 +3501,26 @@
                 <w:i w:val="0"/>
                 <w:sz w:val="19"/>
               </w:rPr>
-              <w:t>K·x^k (polinomial derajat k)</w:t>
+              <w:t xml:space="preserve">K·x</w:t>
+            </w:r>
+            <w:r>
+              <w:rPr>
+                <w:rFonts w:ascii="Arial" w:hAnsi="Arial" w:cs="Arial"/>
+                <w:b w:val="0"/>
+                <w:i w:val="0"/>
+                <w:sz w:val="19"/>
+                <w:vertAlign w:val="superscript"/>
+              </w:rPr>
+              <w:t xml:space="preserve">k</w:t>
+            </w:r>
+            <w:r>
+              <w:rPr>
+                <w:rFonts w:ascii="Arial" w:hAnsi="Arial" w:cs="Arial"/>
+                <w:b w:val="0"/>
+                <w:i w:val="0"/>
+                <w:sz w:val="19"/>
+              </w:rPr>
+              <w:t xml:space="preserve"> (polinomial derajat k)</w:t>
             </w:r>
           </w:p>
         </w:tc>
@@ -3172,7 +3546,64 @@
                 <w:i w:val="0"/>
                 <w:sz w:val="19"/>
               </w:rPr>
-              <w:t>Ak·x^k + Ak-1·x^(k-1) + ... + A0</w:t>
+              <w:t xml:space="preserve">Ak·x</w:t>
+            </w:r>
+            <w:r>
+              <w:rPr>
+                <w:rFonts w:ascii="Arial" w:hAnsi="Arial" w:cs="Arial"/>
+                <w:b w:val="0"/>
+                <w:i w:val="0"/>
+                <w:sz w:val="19"/>
+                <w:vertAlign w:val="superscript"/>
+              </w:rPr>
+              <w:t xml:space="preserve">k</w:t>
+            </w:r>
+            <w:r>
+              <w:rPr>
+                <w:rFonts w:ascii="Arial" w:hAnsi="Arial" w:cs="Arial"/>
+                <w:b w:val="0"/>
+                <w:i w:val="0"/>
+                <w:sz w:val="19"/>
+              </w:rPr>
+              <w:t xml:space="preserve"> + Ak-1·x</w:t>
+            </w:r>
+            <w:r>
+              <w:rPr>
+                <w:rFonts w:ascii="Arial" w:hAnsi="Arial" w:cs="Arial"/>
+                <w:b w:val="0"/>
+                <w:i w:val="0"/>
+                <w:sz w:val="19"/>
+                <w:vertAlign w:val="superscript"/>
+              </w:rPr>
+              <w:t xml:space="preserve">k-1</w:t>
+            </w:r>
+            <w:r>
+              <w:rPr>
+                <w:rFonts w:ascii="Arial" w:hAnsi="Arial" w:cs="Arial"/>
+                <w:b w:val="0"/>
+                <w:i w:val="0"/>
+                <w:sz w:val="19"/>
+              </w:rPr>
+              <w:t xml:space="preserve"> + ... + </w:t>
+            </w:r>
+            <w:r>
+              <w:rPr>
+                <w:rFonts w:ascii="Arial" w:hAnsi="Arial" w:cs="Arial"/>
+                <w:b w:val="0"/>
+                <w:i w:val="0"/>
+                <w:sz w:val="19"/>
+              </w:rPr>
+              <w:t xml:space="preserve">A</w:t>
+            </w:r>
+            <w:r>
+              <w:rPr>
+                <w:rFonts w:ascii="Arial" w:hAnsi="Arial" w:cs="Arial"/>
+                <w:b w:val="0"/>
+                <w:i w:val="0"/>
+                <w:sz w:val="19"/>
+                <w:vertAlign w:val="subscript"/>
+              </w:rPr>
+              <w:t xml:space="preserve">0</w:t>
             </w:r>
           </w:p>
         </w:tc>
@@ -3203,7 +3634,17 @@
                 <w:i w:val="0"/>
                 <w:sz w:val="19"/>
               </w:rPr>
-              <w:t>K·e^(αx)</w:t>
+              <w:t xml:space="preserve">K·e</w:t>
+            </w:r>
+            <w:r>
+              <w:rPr>
+                <w:rFonts w:ascii="Arial" w:hAnsi="Arial" w:cs="Arial"/>
+                <w:b w:val="0"/>
+                <w:i w:val="0"/>
+                <w:sz w:val="19"/>
+                <w:vertAlign w:val="superscript"/>
+              </w:rPr>
+              <w:t xml:space="preserve">αx</w:t>
             </w:r>
           </w:p>
         </w:tc>
@@ -3229,7 +3670,17 @@
                 <w:i w:val="0"/>
                 <w:sz w:val="19"/>
               </w:rPr>
-              <w:t>A·e^(αx)</w:t>
+              <w:t xml:space="preserve">A·e</w:t>
+            </w:r>
+            <w:r>
+              <w:rPr>
+                <w:rFonts w:ascii="Arial" w:hAnsi="Arial" w:cs="Arial"/>
+                <w:b w:val="0"/>
+                <w:i w:val="0"/>
+                <w:sz w:val="19"/>
+                <w:vertAlign w:val="superscript"/>
+              </w:rPr>
+              <w:t xml:space="preserve">αx</w:t>
             </w:r>
           </w:p>
         </w:tc>
@@ -3316,7 +3767,26 @@
                 <w:i w:val="0"/>
                 <w:sz w:val="19"/>
               </w:rPr>
-              <w:t>K·e^(αx)·sin(βx) atau cos</w:t>
+              <w:t xml:space="preserve">K·e</w:t>
+            </w:r>
+            <w:r>
+              <w:rPr>
+                <w:rFonts w:ascii="Arial" w:hAnsi="Arial" w:cs="Arial"/>
+                <w:b w:val="0"/>
+                <w:i w:val="0"/>
+                <w:sz w:val="19"/>
+                <w:vertAlign w:val="superscript"/>
+              </w:rPr>
+              <w:t xml:space="preserve">αx</w:t>
+            </w:r>
+            <w:r>
+              <w:rPr>
+                <w:rFonts w:ascii="Arial" w:hAnsi="Arial" w:cs="Arial"/>
+                <w:b w:val="0"/>
+                <w:i w:val="0"/>
+                <w:sz w:val="19"/>
+              </w:rPr>
+              <w:t xml:space="preserve">·sin(βx) atau cos</w:t>
             </w:r>
           </w:p>
         </w:tc>
@@ -3341,7 +3811,26 @@
                 <w:i w:val="0"/>
                 <w:sz w:val="19"/>
               </w:rPr>
-              <w:t>e^(αx)·[A·cos(βx) + B·sin(βx)]</w:t>
+              <w:t xml:space="preserve">e</w:t>
+            </w:r>
+            <w:r>
+              <w:rPr>
+                <w:rFonts w:ascii="Arial" w:hAnsi="Arial" w:cs="Arial"/>
+                <w:b w:val="0"/>
+                <w:i w:val="0"/>
+                <w:sz w:val="19"/>
+                <w:vertAlign w:val="superscript"/>
+              </w:rPr>
+              <w:t xml:space="preserve">αx</w:t>
+            </w:r>
+            <w:r>
+              <w:rPr>
+                <w:rFonts w:ascii="Arial" w:hAnsi="Arial" w:cs="Arial"/>
+                <w:b w:val="0"/>
+                <w:i w:val="0"/>
+                <w:sz w:val="19"/>
+              </w:rPr>
+              <w:t xml:space="preserve">·[A·cos(βx) + B·sin(βx)]</w:t>
             </w:r>
           </w:p>
         </w:tc>
@@ -3472,7 +3961,63 @@
           <w:i w:val="0"/>
           <w:sz w:val="22"/>
         </w:rPr>
-        <w:t>bila f(x)=f1(x)+f2(x)+..., pilih yp=yp1+yp2+..., dengan tiap komponen ditebak secara independen mengikuti Aturan 1 dan 2, lalu dijumlahkan di akhir.</w:t>
+        <w:t xml:space="preserve">bila f(x)=</w:t>
+      </w:r>
+      <w:r>
+        <w:rPr>
+          <w:rFonts w:ascii="Arial" w:hAnsi="Arial" w:cs="Arial"/>
+          <w:b w:val="0"/>
+          <w:i w:val="0"/>
+          <w:sz w:val="22"/>
+        </w:rPr>
+        <w:t xml:space="preserve">f</w:t>
+      </w:r>
+      <w:r>
+        <w:rPr>
+          <w:rFonts w:ascii="Arial" w:hAnsi="Arial" w:cs="Arial"/>
+          <w:b w:val="0"/>
+          <w:i w:val="0"/>
+          <w:sz w:val="22"/>
+          <w:vertAlign w:val="subscript"/>
+        </w:rPr>
+        <w:t xml:space="preserve">1</w:t>
+      </w:r>
+      <w:r>
+        <w:rPr>
+          <w:rFonts w:ascii="Arial" w:hAnsi="Arial" w:cs="Arial"/>
+          <w:b w:val="0"/>
+          <w:i w:val="0"/>
+          <w:sz w:val="22"/>
+        </w:rPr>
+        <w:t xml:space="preserve">(x)+</w:t>
+      </w:r>
+      <w:r>
+        <w:rPr>
+          <w:rFonts w:ascii="Arial" w:hAnsi="Arial" w:cs="Arial"/>
+          <w:b w:val="0"/>
+          <w:i w:val="0"/>
+          <w:sz w:val="22"/>
+        </w:rPr>
+        <w:t xml:space="preserve">f</w:t>
+      </w:r>
+      <w:r>
+        <w:rPr>
+          <w:rFonts w:ascii="Arial" w:hAnsi="Arial" w:cs="Arial"/>
+          <w:b w:val="0"/>
+          <w:i w:val="0"/>
+          <w:sz w:val="22"/>
+          <w:vertAlign w:val="subscript"/>
+        </w:rPr>
+        <w:t xml:space="preserve">2</w:t>
+      </w:r>
+      <w:r>
+        <w:rPr>
+          <w:rFonts w:ascii="Arial" w:hAnsi="Arial" w:cs="Arial"/>
+          <w:b w:val="0"/>
+          <w:i w:val="0"/>
+          <w:sz w:val="22"/>
+        </w:rPr>
+        <w:t xml:space="preserve">(x)+..., pilih yp=yp1+yp2+..., dengan tiap komponen ditebak secara independen mengikuti Aturan 1 dan 2, lalu dijumlahkan di akhir.</w:t>
       </w:r>
     </w:p>
     <w:p>
@@ -3577,7 +4122,54 @@
           <w:i w:val="0"/>
           <w:sz w:val="22"/>
         </w:rPr>
-        <w:t>Selesaikan y''-4y'+3y=6x²-7. Karakteristik: λ²-4λ+3=(λ-1)(λ-3)=0, sehingga λ=1,3 dan yh=c1e^x+c2e^(3x). Cek resonansi: f=6x²-7 polinomial, yh eksponensial, tidak overlap, aman pakai tebakan standar. Tebakan: yp=Ax²+Bx+C, dengan yp'=2Ax+B, yp''=2A. Substitusi ke PD: 2A-4(2Ax+B)+3(Ax²+Bx+C)=6x²-7, dikelompokkan menjadi 3A·x²+(3B-8A)·x+(2A-4B+3C)=6x²+0·x-7. Samakan koefisien: x² memberi 3A=6 sehingga A=2; x¹ memberi 3B-16=0 sehingga B=16/3; x⁰ memberi 4-64/3+3C=-7 sehingga C=31/9.</w:t>
+        <w:t xml:space="preserve">Selesaikan y''-4y'+3y=6x²-7. Karakteristik: λ²-4λ+3=(λ-1)(λ-3)=0, sehingga λ=1,3 dan yh=c1e</w:t>
+      </w:r>
+      <w:r>
+        <w:rPr>
+          <w:rFonts w:ascii="Arial" w:hAnsi="Arial" w:cs="Arial"/>
+          <w:b w:val="0"/>
+          <w:i w:val="0"/>
+          <w:sz w:val="22"/>
+          <w:vertAlign w:val="superscript"/>
+        </w:rPr>
+        <w:t xml:space="preserve">x</w:t>
+      </w:r>
+      <w:r>
+        <w:rPr>
+          <w:rFonts w:ascii="Arial" w:hAnsi="Arial" w:cs="Arial"/>
+          <w:b w:val="0"/>
+          <w:i w:val="0"/>
+          <w:sz w:val="22"/>
+        </w:rPr>
+        <w:t xml:space="preserve">+c2e</w:t>
+      </w:r>
+      <w:r>
+        <w:rPr>
+          <w:rFonts w:ascii="Arial" w:hAnsi="Arial" w:cs="Arial"/>
+          <w:b w:val="0"/>
+          <w:i w:val="0"/>
+          <w:sz w:val="22"/>
+          <w:vertAlign w:val="superscript"/>
+        </w:rPr>
+        <w:t xml:space="preserve">3x</w:t>
+      </w:r>
+      <w:r>
+        <w:rPr>
+          <w:rFonts w:ascii="Arial" w:hAnsi="Arial" w:cs="Arial"/>
+          <w:b w:val="0"/>
+          <w:i w:val="0"/>
+          <w:sz w:val="22"/>
+        </w:rPr>
+        <w:t xml:space="preserve">. Cek resonansi: f=6x²-7 polinomial, yh eksponensial, tidak overlap, aman pakai tebakan standar. Tebakan: yp=Ax²+Bx+C, dengan yp'=2Ax+B, yp''=2A. Substitusi ke PD: 2A-4(2Ax+B)+3(Ax²+Bx+C)=6x²-7, dikelompokkan menjadi 3A·x²+(3B-8A)·x+(2A-4B+3C)=6x²+0·x-7. Samakan koefisien: x² memberi 3A=6 sehingga A=2; x¹ memberi 3B-16=0 sehingga B=16/3; x⁰ memberi 4-64/3+3C=-7 sehingga C=31/9.</w:t>
+      </w:r>
+      <w:r>
+        <w:rPr>
+          <w:rFonts w:ascii="Arial" w:hAnsi="Arial" w:cs="Arial"/>
+          <w:b w:val="0"/>
+          <w:i w:val="0"/>
+          <w:sz w:val="22"/>
+        </w:rPr>
+        <w:t xml:space="preserve"> Bentuk ringkasnya dituliskan pada Persamaan (2).</w:t>
       </w:r>
     </w:p>
     <w:p>
@@ -3593,7 +4185,121 @@
           <w:color w:val="305496"/>
           <w:sz w:val="22"/>
         </w:rPr>
-        <w:t>✓ Solusi Total:   y(x) = c1·e^x + c2·e^(3x) + 2x² + (16/3)·x + 31/9</w:t>
+        <w:t xml:space="preserve">✓ Solusi Total:   y(x) = </w:t>
+      </w:r>
+      <w:r>
+        <w:rPr>
+          <w:rFonts w:ascii="Arial" w:hAnsi="Arial" w:cs="Arial"/>
+          <w:b/>
+          <w:i/>
+          <w:color w:val="305496"/>
+          <w:sz w:val="22"/>
+        </w:rPr>
+        <w:t xml:space="preserve">c</w:t>
+      </w:r>
+      <w:r>
+        <w:rPr>
+          <w:rFonts w:ascii="Arial" w:hAnsi="Arial" w:cs="Arial"/>
+          <w:b/>
+          <w:i/>
+          <w:color w:val="305496"/>
+          <w:sz w:val="22"/>
+          <w:vertAlign w:val="subscript"/>
+        </w:rPr>
+        <w:t xml:space="preserve">1</w:t>
+      </w:r>
+      <w:r>
+        <w:rPr>
+          <w:rFonts w:ascii="Arial" w:hAnsi="Arial" w:cs="Arial"/>
+          <w:b/>
+          <w:i/>
+          <w:color w:val="305496"/>
+          <w:sz w:val="22"/>
+        </w:rPr>
+        <w:t xml:space="preserve">·e</w:t>
+      </w:r>
+      <w:r>
+        <w:rPr>
+          <w:rFonts w:ascii="Arial" w:hAnsi="Arial" w:cs="Arial"/>
+          <w:b/>
+          <w:i/>
+          <w:color w:val="305496"/>
+          <w:sz w:val="22"/>
+          <w:vertAlign w:val="superscript"/>
+        </w:rPr>
+        <w:t xml:space="preserve">x</w:t>
+      </w:r>
+      <w:r>
+        <w:rPr>
+          <w:rFonts w:ascii="Arial" w:hAnsi="Arial" w:cs="Arial"/>
+          <w:b/>
+          <w:i/>
+          <w:color w:val="305496"/>
+          <w:sz w:val="22"/>
+        </w:rPr>
+        <w:t xml:space="preserve"> + </w:t>
+      </w:r>
+      <w:r>
+        <w:rPr>
+          <w:rFonts w:ascii="Arial" w:hAnsi="Arial" w:cs="Arial"/>
+          <w:b/>
+          <w:i/>
+          <w:color w:val="305496"/>
+          <w:sz w:val="22"/>
+        </w:rPr>
+        <w:t xml:space="preserve">c</w:t>
+      </w:r>
+      <w:r>
+        <w:rPr>
+          <w:rFonts w:ascii="Arial" w:hAnsi="Arial" w:cs="Arial"/>
+          <w:b/>
+          <w:i/>
+          <w:color w:val="305496"/>
+          <w:sz w:val="22"/>
+          <w:vertAlign w:val="subscript"/>
+        </w:rPr>
+        <w:t xml:space="preserve">2</w:t>
+      </w:r>
+      <w:r>
+        <w:rPr>
+          <w:rFonts w:ascii="Arial" w:hAnsi="Arial" w:cs="Arial"/>
+          <w:b/>
+          <w:i/>
+          <w:color w:val="305496"/>
+          <w:sz w:val="22"/>
+        </w:rPr>
+        <w:t xml:space="preserve">·e</w:t>
+      </w:r>
+      <w:r>
+        <w:rPr>
+          <w:rFonts w:ascii="Arial" w:hAnsi="Arial" w:cs="Arial"/>
+          <w:b/>
+          <w:i/>
+          <w:color w:val="305496"/>
+          <w:sz w:val="22"/>
+          <w:vertAlign w:val="superscript"/>
+        </w:rPr>
+        <w:t xml:space="preserve">3x</w:t>
+      </w:r>
+      <w:r>
+        <w:rPr>
+          <w:rFonts w:ascii="Arial" w:hAnsi="Arial" w:cs="Arial"/>
+          <w:b/>
+          <w:i/>
+          <w:color w:val="305496"/>
+          <w:sz w:val="22"/>
+        </w:rPr>
+        <w:t xml:space="preserve"> + 2x² + (16/3)·x + 31/9</w:t>
+      </w:r>
+      <w:r>
+        <w:rPr>
+          <w:rFonts w:ascii="Arial" w:hAnsi="Arial" w:cs="Arial"/>
+          <w:b/>
+          <w:i/>
+          <w:color w:val="305496"/>
+          <w:sz w:val="22"/>
+        </w:rPr>
+        <w:t xml:space="preserve">   (2)</w:t>
       </w:r>
     </w:p>
     <w:p>
@@ -3617,7 +4323,63 @@
           <w:i w:val="0"/>
           <w:sz w:val="22"/>
         </w:rPr>
-        <w:t>Kasus khusus muncul bila koefisien c=0 (PD tanpa suku y): pangkat tebakan polinomial harus dinaikkan satu derajat dengan mengalikan x, sebab tanpa suku c·y, pangkat tertinggi polinomial tidak bisa muncul di sisi kiri PD. Selesaikan y''-3y'=6x. Karakteristik λ²-3λ=λ(λ-3)=0 memberi λ=0,3, sehingga yh=c1+c2e^(3x). Tebakan normal Ax+B mengandung konstanta B yang beresonansi dengan c1 (sudah ada di yh), sehingga tebakan dinaikkan menjadi yp=x(Ax+B)=Ax²+Bx. Substitusi: 2A-3(2Ax+B)=6x, memberi -6A·x+(2A-3B)=6x+0. Samakan koefisien: x¹ memberi -6A=6 sehingga A=-1; x⁰ memberi 2A-3B=0 sehingga B=-2/3.</w:t>
+        <w:t xml:space="preserve">Kasus khusus muncul bila koefisien c=0 (PD tanpa suku y): pangkat tebakan polinomial harus dinaikkan satu derajat dengan mengalikan x, sebab tanpa suku c·y, pangkat tertinggi polinomial tidak bisa muncul di sisi kiri PD. Selesaikan y''-3y'=6x. Karakteristik λ²-3λ=λ(λ-3)=0 memberi λ=0,3, sehingga yh=</w:t>
+      </w:r>
+      <w:r>
+        <w:rPr>
+          <w:rFonts w:ascii="Arial" w:hAnsi="Arial" w:cs="Arial"/>
+          <w:b w:val="0"/>
+          <w:i w:val="0"/>
+          <w:sz w:val="22"/>
+        </w:rPr>
+        <w:t xml:space="preserve">c</w:t>
+      </w:r>
+      <w:r>
+        <w:rPr>
+          <w:rFonts w:ascii="Arial" w:hAnsi="Arial" w:cs="Arial"/>
+          <w:b w:val="0"/>
+          <w:i w:val="0"/>
+          <w:sz w:val="22"/>
+          <w:vertAlign w:val="subscript"/>
+        </w:rPr>
+        <w:t xml:space="preserve">1</w:t>
+      </w:r>
+      <w:r>
+        <w:rPr>
+          <w:rFonts w:ascii="Arial" w:hAnsi="Arial" w:cs="Arial"/>
+          <w:b w:val="0"/>
+          <w:i w:val="0"/>
+          <w:sz w:val="22"/>
+        </w:rPr>
+        <w:t xml:space="preserve">+c2e</w:t>
+      </w:r>
+      <w:r>
+        <w:rPr>
+          <w:rFonts w:ascii="Arial" w:hAnsi="Arial" w:cs="Arial"/>
+          <w:b w:val="0"/>
+          <w:i w:val="0"/>
+          <w:sz w:val="22"/>
+          <w:vertAlign w:val="superscript"/>
+        </w:rPr>
+        <w:t xml:space="preserve">3x</w:t>
+      </w:r>
+      <w:r>
+        <w:rPr>
+          <w:rFonts w:ascii="Arial" w:hAnsi="Arial" w:cs="Arial"/>
+          <w:b w:val="0"/>
+          <w:i w:val="0"/>
+          <w:sz w:val="22"/>
+        </w:rPr>
+        <w:t xml:space="preserve">. Tebakan normal Ax+B mengandung konstanta B yang beresonansi dengan c1 (sudah ada di yh), sehingga tebakan dinaikkan menjadi yp=x(Ax+B)=Ax²+Bx. Substitusi: 2A-3(2Ax+B)=6x, memberi -6A·x+(2A-3B)=6x+0. Samakan koefisien: x¹ memberi -6A=6 sehingga A=-1; x⁰ memberi 2A-3B=0 sehingga B=-2/3.</w:t>
+      </w:r>
+      <w:r>
+        <w:rPr>
+          <w:rFonts w:ascii="Arial" w:hAnsi="Arial" w:cs="Arial"/>
+          <w:b w:val="0"/>
+          <w:i w:val="0"/>
+          <w:sz w:val="22"/>
+        </w:rPr>
+        <w:t xml:space="preserve"> Persamaan (3) memadatkan aturan tersebut.</w:t>
       </w:r>
     </w:p>
     <w:p>
@@ -3633,7 +4395,100 @@
           <w:color w:val="305496"/>
           <w:sz w:val="22"/>
         </w:rPr>
-        <w:t>✓ Solusi Total:   y(x) = c1 + c2·e^(3x) - x² - (2/3)·x</w:t>
+        <w:t xml:space="preserve">✓ Solusi Total:   y(x) = </w:t>
+      </w:r>
+      <w:r>
+        <w:rPr>
+          <w:rFonts w:ascii="Arial" w:hAnsi="Arial" w:cs="Arial"/>
+          <w:b/>
+          <w:i/>
+          <w:color w:val="305496"/>
+          <w:sz w:val="22"/>
+        </w:rPr>
+        <w:t xml:space="preserve">c</w:t>
+      </w:r>
+      <w:r>
+        <w:rPr>
+          <w:rFonts w:ascii="Arial" w:hAnsi="Arial" w:cs="Arial"/>
+          <w:b/>
+          <w:i/>
+          <w:color w:val="305496"/>
+          <w:sz w:val="22"/>
+          <w:vertAlign w:val="subscript"/>
+        </w:rPr>
+        <w:t xml:space="preserve">1</w:t>
+      </w:r>
+      <w:r>
+        <w:rPr>
+          <w:rFonts w:ascii="Arial" w:hAnsi="Arial" w:cs="Arial"/>
+          <w:b/>
+          <w:i/>
+          <w:color w:val="305496"/>
+          <w:sz w:val="22"/>
+        </w:rPr>
+        <w:t xml:space="preserve"> + </w:t>
+      </w:r>
+      <w:r>
+        <w:rPr>
+          <w:rFonts w:ascii="Arial" w:hAnsi="Arial" w:cs="Arial"/>
+          <w:b/>
+          <w:i/>
+          <w:color w:val="305496"/>
+          <w:sz w:val="22"/>
+        </w:rPr>
+        <w:t xml:space="preserve">c</w:t>
+      </w:r>
+      <w:r>
+        <w:rPr>
+          <w:rFonts w:ascii="Arial" w:hAnsi="Arial" w:cs="Arial"/>
+          <w:b/>
+          <w:i/>
+          <w:color w:val="305496"/>
+          <w:sz w:val="22"/>
+          <w:vertAlign w:val="subscript"/>
+        </w:rPr>
+        <w:t xml:space="preserve">2</w:t>
+      </w:r>
+      <w:r>
+        <w:rPr>
+          <w:rFonts w:ascii="Arial" w:hAnsi="Arial" w:cs="Arial"/>
+          <w:b/>
+          <w:i/>
+          <w:color w:val="305496"/>
+          <w:sz w:val="22"/>
+        </w:rPr>
+        <w:t xml:space="preserve">·e</w:t>
+      </w:r>
+      <w:r>
+        <w:rPr>
+          <w:rFonts w:ascii="Arial" w:hAnsi="Arial" w:cs="Arial"/>
+          <w:b/>
+          <w:i/>
+          <w:color w:val="305496"/>
+          <w:sz w:val="22"/>
+          <w:vertAlign w:val="superscript"/>
+        </w:rPr>
+        <w:t xml:space="preserve">3x</w:t>
+      </w:r>
+      <w:r>
+        <w:rPr>
+          <w:rFonts w:ascii="Arial" w:hAnsi="Arial" w:cs="Arial"/>
+          <w:b/>
+          <w:i/>
+          <w:color w:val="305496"/>
+          <w:sz w:val="22"/>
+        </w:rPr>
+        <w:t xml:space="preserve"> - x² - (2/3)·x</w:t>
+      </w:r>
+      <w:r>
+        <w:rPr>
+          <w:rFonts w:ascii="Arial" w:hAnsi="Arial" w:cs="Arial"/>
+          <w:b/>
+          <w:i/>
+          <w:color w:val="305496"/>
+          <w:sz w:val="22"/>
+        </w:rPr>
+        <w:t xml:space="preserve">   (3)</w:t>
       </w:r>
     </w:p>
     <w:p>
@@ -3657,7 +4512,241 @@
           <w:i w:val="0"/>
           <w:sz w:val="22"/>
         </w:rPr>
-        <w:t>Aturan polinomial UC tidak terbatas pada PD orde dua saja, melainkan berlaku sama persis di orde-n, hanya jumlah turunan dan akar karakteristik yang bertambah. Sebagai verifikasi, selesaikan y'''-2y''-5y'+6y=12x³-2x-8. Karakteristik λ³-2λ²-5λ+6=(λ-1)(λ-3)(λ+2)=0 memberi λ=1,3,-2, sehingga yh=c1e^x+c2e^(3x)+c3e^(-2x). Tebakan yp=k3x³+k2x²+k1x+k0, dengan turunan yp'=3k3x²+2k2x+k1, yp''=6k3x+2k2, yp'''=6k3. Samakan koefisien pangkat x setelah substitusi: x³ memberi 6k3=12 sehingga k3=2; x² memberi -15k3+6k2=0 sehingga k2=5; x¹ memberi -12k2-10k1+6k1=-2 sehingga k1=12; x⁰ memberi 6k3-4k2-5k1+6k0=-8 sehingga k0=10.</w:t>
+        <w:t xml:space="preserve">Aturan polinomial UC tidak terbatas pada PD orde dua saja, melainkan berlaku sama persis di orde-n, hanya jumlah turunan dan akar karakteristik yang bertambah. Sebagai verifikasi, selesaikan y'''-2y''-5y'+6y=12x³-2x-8. Karakteristik λ³-2λ²-5λ+6=(λ-1)(λ-3)(λ+2)=0 memberi λ=1,3,-2, sehingga yh=c1e</w:t>
+      </w:r>
+      <w:r>
+        <w:rPr>
+          <w:rFonts w:ascii="Arial" w:hAnsi="Arial" w:cs="Arial"/>
+          <w:b w:val="0"/>
+          <w:i w:val="0"/>
+          <w:sz w:val="22"/>
+          <w:vertAlign w:val="superscript"/>
+        </w:rPr>
+        <w:t xml:space="preserve">x</w:t>
+      </w:r>
+      <w:r>
+        <w:rPr>
+          <w:rFonts w:ascii="Arial" w:hAnsi="Arial" w:cs="Arial"/>
+          <w:b w:val="0"/>
+          <w:i w:val="0"/>
+          <w:sz w:val="22"/>
+        </w:rPr>
+        <w:t xml:space="preserve">+c2e</w:t>
+      </w:r>
+      <w:r>
+        <w:rPr>
+          <w:rFonts w:ascii="Arial" w:hAnsi="Arial" w:cs="Arial"/>
+          <w:b w:val="0"/>
+          <w:i w:val="0"/>
+          <w:sz w:val="22"/>
+          <w:vertAlign w:val="superscript"/>
+        </w:rPr>
+        <w:t xml:space="preserve">3x</w:t>
+      </w:r>
+      <w:r>
+        <w:rPr>
+          <w:rFonts w:ascii="Arial" w:hAnsi="Arial" w:cs="Arial"/>
+          <w:b w:val="0"/>
+          <w:i w:val="0"/>
+          <w:sz w:val="22"/>
+        </w:rPr>
+        <w:t xml:space="preserve">+c3e</w:t>
+      </w:r>
+      <w:r>
+        <w:rPr>
+          <w:rFonts w:ascii="Arial" w:hAnsi="Arial" w:cs="Arial"/>
+          <w:b w:val="0"/>
+          <w:i w:val="0"/>
+          <w:sz w:val="22"/>
+          <w:vertAlign w:val="superscript"/>
+        </w:rPr>
+        <w:t xml:space="preserve">-2x</w:t>
+      </w:r>
+      <w:r>
+        <w:rPr>
+          <w:rFonts w:ascii="Arial" w:hAnsi="Arial" w:cs="Arial"/>
+          <w:b w:val="0"/>
+          <w:i w:val="0"/>
+          <w:sz w:val="22"/>
+        </w:rPr>
+        <w:t xml:space="preserve">. Tebakan yp=k3x³+k2x²+k1x+</w:t>
+      </w:r>
+      <w:r>
+        <w:rPr>
+          <w:rFonts w:ascii="Arial" w:hAnsi="Arial" w:cs="Arial"/>
+          <w:b w:val="0"/>
+          <w:i w:val="0"/>
+          <w:sz w:val="22"/>
+        </w:rPr>
+        <w:t xml:space="preserve">k</w:t>
+      </w:r>
+      <w:r>
+        <w:rPr>
+          <w:rFonts w:ascii="Arial" w:hAnsi="Arial" w:cs="Arial"/>
+          <w:b w:val="0"/>
+          <w:i w:val="0"/>
+          <w:sz w:val="22"/>
+          <w:vertAlign w:val="subscript"/>
+        </w:rPr>
+        <w:t xml:space="preserve">0</w:t>
+      </w:r>
+      <w:r>
+        <w:rPr>
+          <w:rFonts w:ascii="Arial" w:hAnsi="Arial" w:cs="Arial"/>
+          <w:b w:val="0"/>
+          <w:i w:val="0"/>
+          <w:sz w:val="22"/>
+        </w:rPr>
+        <w:t xml:space="preserve">, dengan turunan yp'=3k3x²+2k2x+</w:t>
+      </w:r>
+      <w:r>
+        <w:rPr>
+          <w:rFonts w:ascii="Arial" w:hAnsi="Arial" w:cs="Arial"/>
+          <w:b w:val="0"/>
+          <w:i w:val="0"/>
+          <w:sz w:val="22"/>
+        </w:rPr>
+        <w:t xml:space="preserve">k</w:t>
+      </w:r>
+      <w:r>
+        <w:rPr>
+          <w:rFonts w:ascii="Arial" w:hAnsi="Arial" w:cs="Arial"/>
+          <w:b w:val="0"/>
+          <w:i w:val="0"/>
+          <w:sz w:val="22"/>
+          <w:vertAlign w:val="subscript"/>
+        </w:rPr>
+        <w:t xml:space="preserve">1</w:t>
+      </w:r>
+      <w:r>
+        <w:rPr>
+          <w:rFonts w:ascii="Arial" w:hAnsi="Arial" w:cs="Arial"/>
+          <w:b w:val="0"/>
+          <w:i w:val="0"/>
+          <w:sz w:val="22"/>
+        </w:rPr>
+        <w:t xml:space="preserve">, yp''=6k3x+2k2, yp'''=6k3. Samakan koefisien pangkat x setelah substitusi: x³ memberi 6k3=12 sehingga </w:t>
+      </w:r>
+      <w:r>
+        <w:rPr>
+          <w:rFonts w:ascii="Arial" w:hAnsi="Arial" w:cs="Arial"/>
+          <w:b w:val="0"/>
+          <w:i w:val="0"/>
+          <w:sz w:val="22"/>
+        </w:rPr>
+        <w:t xml:space="preserve">k</w:t>
+      </w:r>
+      <w:r>
+        <w:rPr>
+          <w:rFonts w:ascii="Arial" w:hAnsi="Arial" w:cs="Arial"/>
+          <w:b w:val="0"/>
+          <w:i w:val="0"/>
+          <w:sz w:val="22"/>
+          <w:vertAlign w:val="subscript"/>
+        </w:rPr>
+        <w:t xml:space="preserve">3</w:t>
+      </w:r>
+      <w:r>
+        <w:rPr>
+          <w:rFonts w:ascii="Arial" w:hAnsi="Arial" w:cs="Arial"/>
+          <w:b w:val="0"/>
+          <w:i w:val="0"/>
+          <w:sz w:val="22"/>
+        </w:rPr>
+        <w:t xml:space="preserve">=2; x² memberi -15k3+6k2=0 sehingga </w:t>
+      </w:r>
+      <w:r>
+        <w:rPr>
+          <w:rFonts w:ascii="Arial" w:hAnsi="Arial" w:cs="Arial"/>
+          <w:b w:val="0"/>
+          <w:i w:val="0"/>
+          <w:sz w:val="22"/>
+        </w:rPr>
+        <w:t xml:space="preserve">k</w:t>
+      </w:r>
+      <w:r>
+        <w:rPr>
+          <w:rFonts w:ascii="Arial" w:hAnsi="Arial" w:cs="Arial"/>
+          <w:b w:val="0"/>
+          <w:i w:val="0"/>
+          <w:sz w:val="22"/>
+          <w:vertAlign w:val="subscript"/>
+        </w:rPr>
+        <w:t xml:space="preserve">2</w:t>
+      </w:r>
+      <w:r>
+        <w:rPr>
+          <w:rFonts w:ascii="Arial" w:hAnsi="Arial" w:cs="Arial"/>
+          <w:b w:val="0"/>
+          <w:i w:val="0"/>
+          <w:sz w:val="22"/>
+        </w:rPr>
+        <w:t xml:space="preserve">=5; x¹ memberi -12k2-10k1+6k1=-2 sehingga </w:t>
+      </w:r>
+      <w:r>
+        <w:rPr>
+          <w:rFonts w:ascii="Arial" w:hAnsi="Arial" w:cs="Arial"/>
+          <w:b w:val="0"/>
+          <w:i w:val="0"/>
+          <w:sz w:val="22"/>
+        </w:rPr>
+        <w:t xml:space="preserve">k</w:t>
+      </w:r>
+      <w:r>
+        <w:rPr>
+          <w:rFonts w:ascii="Arial" w:hAnsi="Arial" w:cs="Arial"/>
+          <w:b w:val="0"/>
+          <w:i w:val="0"/>
+          <w:sz w:val="22"/>
+          <w:vertAlign w:val="subscript"/>
+        </w:rPr>
+        <w:t xml:space="preserve">1</w:t>
+      </w:r>
+      <w:r>
+        <w:rPr>
+          <w:rFonts w:ascii="Arial" w:hAnsi="Arial" w:cs="Arial"/>
+          <w:b w:val="0"/>
+          <w:i w:val="0"/>
+          <w:sz w:val="22"/>
+        </w:rPr>
+        <w:t xml:space="preserve">=12; x⁰ memberi 6k3-4k2-5k1+6k0=-8 sehingga </w:t>
+      </w:r>
+      <w:r>
+        <w:rPr>
+          <w:rFonts w:ascii="Arial" w:hAnsi="Arial" w:cs="Arial"/>
+          <w:b w:val="0"/>
+          <w:i w:val="0"/>
+          <w:sz w:val="22"/>
+        </w:rPr>
+        <w:t xml:space="preserve">k</w:t>
+      </w:r>
+      <w:r>
+        <w:rPr>
+          <w:rFonts w:ascii="Arial" w:hAnsi="Arial" w:cs="Arial"/>
+          <w:b w:val="0"/>
+          <w:i w:val="0"/>
+          <w:sz w:val="22"/>
+          <w:vertAlign w:val="subscript"/>
+        </w:rPr>
+        <w:t xml:space="preserve">0</w:t>
+      </w:r>
+      <w:r>
+        <w:rPr>
+          <w:rFonts w:ascii="Arial" w:hAnsi="Arial" w:cs="Arial"/>
+          <w:b w:val="0"/>
+          <w:i w:val="0"/>
+          <w:sz w:val="22"/>
+        </w:rPr>
+        <w:t xml:space="preserve">=10.</w:t>
+      </w:r>
+      <w:r>
+        <w:rPr>
+          <w:rFonts w:ascii="Arial" w:hAnsi="Arial" w:cs="Arial"/>
+          <w:b w:val="0"/>
+          <w:i w:val="0"/>
+          <w:sz w:val="22"/>
+        </w:rPr>
+        <w:t xml:space="preserve"> Rangkuman kuantitatifnya tertulis pada Persamaan (4).</w:t>
       </w:r>
     </w:p>
     <w:p>
@@ -3673,7 +4762,173 @@
           <w:color w:val="305496"/>
           <w:sz w:val="22"/>
         </w:rPr>
-        <w:t>✓ Solusi Total:   y(x) = c1·e^x + c2·e^(3x) + c3·e^(-2x) + 2x³ + 5x² + 12x + 10</w:t>
+        <w:t xml:space="preserve">✓ Solusi Total:   y(x) = </w:t>
+      </w:r>
+      <w:r>
+        <w:rPr>
+          <w:rFonts w:ascii="Arial" w:hAnsi="Arial" w:cs="Arial"/>
+          <w:b/>
+          <w:i/>
+          <w:color w:val="305496"/>
+          <w:sz w:val="22"/>
+        </w:rPr>
+        <w:t xml:space="preserve">c</w:t>
+      </w:r>
+      <w:r>
+        <w:rPr>
+          <w:rFonts w:ascii="Arial" w:hAnsi="Arial" w:cs="Arial"/>
+          <w:b/>
+          <w:i/>
+          <w:color w:val="305496"/>
+          <w:sz w:val="22"/>
+          <w:vertAlign w:val="subscript"/>
+        </w:rPr>
+        <w:t xml:space="preserve">1</w:t>
+      </w:r>
+      <w:r>
+        <w:rPr>
+          <w:rFonts w:ascii="Arial" w:hAnsi="Arial" w:cs="Arial"/>
+          <w:b/>
+          <w:i/>
+          <w:color w:val="305496"/>
+          <w:sz w:val="22"/>
+        </w:rPr>
+        <w:t xml:space="preserve">·e</w:t>
+      </w:r>
+      <w:r>
+        <w:rPr>
+          <w:rFonts w:ascii="Arial" w:hAnsi="Arial" w:cs="Arial"/>
+          <w:b/>
+          <w:i/>
+          <w:color w:val="305496"/>
+          <w:sz w:val="22"/>
+          <w:vertAlign w:val="superscript"/>
+        </w:rPr>
+        <w:t xml:space="preserve">x</w:t>
+      </w:r>
+      <w:r>
+        <w:rPr>
+          <w:rFonts w:ascii="Arial" w:hAnsi="Arial" w:cs="Arial"/>
+          <w:b/>
+          <w:i/>
+          <w:color w:val="305496"/>
+          <w:sz w:val="22"/>
+        </w:rPr>
+        <w:t xml:space="preserve"> + </w:t>
+      </w:r>
+      <w:r>
+        <w:rPr>
+          <w:rFonts w:ascii="Arial" w:hAnsi="Arial" w:cs="Arial"/>
+          <w:b/>
+          <w:i/>
+          <w:color w:val="305496"/>
+          <w:sz w:val="22"/>
+        </w:rPr>
+        <w:t xml:space="preserve">c</w:t>
+      </w:r>
+      <w:r>
+        <w:rPr>
+          <w:rFonts w:ascii="Arial" w:hAnsi="Arial" w:cs="Arial"/>
+          <w:b/>
+          <w:i/>
+          <w:color w:val="305496"/>
+          <w:sz w:val="22"/>
+          <w:vertAlign w:val="subscript"/>
+        </w:rPr>
+        <w:t xml:space="preserve">2</w:t>
+      </w:r>
+      <w:r>
+        <w:rPr>
+          <w:rFonts w:ascii="Arial" w:hAnsi="Arial" w:cs="Arial"/>
+          <w:b/>
+          <w:i/>
+          <w:color w:val="305496"/>
+          <w:sz w:val="22"/>
+        </w:rPr>
+        <w:t xml:space="preserve">·e</w:t>
+      </w:r>
+      <w:r>
+        <w:rPr>
+          <w:rFonts w:ascii="Arial" w:hAnsi="Arial" w:cs="Arial"/>
+          <w:b/>
+          <w:i/>
+          <w:color w:val="305496"/>
+          <w:sz w:val="22"/>
+          <w:vertAlign w:val="superscript"/>
+        </w:rPr>
+        <w:t xml:space="preserve">3x</w:t>
+      </w:r>
+      <w:r>
+        <w:rPr>
+          <w:rFonts w:ascii="Arial" w:hAnsi="Arial" w:cs="Arial"/>
+          <w:b/>
+          <w:i/>
+          <w:color w:val="305496"/>
+          <w:sz w:val="22"/>
+        </w:rPr>
+        <w:t xml:space="preserve"> + </w:t>
+      </w:r>
+      <w:r>
+        <w:rPr>
+          <w:rFonts w:ascii="Arial" w:hAnsi="Arial" w:cs="Arial"/>
+          <w:b/>
+          <w:i/>
+          <w:color w:val="305496"/>
+          <w:sz w:val="22"/>
+        </w:rPr>
+        <w:t xml:space="preserve">c</w:t>
+      </w:r>
+      <w:r>
+        <w:rPr>
+          <w:rFonts w:ascii="Arial" w:hAnsi="Arial" w:cs="Arial"/>
+          <w:b/>
+          <w:i/>
+          <w:color w:val="305496"/>
+          <w:sz w:val="22"/>
+          <w:vertAlign w:val="subscript"/>
+        </w:rPr>
+        <w:t xml:space="preserve">3</w:t>
+      </w:r>
+      <w:r>
+        <w:rPr>
+          <w:rFonts w:ascii="Arial" w:hAnsi="Arial" w:cs="Arial"/>
+          <w:b/>
+          <w:i/>
+          <w:color w:val="305496"/>
+          <w:sz w:val="22"/>
+        </w:rPr>
+        <w:t xml:space="preserve">·e</w:t>
+      </w:r>
+      <w:r>
+        <w:rPr>
+          <w:rFonts w:ascii="Arial" w:hAnsi="Arial" w:cs="Arial"/>
+          <w:b/>
+          <w:i/>
+          <w:color w:val="305496"/>
+          <w:sz w:val="22"/>
+          <w:vertAlign w:val="superscript"/>
+        </w:rPr>
+        <w:t xml:space="preserve">-2x</w:t>
+      </w:r>
+      <w:r>
+        <w:rPr>
+          <w:rFonts w:ascii="Arial" w:hAnsi="Arial" w:cs="Arial"/>
+          <w:b/>
+          <w:i/>
+          <w:color w:val="305496"/>
+          <w:sz w:val="22"/>
+        </w:rPr>
+        <w:t xml:space="preserve"> + 2x³ + 5x² + 12x + 10</w:t>
+      </w:r>
+      <w:r>
+        <w:rPr>
+          <w:rFonts w:ascii="Arial" w:hAnsi="Arial" w:cs="Arial"/>
+          <w:b/>
+          <w:i/>
+          <w:color w:val="305496"/>
+          <w:sz w:val="22"/>
+        </w:rPr>
+        <w:t xml:space="preserve">   (4)</w:t>
       </w:r>
     </w:p>
     <w:p>
@@ -3720,7 +4975,111 @@
           <w:i w:val="0"/>
           <w:sz w:val="22"/>
         </w:rPr>
-        <w:t>Dua bentuk f(x) yang paling sering muncul dalam aplikasi engineering, setelah polinomial, adalah eksponensial e^(αx) (peluruhan, pertumbuhan, RC discharge) dan trigonometri sin(βx), cos(βx) (eksitasi harmonik, sumber AC). Bila f=K·e^(αx), tebak yp=A·e^(αx); substitusi memberi (aα²+bα+c)·A·e^(αx)=K·e^(αx), sehingga A=K/(aα²+bα+c)=K/P(α), dengan P(α) adalah nilai polinomial karakteristik di r=α. Perhatikan bahwa penyebut inilah yang menjadi nol tepat ketika α adalah akar karakteristik, penyebab langsung kasus resonansi yang dibahas pada bagian berikutnya.</w:t>
+        <w:t xml:space="preserve">Dua bentuk f(x) yang paling sering muncul dalam aplikasi engineering, setelah polinomial, adalah eksponensial e</w:t>
+      </w:r>
+      <w:r>
+        <w:rPr>
+          <w:rFonts w:ascii="Arial" w:hAnsi="Arial" w:cs="Arial"/>
+          <w:b w:val="0"/>
+          <w:i w:val="0"/>
+          <w:sz w:val="22"/>
+          <w:vertAlign w:val="superscript"/>
+        </w:rPr>
+        <w:t xml:space="preserve">αx</w:t>
+      </w:r>
+      <w:r>
+        <w:rPr>
+          <w:rFonts w:ascii="Arial" w:hAnsi="Arial" w:cs="Arial"/>
+          <w:b w:val="0"/>
+          <w:i w:val="0"/>
+          <w:sz w:val="22"/>
+        </w:rPr>
+        <w:t xml:space="preserve"> (peluruhan, pertumbuhan, RC discharge) dan trigonometri sin(βx), cos(βx) (eksitasi harmonik, sumber AC). Bila f=K·e</w:t>
+      </w:r>
+      <w:r>
+        <w:rPr>
+          <w:rFonts w:ascii="Arial" w:hAnsi="Arial" w:cs="Arial"/>
+          <w:b w:val="0"/>
+          <w:i w:val="0"/>
+          <w:sz w:val="22"/>
+          <w:vertAlign w:val="superscript"/>
+        </w:rPr>
+        <w:t xml:space="preserve">αx</w:t>
+      </w:r>
+      <w:r>
+        <w:rPr>
+          <w:rFonts w:ascii="Arial" w:hAnsi="Arial" w:cs="Arial"/>
+          <w:b w:val="0"/>
+          <w:i w:val="0"/>
+          <w:sz w:val="22"/>
+        </w:rPr>
+        <w:t xml:space="preserve">, tebak yp=A·e</w:t>
+      </w:r>
+      <w:r>
+        <w:rPr>
+          <w:rFonts w:ascii="Arial" w:hAnsi="Arial" w:cs="Arial"/>
+          <w:b w:val="0"/>
+          <w:i w:val="0"/>
+          <w:sz w:val="22"/>
+          <w:vertAlign w:val="superscript"/>
+        </w:rPr>
+        <w:t xml:space="preserve">αx</w:t>
+      </w:r>
+      <w:r>
+        <w:rPr>
+          <w:rFonts w:ascii="Arial" w:hAnsi="Arial" w:cs="Arial"/>
+          <w:b w:val="0"/>
+          <w:i w:val="0"/>
+          <w:sz w:val="22"/>
+        </w:rPr>
+        <w:t xml:space="preserve">; substitusi memberi (aα²+bα+c)·A·e</w:t>
+      </w:r>
+      <w:r>
+        <w:rPr>
+          <w:rFonts w:ascii="Arial" w:hAnsi="Arial" w:cs="Arial"/>
+          <w:b w:val="0"/>
+          <w:i w:val="0"/>
+          <w:sz w:val="22"/>
+          <w:vertAlign w:val="superscript"/>
+        </w:rPr>
+        <w:t xml:space="preserve">αx</w:t>
+      </w:r>
+      <w:r>
+        <w:rPr>
+          <w:rFonts w:ascii="Arial" w:hAnsi="Arial" w:cs="Arial"/>
+          <w:b w:val="0"/>
+          <w:i w:val="0"/>
+          <w:sz w:val="22"/>
+        </w:rPr>
+        <w:t xml:space="preserve">=K·e</w:t>
+      </w:r>
+      <w:r>
+        <w:rPr>
+          <w:rFonts w:ascii="Arial" w:hAnsi="Arial" w:cs="Arial"/>
+          <w:b w:val="0"/>
+          <w:i w:val="0"/>
+          <w:sz w:val="22"/>
+          <w:vertAlign w:val="superscript"/>
+        </w:rPr>
+        <w:t xml:space="preserve">αx</w:t>
+      </w:r>
+      <w:r>
+        <w:rPr>
+          <w:rFonts w:ascii="Arial" w:hAnsi="Arial" w:cs="Arial"/>
+          <w:b w:val="0"/>
+          <w:i w:val="0"/>
+          <w:sz w:val="22"/>
+        </w:rPr>
+        <w:t xml:space="preserve">, sehingga A=K/(aα²+bα+c)=K/P(α), dengan P(α) adalah nilai polinomial karakteristik di r=α. Perhatikan bahwa penyebut inilah yang menjadi nol tepat ketika α adalah akar karakteristik, penyebab langsung kasus resonansi yang dibahas pada bagian berikutnya.</w:t>
+      </w:r>
+      <w:r>
+        <w:rPr>
+          <w:rFonts w:ascii="Arial" w:hAnsi="Arial" w:cs="Arial"/>
+          <w:b w:val="0"/>
+          <w:i w:val="0"/>
+          <w:sz w:val="22"/>
+        </w:rPr>
+        <w:t xml:space="preserve"> Hubungan ini dirangkum dalam Persamaan (5).</w:t>
       </w:r>
     </w:p>
     <w:p>
@@ -3736,7 +5095,59 @@
           <w:color w:val="305496"/>
           <w:sz w:val="22"/>
         </w:rPr>
-        <w:t>f = K·e^(αx)  ⟹  yp = A·e^(αx),   A = K / (aα² + bα + c)</w:t>
+        <w:t xml:space="preserve">f = K·e</w:t>
+      </w:r>
+      <w:r>
+        <w:rPr>
+          <w:rFonts w:ascii="Arial" w:hAnsi="Arial" w:cs="Arial"/>
+          <w:b/>
+          <w:i/>
+          <w:color w:val="305496"/>
+          <w:sz w:val="22"/>
+          <w:vertAlign w:val="superscript"/>
+        </w:rPr>
+        <w:t xml:space="preserve">αx</w:t>
+      </w:r>
+      <w:r>
+        <w:rPr>
+          <w:rFonts w:ascii="Arial" w:hAnsi="Arial" w:cs="Arial"/>
+          <w:b/>
+          <w:i/>
+          <w:color w:val="305496"/>
+          <w:sz w:val="22"/>
+        </w:rPr>
+        <w:t xml:space="preserve">  ⟹  yp = A·e</w:t>
+      </w:r>
+      <w:r>
+        <w:rPr>
+          <w:rFonts w:ascii="Arial" w:hAnsi="Arial" w:cs="Arial"/>
+          <w:b/>
+          <w:i/>
+          <w:color w:val="305496"/>
+          <w:sz w:val="22"/>
+          <w:vertAlign w:val="superscript"/>
+        </w:rPr>
+        <w:t xml:space="preserve">αx</w:t>
+      </w:r>
+      <w:r>
+        <w:rPr>
+          <w:rFonts w:ascii="Arial" w:hAnsi="Arial" w:cs="Arial"/>
+          <w:b/>
+          <w:i/>
+          <w:color w:val="305496"/>
+          <w:sz w:val="22"/>
+        </w:rPr>
+        <w:t xml:space="preserve">,   A = K / (aα² + bα + c)</w:t>
+      </w:r>
+      <w:r>
+        <w:rPr>
+          <w:rFonts w:ascii="Arial" w:hAnsi="Arial" w:cs="Arial"/>
+          <w:b/>
+          <w:i/>
+          <w:color w:val="305496"/>
+          <w:sz w:val="22"/>
+        </w:rPr>
+        <w:t xml:space="preserve">   (5)</w:t>
       </w:r>
     </w:p>
     <w:p>
@@ -3762,6 +5173,15 @@
         </w:rPr>
         <w:t>Bila f=K·sin(βx) atau K·cos(βx), tebakan harus mengandung KEDUANYA cos dan sin sekaligus, yp=A·cos(βx)+B·sin(βx), meski f hanya mengandung salah satunya. Sebab turunan sin dan cos saling bertukar tanda dan bentuk (turunan sin adalah cos, turunan cos adalah -sin), sehingga substitusi PD selalu menghasilkan campuran cos dan sin di ruas kiri; tebakan hanya satu suku (misalnya hanya A·cos) tidak akan pernah cukup untuk menyamakan kedua sisi.</w:t>
       </w:r>
+      <w:r>
+        <w:rPr>
+          <w:rFonts w:ascii="Arial" w:hAnsi="Arial" w:cs="Arial"/>
+          <w:b w:val="0"/>
+          <w:i w:val="0"/>
+          <w:sz w:val="22"/>
+        </w:rPr>
+        <w:t xml:space="preserve"> Bentuk ringkasnya dituliskan pada Persamaan (6).</w:t>
+      </w:r>
     </w:p>
     <w:p>
       <w:pPr>
@@ -3778,6 +5198,16 @@
         </w:rPr>
         <w:t>f = K·sin(βx) atau K·cos(βx)  ⟹  yp = A·cos(βx) + B·sin(βx)</w:t>
       </w:r>
+      <w:r>
+        <w:rPr>
+          <w:rFonts w:ascii="Arial" w:hAnsi="Arial" w:cs="Arial"/>
+          <w:b/>
+          <w:i/>
+          <w:color w:val="305496"/>
+          <w:sz w:val="22"/>
+        </w:rPr>
+        <w:t xml:space="preserve">   (6)</w:t>
+      </w:r>
     </w:p>
     <w:p>
       <w:pPr>
@@ -3800,7 +5230,111 @@
           <w:i w:val="0"/>
           <w:sz w:val="22"/>
         </w:rPr>
-        <w:t>Selesaikan y''-3y'+2y=5e^(4x). Karakteristik λ²-3λ+2=(λ-1)(λ-2)=0 memberi λ=1,2, sehingga yh=c1e^x+c2e^(2x). Cek resonansi: α=4 dari f=5e^(4x) bukan anggota {1,2}, aman. Tebakan yp=A·e^(4x), substitusi memberi (16-12+2)A=5, sehingga A=5/6.</w:t>
+        <w:t xml:space="preserve">Selesaikan y''-3y'+2y=5e</w:t>
+      </w:r>
+      <w:r>
+        <w:rPr>
+          <w:rFonts w:ascii="Arial" w:hAnsi="Arial" w:cs="Arial"/>
+          <w:b w:val="0"/>
+          <w:i w:val="0"/>
+          <w:sz w:val="22"/>
+          <w:vertAlign w:val="superscript"/>
+        </w:rPr>
+        <w:t xml:space="preserve">4x</w:t>
+      </w:r>
+      <w:r>
+        <w:rPr>
+          <w:rFonts w:ascii="Arial" w:hAnsi="Arial" w:cs="Arial"/>
+          <w:b w:val="0"/>
+          <w:i w:val="0"/>
+          <w:sz w:val="22"/>
+        </w:rPr>
+        <w:t xml:space="preserve">. Karakteristik λ²-3λ+2=(λ-1)(λ-2)=0 memberi λ=1,2, sehingga yh=c1e</w:t>
+      </w:r>
+      <w:r>
+        <w:rPr>
+          <w:rFonts w:ascii="Arial" w:hAnsi="Arial" w:cs="Arial"/>
+          <w:b w:val="0"/>
+          <w:i w:val="0"/>
+          <w:sz w:val="22"/>
+          <w:vertAlign w:val="superscript"/>
+        </w:rPr>
+        <w:t xml:space="preserve">x</w:t>
+      </w:r>
+      <w:r>
+        <w:rPr>
+          <w:rFonts w:ascii="Arial" w:hAnsi="Arial" w:cs="Arial"/>
+          <w:b w:val="0"/>
+          <w:i w:val="0"/>
+          <w:sz w:val="22"/>
+        </w:rPr>
+        <w:t xml:space="preserve">+c2e</w:t>
+      </w:r>
+      <w:r>
+        <w:rPr>
+          <w:rFonts w:ascii="Arial" w:hAnsi="Arial" w:cs="Arial"/>
+          <w:b w:val="0"/>
+          <w:i w:val="0"/>
+          <w:sz w:val="22"/>
+          <w:vertAlign w:val="superscript"/>
+        </w:rPr>
+        <w:t xml:space="preserve">2x</w:t>
+      </w:r>
+      <w:r>
+        <w:rPr>
+          <w:rFonts w:ascii="Arial" w:hAnsi="Arial" w:cs="Arial"/>
+          <w:b w:val="0"/>
+          <w:i w:val="0"/>
+          <w:sz w:val="22"/>
+        </w:rPr>
+        <w:t xml:space="preserve">. Cek resonansi: α=4 dari f=5e</w:t>
+      </w:r>
+      <w:r>
+        <w:rPr>
+          <w:rFonts w:ascii="Arial" w:hAnsi="Arial" w:cs="Arial"/>
+          <w:b w:val="0"/>
+          <w:i w:val="0"/>
+          <w:sz w:val="22"/>
+          <w:vertAlign w:val="superscript"/>
+        </w:rPr>
+        <w:t xml:space="preserve">4x</w:t>
+      </w:r>
+      <w:r>
+        <w:rPr>
+          <w:rFonts w:ascii="Arial" w:hAnsi="Arial" w:cs="Arial"/>
+          <w:b w:val="0"/>
+          <w:i w:val="0"/>
+          <w:sz w:val="22"/>
+        </w:rPr>
+        <w:t xml:space="preserve"> bukan anggota {1,2}, aman. Tebakan yp=A·e</w:t>
+      </w:r>
+      <w:r>
+        <w:rPr>
+          <w:rFonts w:ascii="Arial" w:hAnsi="Arial" w:cs="Arial"/>
+          <w:b w:val="0"/>
+          <w:i w:val="0"/>
+          <w:sz w:val="22"/>
+          <w:vertAlign w:val="superscript"/>
+        </w:rPr>
+        <w:t xml:space="preserve">4x</w:t>
+      </w:r>
+      <w:r>
+        <w:rPr>
+          <w:rFonts w:ascii="Arial" w:hAnsi="Arial" w:cs="Arial"/>
+          <w:b w:val="0"/>
+          <w:i w:val="0"/>
+          <w:sz w:val="22"/>
+        </w:rPr>
+        <w:t xml:space="preserve">, substitusi memberi (16-12+2)A=5, sehingga A=5/6.</w:t>
+      </w:r>
+      <w:r>
+        <w:rPr>
+          <w:rFonts w:ascii="Arial" w:hAnsi="Arial" w:cs="Arial"/>
+          <w:b w:val="0"/>
+          <w:i w:val="0"/>
+          <w:sz w:val="22"/>
+        </w:rPr>
+        <w:t xml:space="preserve"> Persamaan (7) memadatkan aturan tersebut.</w:t>
       </w:r>
     </w:p>
     <w:p>
@@ -3816,7 +5350,132 @@
           <w:color w:val="305496"/>
           <w:sz w:val="22"/>
         </w:rPr>
-        <w:t>✓ Solusi Total:   y(x) = c1·e^x + c2·e^(2x) + (5/6)·e^(4x)</w:t>
+        <w:t xml:space="preserve">✓ Solusi Total:   y(x) = </w:t>
+      </w:r>
+      <w:r>
+        <w:rPr>
+          <w:rFonts w:ascii="Arial" w:hAnsi="Arial" w:cs="Arial"/>
+          <w:b/>
+          <w:i/>
+          <w:color w:val="305496"/>
+          <w:sz w:val="22"/>
+        </w:rPr>
+        <w:t xml:space="preserve">c</w:t>
+      </w:r>
+      <w:r>
+        <w:rPr>
+          <w:rFonts w:ascii="Arial" w:hAnsi="Arial" w:cs="Arial"/>
+          <w:b/>
+          <w:i/>
+          <w:color w:val="305496"/>
+          <w:sz w:val="22"/>
+          <w:vertAlign w:val="subscript"/>
+        </w:rPr>
+        <w:t xml:space="preserve">1</w:t>
+      </w:r>
+      <w:r>
+        <w:rPr>
+          <w:rFonts w:ascii="Arial" w:hAnsi="Arial" w:cs="Arial"/>
+          <w:b/>
+          <w:i/>
+          <w:color w:val="305496"/>
+          <w:sz w:val="22"/>
+        </w:rPr>
+        <w:t xml:space="preserve">·e</w:t>
+      </w:r>
+      <w:r>
+        <w:rPr>
+          <w:rFonts w:ascii="Arial" w:hAnsi="Arial" w:cs="Arial"/>
+          <w:b/>
+          <w:i/>
+          <w:color w:val="305496"/>
+          <w:sz w:val="22"/>
+          <w:vertAlign w:val="superscript"/>
+        </w:rPr>
+        <w:t xml:space="preserve">x</w:t>
+      </w:r>
+      <w:r>
+        <w:rPr>
+          <w:rFonts w:ascii="Arial" w:hAnsi="Arial" w:cs="Arial"/>
+          <w:b/>
+          <w:i/>
+          <w:color w:val="305496"/>
+          <w:sz w:val="22"/>
+        </w:rPr>
+        <w:t xml:space="preserve"> + </w:t>
+      </w:r>
+      <w:r>
+        <w:rPr>
+          <w:rFonts w:ascii="Arial" w:hAnsi="Arial" w:cs="Arial"/>
+          <w:b/>
+          <w:i/>
+          <w:color w:val="305496"/>
+          <w:sz w:val="22"/>
+        </w:rPr>
+        <w:t xml:space="preserve">c</w:t>
+      </w:r>
+      <w:r>
+        <w:rPr>
+          <w:rFonts w:ascii="Arial" w:hAnsi="Arial" w:cs="Arial"/>
+          <w:b/>
+          <w:i/>
+          <w:color w:val="305496"/>
+          <w:sz w:val="22"/>
+          <w:vertAlign w:val="subscript"/>
+        </w:rPr>
+        <w:t xml:space="preserve">2</w:t>
+      </w:r>
+      <w:r>
+        <w:rPr>
+          <w:rFonts w:ascii="Arial" w:hAnsi="Arial" w:cs="Arial"/>
+          <w:b/>
+          <w:i/>
+          <w:color w:val="305496"/>
+          <w:sz w:val="22"/>
+        </w:rPr>
+        <w:t xml:space="preserve">·e</w:t>
+      </w:r>
+      <w:r>
+        <w:rPr>
+          <w:rFonts w:ascii="Arial" w:hAnsi="Arial" w:cs="Arial"/>
+          <w:b/>
+          <w:i/>
+          <w:color w:val="305496"/>
+          <w:sz w:val="22"/>
+          <w:vertAlign w:val="superscript"/>
+        </w:rPr>
+        <w:t xml:space="preserve">2x</w:t>
+      </w:r>
+      <w:r>
+        <w:rPr>
+          <w:rFonts w:ascii="Arial" w:hAnsi="Arial" w:cs="Arial"/>
+          <w:b/>
+          <w:i/>
+          <w:color w:val="305496"/>
+          <w:sz w:val="22"/>
+        </w:rPr>
+        <w:t xml:space="preserve"> + (5/6)·e</w:t>
+      </w:r>
+      <w:r>
+        <w:rPr>
+          <w:rFonts w:ascii="Arial" w:hAnsi="Arial" w:cs="Arial"/>
+          <w:b/>
+          <w:i/>
+          <w:color w:val="305496"/>
+          <w:sz w:val="22"/>
+          <w:vertAlign w:val="superscript"/>
+        </w:rPr>
+        <w:t xml:space="preserve">4x</w:t>
+      </w:r>
+      <w:r>
+        <w:rPr>
+          <w:rFonts w:ascii="Arial" w:hAnsi="Arial" w:cs="Arial"/>
+          <w:b/>
+          <w:i/>
+          <w:color w:val="305496"/>
+          <w:sz w:val="22"/>
+        </w:rPr>
+        <w:t xml:space="preserve">   (7)</w:t>
       </w:r>
     </w:p>
     <w:p>
@@ -3840,7 +5499,26 @@
           <w:i w:val="0"/>
           <w:sz w:val="22"/>
         </w:rPr>
-        <w:t>Kombinasi redaman dan eksitasi harmonik adalah kasus paling representatif untuk aplikasi engineering: sistem dengan energi internal yang meluruh (transient) diberi gaya periodik eksternal (steady-state). Perhatikan contoh y''+0,4y'+4y=2sin(1,5x) dengan syarat awal y(0)=0, y'(0)=0 (sistem mulai diam, lalu digetarkan). Karakteristik λ²+0,4λ+4=0 memberi akar kompleks λ=-0,2±1,98997i (redaman ringan, frekuensi natural teredam ωd≈1,990), sehingga yh=e^(-0,2x)[c1cos(1,990x)+c2sin(1,990x)], komponen yang meluruh eksponensial seiring x membesar. Tebakan UC trigonometri yp=A·cos(1,5x)+B·sin(1,5x); substitusi dan penyamaan koefisien (menyelesaikan sistem 2x2 dalam A, B akibat suku redaman yang menyilang cos dan sin) memberi A≈-0,3506 dan B≈1,0226, sehingga amplitudo steady-state adalah akar(A²+B²)≈1,081. Substitusi syarat awal y(0)=0, y'(0)=0 ke y total menentukan c1≈0,3506 dan c2≈-0,7356.</w:t>
+        <w:t xml:space="preserve">Kombinasi redaman dan eksitasi harmonik adalah kasus paling representatif untuk aplikasi engineering: sistem dengan energi internal yang meluruh (transient) diberi gaya periodik eksternal (steady-state). Perhatikan contoh y''+0,4y'+4y=2sin(1,5x) dengan syarat awal y(0)=0, y'(0)=0 (sistem mulai diam, lalu digetarkan). Karakteristik λ²+0,4λ+4=0 memberi akar kompleks λ=-0,2±1,98997i (redaman ringan, frekuensi natural teredam ωd≈1,990), sehingga yh=e</w:t>
+      </w:r>
+      <w:r>
+        <w:rPr>
+          <w:rFonts w:ascii="Arial" w:hAnsi="Arial" w:cs="Arial"/>
+          <w:b w:val="0"/>
+          <w:i w:val="0"/>
+          <w:sz w:val="22"/>
+          <w:vertAlign w:val="superscript"/>
+        </w:rPr>
+        <w:t xml:space="preserve">-0,2x</w:t>
+      </w:r>
+      <w:r>
+        <w:rPr>
+          <w:rFonts w:ascii="Arial" w:hAnsi="Arial" w:cs="Arial"/>
+          <w:b w:val="0"/>
+          <w:i w:val="0"/>
+          <w:sz w:val="22"/>
+        </w:rPr>
+        <w:t xml:space="preserve">[c1cos(1,990x)+c2sin(1,990x)], komponen yang meluruh eksponensial seiring x membesar. Tebakan UC trigonometri yp=A·cos(1,5x)+B·sin(1,5x); substitusi dan penyamaan koefisien (menyelesaikan sistem 2x2 dalam A, B akibat suku redaman yang menyilang cos dan sin) memberi A≈-0,3506 dan B≈1,0226, sehingga amplitudo steady-state adalah √(A²+B²)≈1,081. Substitusi syarat awal y(0)=0, y'(0)=0 ke y total menentukan c1≈0,3506 dan c2≈-0,7356.</w:t>
       </w:r>
     </w:p>
     <w:p>
@@ -3864,7 +5542,35 @@
           <w:i w:val="0"/>
           <w:sz w:val="22"/>
         </w:rPr>
-        <w:t>Parameter pada Contoh 5 dipilih bukan sembarangan: rasio redaman di sini setara dengan ζ=0,1 (redaman ringan, lihat pembahasan Faktor Pembesaran Dinamik pada bagian aplikasi industri), sedangkan rasio frekuensi ω/ωn=1,5/2=0,75 menempatkan sistem cukup dekat dengan kondisi resonansi tanpa benar-benar mencapainya, sehingga amplitudo steady-state 1,081 sudah jauh lebih besar dibanding amplitudo gaya ternormalisasi F0/k=2/4=0,5. Perbandingan ini secara sengaja meniru skenario mesin berputar yang beroperasi mendekati, tetapi tidak tepat pada, frekuensi kritisnya, kondisi yang sering dijumpai pada mesin industri riil akibat variasi beban operasional harian.</w:t>
+        <w:t xml:space="preserve">Parameter pada Contoh 5 dipilih bukan sembarangan: rasio redaman di sini setara dengan ζ=0,1 (redaman ringan, lihat pembahasan Faktor Pembesaran Dinamik pada bagian aplikasi industri), sedangkan rasio frekuensi ω/ωn=1,5/2=0,75 menempatkan sistem cukup dekat dengan kondisi resonansi tanpa benar-benar mencapainya, sehingga amplitudo steady-state 1,081 sudah jauh lebih besar dibanding amplitudo gaya ternormalisasi </w:t>
+      </w:r>
+      <w:r>
+        <w:rPr>
+          <w:rFonts w:ascii="Arial" w:hAnsi="Arial" w:cs="Arial"/>
+          <w:b w:val="0"/>
+          <w:i w:val="0"/>
+          <w:sz w:val="22"/>
+        </w:rPr>
+        <w:t xml:space="preserve">F</w:t>
+      </w:r>
+      <w:r>
+        <w:rPr>
+          <w:rFonts w:ascii="Arial" w:hAnsi="Arial" w:cs="Arial"/>
+          <w:b w:val="0"/>
+          <w:i w:val="0"/>
+          <w:sz w:val="22"/>
+          <w:vertAlign w:val="subscript"/>
+        </w:rPr>
+        <w:t xml:space="preserve">0</w:t>
+      </w:r>
+      <w:r>
+        <w:rPr>
+          <w:rFonts w:ascii="Arial" w:hAnsi="Arial" w:cs="Arial"/>
+          <w:b w:val="0"/>
+          <w:i w:val="0"/>
+          <w:sz w:val="22"/>
+        </w:rPr>
+        <w:t xml:space="preserve">/k=2/4=0,5. Perbandingan ini secara sengaja meniru skenario mesin berputar yang beroperasi mendekati, tetapi tidak tepat pada, frekuensi kritisnya, kondisi yang sering dijumpai pada mesin industri riil akibat variasi beban operasional harian.</w:t>
       </w:r>
     </w:p>
     <w:p>
@@ -3945,7 +5651,26 @@
           <w:i w:val="0"/>
           <w:sz w:val="22"/>
         </w:rPr>
-        <w:t>Gambar 3 memvisualisasikan makna fisik dari dekomposisi y=yh+yp secara langsung: kurva putus-putus biru (yh) meluruh menuju nol karena faktor e^(-0,2x), merepresentasikan respons alami sistem yang lenyap seiring waktu; kurva titik-titik oranye (yp) berosilasi dengan amplitudo tetap 1,081 pada frekuensi 1,5, merepresentasikan respons yang bertahan selamanya mengikuti eksitasi eksternal; kurva biru tebal (y total) pada mulanya mengikuti pola gabungan yang rumit karena kedua komponen masih signifikan, tetapi setelah x sekitar 10, hampir seluruhnya berimpit dengan yp karena yh sudah meluruh nyaris habis. Inilah alasan insinyur kendali sangat tertarik pada yp: itulah output jangka panjang yang benar-benar dirasakan pengguna sistem setelah efek transient hilang, sedangkan yh hanya relevan pada rentang waktu awal (start-up) sebuah sistem.</w:t>
+        <w:t xml:space="preserve">Gambar 3 memvisualisasikan makna fisik dari dekomposisi y=yh+yp secara langsung: kurva putus-putus biru (yh) meluruh menuju nol karena faktor e</w:t>
+      </w:r>
+      <w:r>
+        <w:rPr>
+          <w:rFonts w:ascii="Arial" w:hAnsi="Arial" w:cs="Arial"/>
+          <w:b w:val="0"/>
+          <w:i w:val="0"/>
+          <w:sz w:val="22"/>
+          <w:vertAlign w:val="superscript"/>
+        </w:rPr>
+        <w:t xml:space="preserve">-0,2x</w:t>
+      </w:r>
+      <w:r>
+        <w:rPr>
+          <w:rFonts w:ascii="Arial" w:hAnsi="Arial" w:cs="Arial"/>
+          <w:b w:val="0"/>
+          <w:i w:val="0"/>
+          <w:sz w:val="22"/>
+        </w:rPr>
+        <w:t xml:space="preserve">, merepresentasikan respons alami sistem yang lenyap seiring waktu; kurva titik-titik oranye (yp) berosilasi dengan amplitudo tetap 1,081 pada frekuensi 1,5, merepresentasikan respons yang bertahan selamanya mengikuti eksitasi eksternal; kurva biru tebal (y total) pada mulanya mengikuti pola gabungan yang rumit karena kedua komponen masih signifikan, tetapi setelah x sekitar 10, hampir seluruhnya berimpit dengan yp karena yh sudah meluruh nyaris habis. Inilah alasan insinyur kendali sangat tertarik pada yp: itulah output jangka panjang yang benar-benar dirasakan pengguna sistem setelah efek transient hilang, sedangkan yh hanya relevan pada rentang waktu awal (start-up) sebuah sistem.</w:t>
       </w:r>
     </w:p>
     <w:p>
@@ -4016,7 +5741,216 @@
           <w:i w:val="0"/>
           <w:sz w:val="22"/>
         </w:rPr>
-        <w:t>Kasus paling tricky pada UC adalah ketika tebakan standar sudah menjadi bagian dari basis homogen yh. Contoh: y''-3y'+2y=e^x dengan akar karakteristik 1, 2, sehingga yh=c1e^x+c2e^(2x). Tebakan standar yp=A·e^x, tetapi substitusi ke PD memberikan 0=e^x, sebuah kontradiksi, sebab e^x sudah memenuhi PD homogen dengan sendirinya (turunan apa pun dari e^x tetap sebanding dengan e^x, sehingga substitusi ke ay''+by'+cy selalu menghasilkan P(1)·A·e^x=(1-3+2)·A·e^x=0, bukan e^x). Solusi: kalikan tebakan dengan x.</w:t>
+        <w:t xml:space="preserve">Kasus paling tricky pada UC adalah ketika tebakan standar sudah menjadi bagian dari basis homogen yh. Contoh: y''-3y'+2y=e</w:t>
+      </w:r>
+      <w:r>
+        <w:rPr>
+          <w:rFonts w:ascii="Arial" w:hAnsi="Arial" w:cs="Arial"/>
+          <w:b w:val="0"/>
+          <w:i w:val="0"/>
+          <w:sz w:val="22"/>
+          <w:vertAlign w:val="superscript"/>
+        </w:rPr>
+        <w:t xml:space="preserve">x</w:t>
+      </w:r>
+      <w:r>
+        <w:rPr>
+          <w:rFonts w:ascii="Arial" w:hAnsi="Arial" w:cs="Arial"/>
+          <w:b w:val="0"/>
+          <w:i w:val="0"/>
+          <w:sz w:val="22"/>
+        </w:rPr>
+        <w:t xml:space="preserve"> dengan akar karakteristik 1, 2, sehingga yh=c1e</w:t>
+      </w:r>
+      <w:r>
+        <w:rPr>
+          <w:rFonts w:ascii="Arial" w:hAnsi="Arial" w:cs="Arial"/>
+          <w:b w:val="0"/>
+          <w:i w:val="0"/>
+          <w:sz w:val="22"/>
+          <w:vertAlign w:val="superscript"/>
+        </w:rPr>
+        <w:t xml:space="preserve">x</w:t>
+      </w:r>
+      <w:r>
+        <w:rPr>
+          <w:rFonts w:ascii="Arial" w:hAnsi="Arial" w:cs="Arial"/>
+          <w:b w:val="0"/>
+          <w:i w:val="0"/>
+          <w:sz w:val="22"/>
+        </w:rPr>
+        <w:t xml:space="preserve">+c2e</w:t>
+      </w:r>
+      <w:r>
+        <w:rPr>
+          <w:rFonts w:ascii="Arial" w:hAnsi="Arial" w:cs="Arial"/>
+          <w:b w:val="0"/>
+          <w:i w:val="0"/>
+          <w:sz w:val="22"/>
+          <w:vertAlign w:val="superscript"/>
+        </w:rPr>
+        <w:t xml:space="preserve">2x</w:t>
+      </w:r>
+      <w:r>
+        <w:rPr>
+          <w:rFonts w:ascii="Arial" w:hAnsi="Arial" w:cs="Arial"/>
+          <w:b w:val="0"/>
+          <w:i w:val="0"/>
+          <w:sz w:val="22"/>
+        </w:rPr>
+        <w:t xml:space="preserve">. Tebakan standar yp=A·e</w:t>
+      </w:r>
+      <w:r>
+        <w:rPr>
+          <w:rFonts w:ascii="Arial" w:hAnsi="Arial" w:cs="Arial"/>
+          <w:b w:val="0"/>
+          <w:i w:val="0"/>
+          <w:sz w:val="22"/>
+          <w:vertAlign w:val="superscript"/>
+        </w:rPr>
+        <w:t xml:space="preserve">x</w:t>
+      </w:r>
+      <w:r>
+        <w:rPr>
+          <w:rFonts w:ascii="Arial" w:hAnsi="Arial" w:cs="Arial"/>
+          <w:b w:val="0"/>
+          <w:i w:val="0"/>
+          <w:sz w:val="22"/>
+        </w:rPr>
+        <w:t xml:space="preserve">, tetapi substitusi ke PD memberikan 0=e</w:t>
+      </w:r>
+      <w:r>
+        <w:rPr>
+          <w:rFonts w:ascii="Arial" w:hAnsi="Arial" w:cs="Arial"/>
+          <w:b w:val="0"/>
+          <w:i w:val="0"/>
+          <w:sz w:val="22"/>
+          <w:vertAlign w:val="superscript"/>
+        </w:rPr>
+        <w:t xml:space="preserve">x</w:t>
+      </w:r>
+      <w:r>
+        <w:rPr>
+          <w:rFonts w:ascii="Arial" w:hAnsi="Arial" w:cs="Arial"/>
+          <w:b w:val="0"/>
+          <w:i w:val="0"/>
+          <w:sz w:val="22"/>
+        </w:rPr>
+        <w:t xml:space="preserve">, sebuah kontradiksi, sebab e</w:t>
+      </w:r>
+      <w:r>
+        <w:rPr>
+          <w:rFonts w:ascii="Arial" w:hAnsi="Arial" w:cs="Arial"/>
+          <w:b w:val="0"/>
+          <w:i w:val="0"/>
+          <w:sz w:val="22"/>
+          <w:vertAlign w:val="superscript"/>
+        </w:rPr>
+        <w:t xml:space="preserve">x</w:t>
+      </w:r>
+      <w:r>
+        <w:rPr>
+          <w:rFonts w:ascii="Arial" w:hAnsi="Arial" w:cs="Arial"/>
+          <w:b w:val="0"/>
+          <w:i w:val="0"/>
+          <w:sz w:val="22"/>
+        </w:rPr>
+        <w:t xml:space="preserve"> sudah memenuhi PD homogen dengan sendirinya (turunan apa pun dari e</w:t>
+      </w:r>
+      <w:r>
+        <w:rPr>
+          <w:rFonts w:ascii="Arial" w:hAnsi="Arial" w:cs="Arial"/>
+          <w:b w:val="0"/>
+          <w:i w:val="0"/>
+          <w:sz w:val="22"/>
+          <w:vertAlign w:val="superscript"/>
+        </w:rPr>
+        <w:t xml:space="preserve">x</w:t>
+      </w:r>
+      <w:r>
+        <w:rPr>
+          <w:rFonts w:ascii="Arial" w:hAnsi="Arial" w:cs="Arial"/>
+          <w:b w:val="0"/>
+          <w:i w:val="0"/>
+          <w:sz w:val="22"/>
+        </w:rPr>
+        <w:t xml:space="preserve"> tetap sebanding dengan e</w:t>
+      </w:r>
+      <w:r>
+        <w:rPr>
+          <w:rFonts w:ascii="Arial" w:hAnsi="Arial" w:cs="Arial"/>
+          <w:b w:val="0"/>
+          <w:i w:val="0"/>
+          <w:sz w:val="22"/>
+          <w:vertAlign w:val="superscript"/>
+        </w:rPr>
+        <w:t xml:space="preserve">x</w:t>
+      </w:r>
+      <w:r>
+        <w:rPr>
+          <w:rFonts w:ascii="Arial" w:hAnsi="Arial" w:cs="Arial"/>
+          <w:b w:val="0"/>
+          <w:i w:val="0"/>
+          <w:sz w:val="22"/>
+        </w:rPr>
+        <w:t xml:space="preserve">, sehingga substitusi ke ay''+by'+cy selalu menghasilkan P(1)·A·e</w:t>
+      </w:r>
+      <w:r>
+        <w:rPr>
+          <w:rFonts w:ascii="Arial" w:hAnsi="Arial" w:cs="Arial"/>
+          <w:b w:val="0"/>
+          <w:i w:val="0"/>
+          <w:sz w:val="22"/>
+          <w:vertAlign w:val="superscript"/>
+        </w:rPr>
+        <w:t xml:space="preserve">x</w:t>
+      </w:r>
+      <w:r>
+        <w:rPr>
+          <w:rFonts w:ascii="Arial" w:hAnsi="Arial" w:cs="Arial"/>
+          <w:b w:val="0"/>
+          <w:i w:val="0"/>
+          <w:sz w:val="22"/>
+        </w:rPr>
+        <w:t xml:space="preserve">=(1-3+2)·A·e</w:t>
+      </w:r>
+      <w:r>
+        <w:rPr>
+          <w:rFonts w:ascii="Arial" w:hAnsi="Arial" w:cs="Arial"/>
+          <w:b w:val="0"/>
+          <w:i w:val="0"/>
+          <w:sz w:val="22"/>
+          <w:vertAlign w:val="superscript"/>
+        </w:rPr>
+        <w:t xml:space="preserve">x</w:t>
+      </w:r>
+      <w:r>
+        <w:rPr>
+          <w:rFonts w:ascii="Arial" w:hAnsi="Arial" w:cs="Arial"/>
+          <w:b w:val="0"/>
+          <w:i w:val="0"/>
+          <w:sz w:val="22"/>
+        </w:rPr>
+        <w:t xml:space="preserve">=0, bukan e</w:t>
+      </w:r>
+      <w:r>
+        <w:rPr>
+          <w:rFonts w:ascii="Arial" w:hAnsi="Arial" w:cs="Arial"/>
+          <w:b w:val="0"/>
+          <w:i w:val="0"/>
+          <w:sz w:val="22"/>
+          <w:vertAlign w:val="superscript"/>
+        </w:rPr>
+        <w:t xml:space="preserve">x</w:t>
+      </w:r>
+      <w:r>
+        <w:rPr>
+          <w:rFonts w:ascii="Arial" w:hAnsi="Arial" w:cs="Arial"/>
+          <w:b w:val="0"/>
+          <w:i w:val="0"/>
+          <w:sz w:val="22"/>
+        </w:rPr>
+        <w:t xml:space="preserve">). Solusi: kalikan tebakan dengan x.</w:t>
       </w:r>
     </w:p>
     <w:p>
@@ -4056,7 +5990,168 @@
           <w:i w:val="0"/>
           <w:sz w:val="22"/>
         </w:rPr>
-        <w:t>Selesaikan y''-3y'+2y=4e^(2x). Karakteristik memberi λ=1,2, sehingga yh=c1e^x+c2e^(2x). α=2 dari f=4e^(2x) adalah akar dengan multiplisitas 1, resonansi. Tebakan direvisi menjadi yp=A·x·e^(2x), dengan yp'=A·e^(2x)·(1+2x), yp''=A·e^(2x)·(4+4x). Substitusi dan pembagian dengan e^(2x) (suku -x harus lenyap sebagai verifikasi resonansi benar): A(4+4x)-3A(1+2x)+2Ax=4, menyisakan A=4.</w:t>
+        <w:t xml:space="preserve">Selesaikan y''-3y'+2y=4e</w:t>
+      </w:r>
+      <w:r>
+        <w:rPr>
+          <w:rFonts w:ascii="Arial" w:hAnsi="Arial" w:cs="Arial"/>
+          <w:b w:val="0"/>
+          <w:i w:val="0"/>
+          <w:sz w:val="22"/>
+          <w:vertAlign w:val="superscript"/>
+        </w:rPr>
+        <w:t xml:space="preserve">2x</w:t>
+      </w:r>
+      <w:r>
+        <w:rPr>
+          <w:rFonts w:ascii="Arial" w:hAnsi="Arial" w:cs="Arial"/>
+          <w:b w:val="0"/>
+          <w:i w:val="0"/>
+          <w:sz w:val="22"/>
+        </w:rPr>
+        <w:t xml:space="preserve">. Karakteristik memberi λ=1,2, sehingga yh=c1e</w:t>
+      </w:r>
+      <w:r>
+        <w:rPr>
+          <w:rFonts w:ascii="Arial" w:hAnsi="Arial" w:cs="Arial"/>
+          <w:b w:val="0"/>
+          <w:i w:val="0"/>
+          <w:sz w:val="22"/>
+          <w:vertAlign w:val="superscript"/>
+        </w:rPr>
+        <w:t xml:space="preserve">x</w:t>
+      </w:r>
+      <w:r>
+        <w:rPr>
+          <w:rFonts w:ascii="Arial" w:hAnsi="Arial" w:cs="Arial"/>
+          <w:b w:val="0"/>
+          <w:i w:val="0"/>
+          <w:sz w:val="22"/>
+        </w:rPr>
+        <w:t xml:space="preserve">+c2e</w:t>
+      </w:r>
+      <w:r>
+        <w:rPr>
+          <w:rFonts w:ascii="Arial" w:hAnsi="Arial" w:cs="Arial"/>
+          <w:b w:val="0"/>
+          <w:i w:val="0"/>
+          <w:sz w:val="22"/>
+          <w:vertAlign w:val="superscript"/>
+        </w:rPr>
+        <w:t xml:space="preserve">2x</w:t>
+      </w:r>
+      <w:r>
+        <w:rPr>
+          <w:rFonts w:ascii="Arial" w:hAnsi="Arial" w:cs="Arial"/>
+          <w:b w:val="0"/>
+          <w:i w:val="0"/>
+          <w:sz w:val="22"/>
+        </w:rPr>
+        <w:t xml:space="preserve">. α=2 dari f=4e</w:t>
+      </w:r>
+      <w:r>
+        <w:rPr>
+          <w:rFonts w:ascii="Arial" w:hAnsi="Arial" w:cs="Arial"/>
+          <w:b w:val="0"/>
+          <w:i w:val="0"/>
+          <w:sz w:val="22"/>
+          <w:vertAlign w:val="superscript"/>
+        </w:rPr>
+        <w:t xml:space="preserve">2x</w:t>
+      </w:r>
+      <w:r>
+        <w:rPr>
+          <w:rFonts w:ascii="Arial" w:hAnsi="Arial" w:cs="Arial"/>
+          <w:b w:val="0"/>
+          <w:i w:val="0"/>
+          <w:sz w:val="22"/>
+        </w:rPr>
+        <w:t xml:space="preserve"> adalah akar dengan multiplisitas 1, resonansi. Tebakan direvisi menjadi yp=A·x·e</w:t>
+      </w:r>
+      <w:r>
+        <w:rPr>
+          <w:rFonts w:ascii="Arial" w:hAnsi="Arial" w:cs="Arial"/>
+          <w:b w:val="0"/>
+          <w:i w:val="0"/>
+          <w:sz w:val="22"/>
+          <w:vertAlign w:val="superscript"/>
+        </w:rPr>
+        <w:t xml:space="preserve">2x</w:t>
+      </w:r>
+      <w:r>
+        <w:rPr>
+          <w:rFonts w:ascii="Arial" w:hAnsi="Arial" w:cs="Arial"/>
+          <w:b w:val="0"/>
+          <w:i w:val="0"/>
+          <w:sz w:val="22"/>
+        </w:rPr>
+        <w:t xml:space="preserve">, dengan yp'=A·e</w:t>
+      </w:r>
+      <w:r>
+        <w:rPr>
+          <w:rFonts w:ascii="Arial" w:hAnsi="Arial" w:cs="Arial"/>
+          <w:b w:val="0"/>
+          <w:i w:val="0"/>
+          <w:sz w:val="22"/>
+          <w:vertAlign w:val="superscript"/>
+        </w:rPr>
+        <w:t xml:space="preserve">2x</w:t>
+      </w:r>
+      <w:r>
+        <w:rPr>
+          <w:rFonts w:ascii="Arial" w:hAnsi="Arial" w:cs="Arial"/>
+          <w:b w:val="0"/>
+          <w:i w:val="0"/>
+          <w:sz w:val="22"/>
+        </w:rPr>
+        <w:t xml:space="preserve">·(1+2x), yp''=A·e</w:t>
+      </w:r>
+      <w:r>
+        <w:rPr>
+          <w:rFonts w:ascii="Arial" w:hAnsi="Arial" w:cs="Arial"/>
+          <w:b w:val="0"/>
+          <w:i w:val="0"/>
+          <w:sz w:val="22"/>
+          <w:vertAlign w:val="superscript"/>
+        </w:rPr>
+        <w:t xml:space="preserve">2x</w:t>
+      </w:r>
+      <w:r>
+        <w:rPr>
+          <w:rFonts w:ascii="Arial" w:hAnsi="Arial" w:cs="Arial"/>
+          <w:b w:val="0"/>
+          <w:i w:val="0"/>
+          <w:sz w:val="22"/>
+        </w:rPr>
+        <w:t xml:space="preserve">·(4+4x). Substitusi dan pembagian dengan e</w:t>
+      </w:r>
+      <w:r>
+        <w:rPr>
+          <w:rFonts w:ascii="Arial" w:hAnsi="Arial" w:cs="Arial"/>
+          <w:b w:val="0"/>
+          <w:i w:val="0"/>
+          <w:sz w:val="22"/>
+          <w:vertAlign w:val="superscript"/>
+        </w:rPr>
+        <w:t xml:space="preserve">2x</w:t>
+      </w:r>
+      <w:r>
+        <w:rPr>
+          <w:rFonts w:ascii="Arial" w:hAnsi="Arial" w:cs="Arial"/>
+          <w:b w:val="0"/>
+          <w:i w:val="0"/>
+          <w:sz w:val="22"/>
+        </w:rPr>
+        <w:t xml:space="preserve"> (suku -x harus lenyap sebagai verifikasi resonansi benar): A(4+4x)-3A(1+2x)+2Ax=4, menyisakan A=4.</w:t>
+      </w:r>
+      <w:r>
+        <w:rPr>
+          <w:rFonts w:ascii="Arial" w:hAnsi="Arial" w:cs="Arial"/>
+          <w:b w:val="0"/>
+          <w:i w:val="0"/>
+          <w:sz w:val="22"/>
+        </w:rPr>
+        <w:t xml:space="preserve"> Rangkuman kuantitatifnya tertulis pada Persamaan (8).</w:t>
       </w:r>
     </w:p>
     <w:p>
@@ -4072,7 +6167,132 @@
           <w:color w:val="305496"/>
           <w:sz w:val="22"/>
         </w:rPr>
-        <w:t>✓ Solusi Total:   y(x) = c1·e^x + c2·e^(2x) + 4x·e^(2x)</w:t>
+        <w:t xml:space="preserve">✓ Solusi Total:   y(x) = </w:t>
+      </w:r>
+      <w:r>
+        <w:rPr>
+          <w:rFonts w:ascii="Arial" w:hAnsi="Arial" w:cs="Arial"/>
+          <w:b/>
+          <w:i/>
+          <w:color w:val="305496"/>
+          <w:sz w:val="22"/>
+        </w:rPr>
+        <w:t xml:space="preserve">c</w:t>
+      </w:r>
+      <w:r>
+        <w:rPr>
+          <w:rFonts w:ascii="Arial" w:hAnsi="Arial" w:cs="Arial"/>
+          <w:b/>
+          <w:i/>
+          <w:color w:val="305496"/>
+          <w:sz w:val="22"/>
+          <w:vertAlign w:val="subscript"/>
+        </w:rPr>
+        <w:t xml:space="preserve">1</w:t>
+      </w:r>
+      <w:r>
+        <w:rPr>
+          <w:rFonts w:ascii="Arial" w:hAnsi="Arial" w:cs="Arial"/>
+          <w:b/>
+          <w:i/>
+          <w:color w:val="305496"/>
+          <w:sz w:val="22"/>
+        </w:rPr>
+        <w:t xml:space="preserve">·e</w:t>
+      </w:r>
+      <w:r>
+        <w:rPr>
+          <w:rFonts w:ascii="Arial" w:hAnsi="Arial" w:cs="Arial"/>
+          <w:b/>
+          <w:i/>
+          <w:color w:val="305496"/>
+          <w:sz w:val="22"/>
+          <w:vertAlign w:val="superscript"/>
+        </w:rPr>
+        <w:t xml:space="preserve">x</w:t>
+      </w:r>
+      <w:r>
+        <w:rPr>
+          <w:rFonts w:ascii="Arial" w:hAnsi="Arial" w:cs="Arial"/>
+          <w:b/>
+          <w:i/>
+          <w:color w:val="305496"/>
+          <w:sz w:val="22"/>
+        </w:rPr>
+        <w:t xml:space="preserve"> + </w:t>
+      </w:r>
+      <w:r>
+        <w:rPr>
+          <w:rFonts w:ascii="Arial" w:hAnsi="Arial" w:cs="Arial"/>
+          <w:b/>
+          <w:i/>
+          <w:color w:val="305496"/>
+          <w:sz w:val="22"/>
+        </w:rPr>
+        <w:t xml:space="preserve">c</w:t>
+      </w:r>
+      <w:r>
+        <w:rPr>
+          <w:rFonts w:ascii="Arial" w:hAnsi="Arial" w:cs="Arial"/>
+          <w:b/>
+          <w:i/>
+          <w:color w:val="305496"/>
+          <w:sz w:val="22"/>
+          <w:vertAlign w:val="subscript"/>
+        </w:rPr>
+        <w:t xml:space="preserve">2</w:t>
+      </w:r>
+      <w:r>
+        <w:rPr>
+          <w:rFonts w:ascii="Arial" w:hAnsi="Arial" w:cs="Arial"/>
+          <w:b/>
+          <w:i/>
+          <w:color w:val="305496"/>
+          <w:sz w:val="22"/>
+        </w:rPr>
+        <w:t xml:space="preserve">·e</w:t>
+      </w:r>
+      <w:r>
+        <w:rPr>
+          <w:rFonts w:ascii="Arial" w:hAnsi="Arial" w:cs="Arial"/>
+          <w:b/>
+          <w:i/>
+          <w:color w:val="305496"/>
+          <w:sz w:val="22"/>
+          <w:vertAlign w:val="superscript"/>
+        </w:rPr>
+        <w:t xml:space="preserve">2x</w:t>
+      </w:r>
+      <w:r>
+        <w:rPr>
+          <w:rFonts w:ascii="Arial" w:hAnsi="Arial" w:cs="Arial"/>
+          <w:b/>
+          <w:i/>
+          <w:color w:val="305496"/>
+          <w:sz w:val="22"/>
+        </w:rPr>
+        <w:t xml:space="preserve"> + 4x·e</w:t>
+      </w:r>
+      <w:r>
+        <w:rPr>
+          <w:rFonts w:ascii="Arial" w:hAnsi="Arial" w:cs="Arial"/>
+          <w:b/>
+          <w:i/>
+          <w:color w:val="305496"/>
+          <w:sz w:val="22"/>
+          <w:vertAlign w:val="superscript"/>
+        </w:rPr>
+        <w:t xml:space="preserve">2x</w:t>
+      </w:r>
+      <w:r>
+        <w:rPr>
+          <w:rFonts w:ascii="Arial" w:hAnsi="Arial" w:cs="Arial"/>
+          <w:b/>
+          <w:i/>
+          <w:color w:val="305496"/>
+          <w:sz w:val="22"/>
+        </w:rPr>
+        <w:t xml:space="preserve">   (8)</w:t>
       </w:r>
     </w:p>
     <w:p>
@@ -4096,7 +6316,101 @@
           <w:i w:val="0"/>
           <w:sz w:val="22"/>
         </w:rPr>
-        <w:t>Bila akar berulang (multiplisitas 2), tebakan harus dikalikan x² bukan x. Selesaikan y''-4y'+4y=6e^(2x). Karakteristik (λ-2)²=0 memberi λ=2 berulang, sehingga yh=(c1+c2x)e^(2x). Karena α=2 sudah berulang di yh, tebakan menjadi yp=A·x²·e^(2x). Substitusi (suku x dan x² lenyap karena resonansi ganda) menyisakan 2A=6, sehingga A=3.</w:t>
+        <w:t xml:space="preserve">Bila akar berulang (multiplisitas 2), tebakan harus dikalikan x² bukan x. Selesaikan y''-4y'+4y=6e</w:t>
+      </w:r>
+      <w:r>
+        <w:rPr>
+          <w:rFonts w:ascii="Arial" w:hAnsi="Arial" w:cs="Arial"/>
+          <w:b w:val="0"/>
+          <w:i w:val="0"/>
+          <w:sz w:val="22"/>
+          <w:vertAlign w:val="superscript"/>
+        </w:rPr>
+        <w:t xml:space="preserve">2x</w:t>
+      </w:r>
+      <w:r>
+        <w:rPr>
+          <w:rFonts w:ascii="Arial" w:hAnsi="Arial" w:cs="Arial"/>
+          <w:b w:val="0"/>
+          <w:i w:val="0"/>
+          <w:sz w:val="22"/>
+        </w:rPr>
+        <w:t xml:space="preserve">. Karakteristik (λ-2)²=0 memberi λ=2 berulang, sehingga yh=(</w:t>
+      </w:r>
+      <w:r>
+        <w:rPr>
+          <w:rFonts w:ascii="Arial" w:hAnsi="Arial" w:cs="Arial"/>
+          <w:b w:val="0"/>
+          <w:i w:val="0"/>
+          <w:sz w:val="22"/>
+        </w:rPr>
+        <w:t xml:space="preserve">c</w:t>
+      </w:r>
+      <w:r>
+        <w:rPr>
+          <w:rFonts w:ascii="Arial" w:hAnsi="Arial" w:cs="Arial"/>
+          <w:b w:val="0"/>
+          <w:i w:val="0"/>
+          <w:sz w:val="22"/>
+          <w:vertAlign w:val="subscript"/>
+        </w:rPr>
+        <w:t xml:space="preserve">1</w:t>
+      </w:r>
+      <w:r>
+        <w:rPr>
+          <w:rFonts w:ascii="Arial" w:hAnsi="Arial" w:cs="Arial"/>
+          <w:b w:val="0"/>
+          <w:i w:val="0"/>
+          <w:sz w:val="22"/>
+        </w:rPr>
+        <w:t xml:space="preserve">+c2x)e</w:t>
+      </w:r>
+      <w:r>
+        <w:rPr>
+          <w:rFonts w:ascii="Arial" w:hAnsi="Arial" w:cs="Arial"/>
+          <w:b w:val="0"/>
+          <w:i w:val="0"/>
+          <w:sz w:val="22"/>
+          <w:vertAlign w:val="superscript"/>
+        </w:rPr>
+        <w:t xml:space="preserve">2x</w:t>
+      </w:r>
+      <w:r>
+        <w:rPr>
+          <w:rFonts w:ascii="Arial" w:hAnsi="Arial" w:cs="Arial"/>
+          <w:b w:val="0"/>
+          <w:i w:val="0"/>
+          <w:sz w:val="22"/>
+        </w:rPr>
+        <w:t xml:space="preserve">. Karena α=2 sudah berulang di yh, tebakan menjadi yp=A·x²·e</w:t>
+      </w:r>
+      <w:r>
+        <w:rPr>
+          <w:rFonts w:ascii="Arial" w:hAnsi="Arial" w:cs="Arial"/>
+          <w:b w:val="0"/>
+          <w:i w:val="0"/>
+          <w:sz w:val="22"/>
+          <w:vertAlign w:val="superscript"/>
+        </w:rPr>
+        <w:t xml:space="preserve">2x</w:t>
+      </w:r>
+      <w:r>
+        <w:rPr>
+          <w:rFonts w:ascii="Arial" w:hAnsi="Arial" w:cs="Arial"/>
+          <w:b w:val="0"/>
+          <w:i w:val="0"/>
+          <w:sz w:val="22"/>
+        </w:rPr>
+        <w:t xml:space="preserve">. Substitusi (suku x dan x² lenyap karena resonansi ganda) menyisakan 2A=6, sehingga A=3.</w:t>
+      </w:r>
+      <w:r>
+        <w:rPr>
+          <w:rFonts w:ascii="Arial" w:hAnsi="Arial" w:cs="Arial"/>
+          <w:b w:val="0"/>
+          <w:i w:val="0"/>
+          <w:sz w:val="22"/>
+        </w:rPr>
+        <w:t xml:space="preserve"> Hubungan ini dirangkum dalam Persamaan (9).</w:t>
       </w:r>
     </w:p>
     <w:p>
@@ -4112,7 +6426,80 @@
           <w:color w:val="305496"/>
           <w:sz w:val="22"/>
         </w:rPr>
-        <w:t>✓ Solusi Total:   y(x) = (c1 + c2x)·e^(2x) + 3x²·e^(2x)</w:t>
+        <w:t xml:space="preserve">✓ Solusi Total:   y(x) = (</w:t>
+      </w:r>
+      <w:r>
+        <w:rPr>
+          <w:rFonts w:ascii="Arial" w:hAnsi="Arial" w:cs="Arial"/>
+          <w:b/>
+          <w:i/>
+          <w:color w:val="305496"/>
+          <w:sz w:val="22"/>
+        </w:rPr>
+        <w:t xml:space="preserve">c</w:t>
+      </w:r>
+      <w:r>
+        <w:rPr>
+          <w:rFonts w:ascii="Arial" w:hAnsi="Arial" w:cs="Arial"/>
+          <w:b/>
+          <w:i/>
+          <w:color w:val="305496"/>
+          <w:sz w:val="22"/>
+          <w:vertAlign w:val="subscript"/>
+        </w:rPr>
+        <w:t xml:space="preserve">1</w:t>
+      </w:r>
+      <w:r>
+        <w:rPr>
+          <w:rFonts w:ascii="Arial" w:hAnsi="Arial" w:cs="Arial"/>
+          <w:b/>
+          <w:i/>
+          <w:color w:val="305496"/>
+          <w:sz w:val="22"/>
+        </w:rPr>
+        <w:t xml:space="preserve"> + c2x)·e</w:t>
+      </w:r>
+      <w:r>
+        <w:rPr>
+          <w:rFonts w:ascii="Arial" w:hAnsi="Arial" w:cs="Arial"/>
+          <w:b/>
+          <w:i/>
+          <w:color w:val="305496"/>
+          <w:sz w:val="22"/>
+          <w:vertAlign w:val="superscript"/>
+        </w:rPr>
+        <w:t xml:space="preserve">2x</w:t>
+      </w:r>
+      <w:r>
+        <w:rPr>
+          <w:rFonts w:ascii="Arial" w:hAnsi="Arial" w:cs="Arial"/>
+          <w:b/>
+          <w:i/>
+          <w:color w:val="305496"/>
+          <w:sz w:val="22"/>
+        </w:rPr>
+        <w:t xml:space="preserve"> + 3x²·e</w:t>
+      </w:r>
+      <w:r>
+        <w:rPr>
+          <w:rFonts w:ascii="Arial" w:hAnsi="Arial" w:cs="Arial"/>
+          <w:b/>
+          <w:i/>
+          <w:color w:val="305496"/>
+          <w:sz w:val="22"/>
+          <w:vertAlign w:val="superscript"/>
+        </w:rPr>
+        <w:t xml:space="preserve">2x</w:t>
+      </w:r>
+      <w:r>
+        <w:rPr>
+          <w:rFonts w:ascii="Arial" w:hAnsi="Arial" w:cs="Arial"/>
+          <w:b/>
+          <w:i/>
+          <w:color w:val="305496"/>
+          <w:sz w:val="22"/>
+        </w:rPr>
+        <w:t xml:space="preserve">   (9)</w:t>
       </w:r>
     </w:p>
     <w:p>
@@ -4241,7 +6628,240 @@
           <w:i w:val="0"/>
           <w:sz w:val="22"/>
         </w:rPr>
-        <w:t>Bila f(x) di luar Tabel 1 (mengandung tan, sec, ln x, 1/x, atau bentuk lain), UC tidak berlaku dan Variasi Parameter (VoP) menjadi metode wajib. Ide VoP: cari yp berbentuk yp=u1(x)·y1+u2(x)·y2, dengan y1, y2 basis homogen dan u1, u2 fungsi (bukan konstanta seperti pada yh), ditentukan lewat integral melibatkan Wronskian W=y1y2'-y2y1'.</w:t>
+        <w:t xml:space="preserve">Bila f(x) di luar Tabel 1 (mengandung tan, sec, ln x, 1/x, atau bentuk lain), UC tidak berlaku dan Variasi Parameter (VoP) menjadi metode wajib. Ide VoP: cari yp berbentuk yp=</w:t>
+      </w:r>
+      <w:r>
+        <w:rPr>
+          <w:rFonts w:ascii="Arial" w:hAnsi="Arial" w:cs="Arial"/>
+          <w:b w:val="0"/>
+          <w:i w:val="0"/>
+          <w:sz w:val="22"/>
+        </w:rPr>
+        <w:t xml:space="preserve">u</w:t>
+      </w:r>
+      <w:r>
+        <w:rPr>
+          <w:rFonts w:ascii="Arial" w:hAnsi="Arial" w:cs="Arial"/>
+          <w:b w:val="0"/>
+          <w:i w:val="0"/>
+          <w:sz w:val="22"/>
+          <w:vertAlign w:val="subscript"/>
+        </w:rPr>
+        <w:t xml:space="preserve">1</w:t>
+      </w:r>
+      <w:r>
+        <w:rPr>
+          <w:rFonts w:ascii="Arial" w:hAnsi="Arial" w:cs="Arial"/>
+          <w:b w:val="0"/>
+          <w:i w:val="0"/>
+          <w:sz w:val="22"/>
+        </w:rPr>
+        <w:t xml:space="preserve">(x)·</w:t>
+      </w:r>
+      <w:r>
+        <w:rPr>
+          <w:rFonts w:ascii="Arial" w:hAnsi="Arial" w:cs="Arial"/>
+          <w:b w:val="0"/>
+          <w:i w:val="0"/>
+          <w:sz w:val="22"/>
+        </w:rPr>
+        <w:t xml:space="preserve">y</w:t>
+      </w:r>
+      <w:r>
+        <w:rPr>
+          <w:rFonts w:ascii="Arial" w:hAnsi="Arial" w:cs="Arial"/>
+          <w:b w:val="0"/>
+          <w:i w:val="0"/>
+          <w:sz w:val="22"/>
+          <w:vertAlign w:val="subscript"/>
+        </w:rPr>
+        <w:t xml:space="preserve">1</w:t>
+      </w:r>
+      <w:r>
+        <w:rPr>
+          <w:rFonts w:ascii="Arial" w:hAnsi="Arial" w:cs="Arial"/>
+          <w:b w:val="0"/>
+          <w:i w:val="0"/>
+          <w:sz w:val="22"/>
+        </w:rPr>
+        <w:t xml:space="preserve">+</w:t>
+      </w:r>
+      <w:r>
+        <w:rPr>
+          <w:rFonts w:ascii="Arial" w:hAnsi="Arial" w:cs="Arial"/>
+          <w:b w:val="0"/>
+          <w:i w:val="0"/>
+          <w:sz w:val="22"/>
+        </w:rPr>
+        <w:t xml:space="preserve">u</w:t>
+      </w:r>
+      <w:r>
+        <w:rPr>
+          <w:rFonts w:ascii="Arial" w:hAnsi="Arial" w:cs="Arial"/>
+          <w:b w:val="0"/>
+          <w:i w:val="0"/>
+          <w:sz w:val="22"/>
+          <w:vertAlign w:val="subscript"/>
+        </w:rPr>
+        <w:t xml:space="preserve">2</w:t>
+      </w:r>
+      <w:r>
+        <w:rPr>
+          <w:rFonts w:ascii="Arial" w:hAnsi="Arial" w:cs="Arial"/>
+          <w:b w:val="0"/>
+          <w:i w:val="0"/>
+          <w:sz w:val="22"/>
+        </w:rPr>
+        <w:t xml:space="preserve">(x)·</w:t>
+      </w:r>
+      <w:r>
+        <w:rPr>
+          <w:rFonts w:ascii="Arial" w:hAnsi="Arial" w:cs="Arial"/>
+          <w:b w:val="0"/>
+          <w:i w:val="0"/>
+          <w:sz w:val="22"/>
+        </w:rPr>
+        <w:t xml:space="preserve">y</w:t>
+      </w:r>
+      <w:r>
+        <w:rPr>
+          <w:rFonts w:ascii="Arial" w:hAnsi="Arial" w:cs="Arial"/>
+          <w:b w:val="0"/>
+          <w:i w:val="0"/>
+          <w:sz w:val="22"/>
+          <w:vertAlign w:val="subscript"/>
+        </w:rPr>
+        <w:t xml:space="preserve">2</w:t>
+      </w:r>
+      <w:r>
+        <w:rPr>
+          <w:rFonts w:ascii="Arial" w:hAnsi="Arial" w:cs="Arial"/>
+          <w:b w:val="0"/>
+          <w:i w:val="0"/>
+          <w:sz w:val="22"/>
+        </w:rPr>
+        <w:t xml:space="preserve">, dengan </w:t>
+      </w:r>
+      <w:r>
+        <w:rPr>
+          <w:rFonts w:ascii="Arial" w:hAnsi="Arial" w:cs="Arial"/>
+          <w:b w:val="0"/>
+          <w:i w:val="0"/>
+          <w:sz w:val="22"/>
+        </w:rPr>
+        <w:t xml:space="preserve">y</w:t>
+      </w:r>
+      <w:r>
+        <w:rPr>
+          <w:rFonts w:ascii="Arial" w:hAnsi="Arial" w:cs="Arial"/>
+          <w:b w:val="0"/>
+          <w:i w:val="0"/>
+          <w:sz w:val="22"/>
+          <w:vertAlign w:val="subscript"/>
+        </w:rPr>
+        <w:t xml:space="preserve">1</w:t>
+      </w:r>
+      <w:r>
+        <w:rPr>
+          <w:rFonts w:ascii="Arial" w:hAnsi="Arial" w:cs="Arial"/>
+          <w:b w:val="0"/>
+          <w:i w:val="0"/>
+          <w:sz w:val="22"/>
+        </w:rPr>
+        <w:t xml:space="preserve">, </w:t>
+      </w:r>
+      <w:r>
+        <w:rPr>
+          <w:rFonts w:ascii="Arial" w:hAnsi="Arial" w:cs="Arial"/>
+          <w:b w:val="0"/>
+          <w:i w:val="0"/>
+          <w:sz w:val="22"/>
+        </w:rPr>
+        <w:t xml:space="preserve">y</w:t>
+      </w:r>
+      <w:r>
+        <w:rPr>
+          <w:rFonts w:ascii="Arial" w:hAnsi="Arial" w:cs="Arial"/>
+          <w:b w:val="0"/>
+          <w:i w:val="0"/>
+          <w:sz w:val="22"/>
+          <w:vertAlign w:val="subscript"/>
+        </w:rPr>
+        <w:t xml:space="preserve">2</w:t>
+      </w:r>
+      <w:r>
+        <w:rPr>
+          <w:rFonts w:ascii="Arial" w:hAnsi="Arial" w:cs="Arial"/>
+          <w:b w:val="0"/>
+          <w:i w:val="0"/>
+          <w:sz w:val="22"/>
+        </w:rPr>
+        <w:t xml:space="preserve"> basis homogen dan </w:t>
+      </w:r>
+      <w:r>
+        <w:rPr>
+          <w:rFonts w:ascii="Arial" w:hAnsi="Arial" w:cs="Arial"/>
+          <w:b w:val="0"/>
+          <w:i w:val="0"/>
+          <w:sz w:val="22"/>
+        </w:rPr>
+        <w:t xml:space="preserve">u</w:t>
+      </w:r>
+      <w:r>
+        <w:rPr>
+          <w:rFonts w:ascii="Arial" w:hAnsi="Arial" w:cs="Arial"/>
+          <w:b w:val="0"/>
+          <w:i w:val="0"/>
+          <w:sz w:val="22"/>
+          <w:vertAlign w:val="subscript"/>
+        </w:rPr>
+        <w:t xml:space="preserve">1</w:t>
+      </w:r>
+      <w:r>
+        <w:rPr>
+          <w:rFonts w:ascii="Arial" w:hAnsi="Arial" w:cs="Arial"/>
+          <w:b w:val="0"/>
+          <w:i w:val="0"/>
+          <w:sz w:val="22"/>
+        </w:rPr>
+        <w:t xml:space="preserve">, </w:t>
+      </w:r>
+      <w:r>
+        <w:rPr>
+          <w:rFonts w:ascii="Arial" w:hAnsi="Arial" w:cs="Arial"/>
+          <w:b w:val="0"/>
+          <w:i w:val="0"/>
+          <w:sz w:val="22"/>
+        </w:rPr>
+        <w:t xml:space="preserve">u</w:t>
+      </w:r>
+      <w:r>
+        <w:rPr>
+          <w:rFonts w:ascii="Arial" w:hAnsi="Arial" w:cs="Arial"/>
+          <w:b w:val="0"/>
+          <w:i w:val="0"/>
+          <w:sz w:val="22"/>
+          <w:vertAlign w:val="subscript"/>
+        </w:rPr>
+        <w:t xml:space="preserve">2</w:t>
+      </w:r>
+      <w:r>
+        <w:rPr>
+          <w:rFonts w:ascii="Arial" w:hAnsi="Arial" w:cs="Arial"/>
+          <w:b w:val="0"/>
+          <w:i w:val="0"/>
+          <w:sz w:val="22"/>
+        </w:rPr>
+        <w:t xml:space="preserve"> fungsi (bukan konstanta seperti pada yh), ditentukan lewat integral melibatkan Wronskian W=y1y2'-y2y1'.</w:t>
+      </w:r>
+      <w:r>
+        <w:rPr>
+          <w:rFonts w:ascii="Arial" w:hAnsi="Arial" w:cs="Arial"/>
+          <w:b w:val="0"/>
+          <w:i w:val="0"/>
+          <w:sz w:val="22"/>
+        </w:rPr>
+        <w:t xml:space="preserve"> Bentuk ringkasnya dituliskan pada Persamaan (10).</w:t>
       </w:r>
     </w:p>
     <w:p>
@@ -4257,7 +6877,265 @@
           <w:color w:val="305496"/>
           <w:sz w:val="22"/>
         </w:rPr>
-        <w:t>yp = u1·y1 + u2·y2,   u1 = -∫(y2·g/W)dx,   u2 = ∫(y1·g/W)dx</w:t>
+        <w:t xml:space="preserve">yp = </w:t>
+      </w:r>
+      <w:r>
+        <w:rPr>
+          <w:rFonts w:ascii="Arial" w:hAnsi="Arial" w:cs="Arial"/>
+          <w:b/>
+          <w:i/>
+          <w:color w:val="305496"/>
+          <w:sz w:val="22"/>
+        </w:rPr>
+        <w:t xml:space="preserve">u</w:t>
+      </w:r>
+      <w:r>
+        <w:rPr>
+          <w:rFonts w:ascii="Arial" w:hAnsi="Arial" w:cs="Arial"/>
+          <w:b/>
+          <w:i/>
+          <w:color w:val="305496"/>
+          <w:sz w:val="22"/>
+          <w:vertAlign w:val="subscript"/>
+        </w:rPr>
+        <w:t xml:space="preserve">1</w:t>
+      </w:r>
+      <w:r>
+        <w:rPr>
+          <w:rFonts w:ascii="Arial" w:hAnsi="Arial" w:cs="Arial"/>
+          <w:b/>
+          <w:i/>
+          <w:color w:val="305496"/>
+          <w:sz w:val="22"/>
+        </w:rPr>
+        <w:t xml:space="preserve">·</w:t>
+      </w:r>
+      <w:r>
+        <w:rPr>
+          <w:rFonts w:ascii="Arial" w:hAnsi="Arial" w:cs="Arial"/>
+          <w:b/>
+          <w:i/>
+          <w:color w:val="305496"/>
+          <w:sz w:val="22"/>
+        </w:rPr>
+        <w:t xml:space="preserve">y</w:t>
+      </w:r>
+      <w:r>
+        <w:rPr>
+          <w:rFonts w:ascii="Arial" w:hAnsi="Arial" w:cs="Arial"/>
+          <w:b/>
+          <w:i/>
+          <w:color w:val="305496"/>
+          <w:sz w:val="22"/>
+          <w:vertAlign w:val="subscript"/>
+        </w:rPr>
+        <w:t xml:space="preserve">1</w:t>
+      </w:r>
+      <w:r>
+        <w:rPr>
+          <w:rFonts w:ascii="Arial" w:hAnsi="Arial" w:cs="Arial"/>
+          <w:b/>
+          <w:i/>
+          <w:color w:val="305496"/>
+          <w:sz w:val="22"/>
+        </w:rPr>
+        <w:t xml:space="preserve"> + </w:t>
+      </w:r>
+      <w:r>
+        <w:rPr>
+          <w:rFonts w:ascii="Arial" w:hAnsi="Arial" w:cs="Arial"/>
+          <w:b/>
+          <w:i/>
+          <w:color w:val="305496"/>
+          <w:sz w:val="22"/>
+        </w:rPr>
+        <w:t xml:space="preserve">u</w:t>
+      </w:r>
+      <w:r>
+        <w:rPr>
+          <w:rFonts w:ascii="Arial" w:hAnsi="Arial" w:cs="Arial"/>
+          <w:b/>
+          <w:i/>
+          <w:color w:val="305496"/>
+          <w:sz w:val="22"/>
+          <w:vertAlign w:val="subscript"/>
+        </w:rPr>
+        <w:t xml:space="preserve">2</w:t>
+      </w:r>
+      <w:r>
+        <w:rPr>
+          <w:rFonts w:ascii="Arial" w:hAnsi="Arial" w:cs="Arial"/>
+          <w:b/>
+          <w:i/>
+          <w:color w:val="305496"/>
+          <w:sz w:val="22"/>
+        </w:rPr>
+        <w:t xml:space="preserve">·</w:t>
+      </w:r>
+      <w:r>
+        <w:rPr>
+          <w:rFonts w:ascii="Arial" w:hAnsi="Arial" w:cs="Arial"/>
+          <w:b/>
+          <w:i/>
+          <w:color w:val="305496"/>
+          <w:sz w:val="22"/>
+        </w:rPr>
+        <w:t xml:space="preserve">y</w:t>
+      </w:r>
+      <w:r>
+        <w:rPr>
+          <w:rFonts w:ascii="Arial" w:hAnsi="Arial" w:cs="Arial"/>
+          <w:b/>
+          <w:i/>
+          <w:color w:val="305496"/>
+          <w:sz w:val="22"/>
+          <w:vertAlign w:val="subscript"/>
+        </w:rPr>
+        <w:t xml:space="preserve">2</w:t>
+      </w:r>
+      <w:r>
+        <w:rPr>
+          <w:rFonts w:ascii="Arial" w:hAnsi="Arial" w:cs="Arial"/>
+          <w:b/>
+          <w:i/>
+          <w:color w:val="305496"/>
+          <w:sz w:val="22"/>
+        </w:rPr>
+        <w:t xml:space="preserve">,   </w:t>
+      </w:r>
+      <w:r>
+        <w:rPr>
+          <w:rFonts w:ascii="Arial" w:hAnsi="Arial" w:cs="Arial"/>
+          <w:b/>
+          <w:i/>
+          <w:color w:val="305496"/>
+          <w:sz w:val="22"/>
+        </w:rPr>
+        <w:t xml:space="preserve">u</w:t>
+      </w:r>
+      <w:r>
+        <w:rPr>
+          <w:rFonts w:ascii="Arial" w:hAnsi="Arial" w:cs="Arial"/>
+          <w:b/>
+          <w:i/>
+          <w:color w:val="305496"/>
+          <w:sz w:val="22"/>
+          <w:vertAlign w:val="subscript"/>
+        </w:rPr>
+        <w:t xml:space="preserve">1</w:t>
+      </w:r>
+      <w:r>
+        <w:rPr>
+          <w:rFonts w:ascii="Arial" w:hAnsi="Arial" w:cs="Arial"/>
+          <w:b/>
+          <w:i/>
+          <w:color w:val="305496"/>
+          <w:sz w:val="22"/>
+        </w:rPr>
+        <w:t xml:space="preserve"> = -∫(</w:t>
+      </w:r>
+      <w:r>
+        <w:rPr>
+          <w:rFonts w:ascii="Arial" w:hAnsi="Arial" w:cs="Arial"/>
+          <w:b/>
+          <w:i/>
+          <w:color w:val="305496"/>
+          <w:sz w:val="22"/>
+        </w:rPr>
+        <w:t xml:space="preserve">y</w:t>
+      </w:r>
+      <w:r>
+        <w:rPr>
+          <w:rFonts w:ascii="Arial" w:hAnsi="Arial" w:cs="Arial"/>
+          <w:b/>
+          <w:i/>
+          <w:color w:val="305496"/>
+          <w:sz w:val="22"/>
+          <w:vertAlign w:val="subscript"/>
+        </w:rPr>
+        <w:t xml:space="preserve">2</w:t>
+      </w:r>
+      <w:r>
+        <w:rPr>
+          <w:rFonts w:ascii="Arial" w:hAnsi="Arial" w:cs="Arial"/>
+          <w:b/>
+          <w:i/>
+          <w:color w:val="305496"/>
+          <w:sz w:val="22"/>
+        </w:rPr>
+        <w:t xml:space="preserve">·g/W)dx,   </w:t>
+      </w:r>
+      <w:r>
+        <w:rPr>
+          <w:rFonts w:ascii="Arial" w:hAnsi="Arial" w:cs="Arial"/>
+          <w:b/>
+          <w:i/>
+          <w:color w:val="305496"/>
+          <w:sz w:val="22"/>
+        </w:rPr>
+        <w:t xml:space="preserve">u</w:t>
+      </w:r>
+      <w:r>
+        <w:rPr>
+          <w:rFonts w:ascii="Arial" w:hAnsi="Arial" w:cs="Arial"/>
+          <w:b/>
+          <w:i/>
+          <w:color w:val="305496"/>
+          <w:sz w:val="22"/>
+          <w:vertAlign w:val="subscript"/>
+        </w:rPr>
+        <w:t xml:space="preserve">2</w:t>
+      </w:r>
+      <w:r>
+        <w:rPr>
+          <w:rFonts w:ascii="Arial" w:hAnsi="Arial" w:cs="Arial"/>
+          <w:b/>
+          <w:i/>
+          <w:color w:val="305496"/>
+          <w:sz w:val="22"/>
+        </w:rPr>
+        <w:t xml:space="preserve"> = ∫(</w:t>
+      </w:r>
+      <w:r>
+        <w:rPr>
+          <w:rFonts w:ascii="Arial" w:hAnsi="Arial" w:cs="Arial"/>
+          <w:b/>
+          <w:i/>
+          <w:color w:val="305496"/>
+          <w:sz w:val="22"/>
+        </w:rPr>
+        <w:t xml:space="preserve">y</w:t>
+      </w:r>
+      <w:r>
+        <w:rPr>
+          <w:rFonts w:ascii="Arial" w:hAnsi="Arial" w:cs="Arial"/>
+          <w:b/>
+          <w:i/>
+          <w:color w:val="305496"/>
+          <w:sz w:val="22"/>
+          <w:vertAlign w:val="subscript"/>
+        </w:rPr>
+        <w:t xml:space="preserve">1</w:t>
+      </w:r>
+      <w:r>
+        <w:rPr>
+          <w:rFonts w:ascii="Arial" w:hAnsi="Arial" w:cs="Arial"/>
+          <w:b/>
+          <w:i/>
+          <w:color w:val="305496"/>
+          <w:sz w:val="22"/>
+        </w:rPr>
+        <w:t xml:space="preserve">·g/W)dx</w:t>
+      </w:r>
+      <w:r>
+        <w:rPr>
+          <w:rFonts w:ascii="Arial" w:hAnsi="Arial" w:cs="Arial"/>
+          <w:b/>
+          <w:i/>
+          <w:color w:val="305496"/>
+          <w:sz w:val="22"/>
+        </w:rPr>
+        <w:t xml:space="preserve">   (10)</w:t>
       </w:r>
     </w:p>
     <w:p>
@@ -4305,7 +7183,128 @@
           <w:i w:val="0"/>
           <w:sz w:val="22"/>
         </w:rPr>
-        <w:t>Selesaikan y''+y=sec(x) dengan VoP (UC tidak berlaku karena sec x di luar Tabel 1). Karakteristik λ²+1=0 memberi akar imajiner murni λ=±i, sehingga yh=c1cos x+c2sin x (y1=cos x, y2=sin x). Wronskian W=cos x·cos x-sin x·(-sin x)=cos²x+sin²x=1. Karena a=1, g(x)=sec x langsung. Integral u1=-∫(sin x·sec x)dx=-∫tan x dx=ln|cos x|, dan u2=∫(cos x·sec x)dx=∫1 dx=x. Susun yp=u1y1+u2y2=cos x·ln|cos x|+x·sin x.</w:t>
+        <w:t xml:space="preserve">Selesaikan y''+y=sec(x) dengan VoP (UC tidak berlaku karena sec x di luar Tabel 1). Karakteristik λ²+1=0 memberi akar imajiner murni λ=±i, sehingga yh=c1cos x+c2sin x (</w:t>
+      </w:r>
+      <w:r>
+        <w:rPr>
+          <w:rFonts w:ascii="Arial" w:hAnsi="Arial" w:cs="Arial"/>
+          <w:b w:val="0"/>
+          <w:i w:val="0"/>
+          <w:sz w:val="22"/>
+        </w:rPr>
+        <w:t xml:space="preserve">y</w:t>
+      </w:r>
+      <w:r>
+        <w:rPr>
+          <w:rFonts w:ascii="Arial" w:hAnsi="Arial" w:cs="Arial"/>
+          <w:b w:val="0"/>
+          <w:i w:val="0"/>
+          <w:sz w:val="22"/>
+          <w:vertAlign w:val="subscript"/>
+        </w:rPr>
+        <w:t xml:space="preserve">1</w:t>
+      </w:r>
+      <w:r>
+        <w:rPr>
+          <w:rFonts w:ascii="Arial" w:hAnsi="Arial" w:cs="Arial"/>
+          <w:b w:val="0"/>
+          <w:i w:val="0"/>
+          <w:sz w:val="22"/>
+        </w:rPr>
+        <w:t xml:space="preserve">=cos x, </w:t>
+      </w:r>
+      <w:r>
+        <w:rPr>
+          <w:rFonts w:ascii="Arial" w:hAnsi="Arial" w:cs="Arial"/>
+          <w:b w:val="0"/>
+          <w:i w:val="0"/>
+          <w:sz w:val="22"/>
+        </w:rPr>
+        <w:t xml:space="preserve">y</w:t>
+      </w:r>
+      <w:r>
+        <w:rPr>
+          <w:rFonts w:ascii="Arial" w:hAnsi="Arial" w:cs="Arial"/>
+          <w:b w:val="0"/>
+          <w:i w:val="0"/>
+          <w:sz w:val="22"/>
+          <w:vertAlign w:val="subscript"/>
+        </w:rPr>
+        <w:t xml:space="preserve">2</w:t>
+      </w:r>
+      <w:r>
+        <w:rPr>
+          <w:rFonts w:ascii="Arial" w:hAnsi="Arial" w:cs="Arial"/>
+          <w:b w:val="0"/>
+          <w:i w:val="0"/>
+          <w:sz w:val="22"/>
+        </w:rPr>
+        <w:t xml:space="preserve">=sin x). Wronskian W=cos x·cos x-sin x·(-sin x)=cos²x+sin²x=1. Karena a=1, g(x)=sec x langsung. Integral </w:t>
+      </w:r>
+      <w:r>
+        <w:rPr>
+          <w:rFonts w:ascii="Arial" w:hAnsi="Arial" w:cs="Arial"/>
+          <w:b w:val="0"/>
+          <w:i w:val="0"/>
+          <w:sz w:val="22"/>
+        </w:rPr>
+        <w:t xml:space="preserve">u</w:t>
+      </w:r>
+      <w:r>
+        <w:rPr>
+          <w:rFonts w:ascii="Arial" w:hAnsi="Arial" w:cs="Arial"/>
+          <w:b w:val="0"/>
+          <w:i w:val="0"/>
+          <w:sz w:val="22"/>
+          <w:vertAlign w:val="subscript"/>
+        </w:rPr>
+        <w:t xml:space="preserve">1</w:t>
+      </w:r>
+      <w:r>
+        <w:rPr>
+          <w:rFonts w:ascii="Arial" w:hAnsi="Arial" w:cs="Arial"/>
+          <w:b w:val="0"/>
+          <w:i w:val="0"/>
+          <w:sz w:val="22"/>
+        </w:rPr>
+        <w:t xml:space="preserve">=-∫(sin x·sec x)dx=-∫tan x dx=ln|cos x|, dan </w:t>
+      </w:r>
+      <w:r>
+        <w:rPr>
+          <w:rFonts w:ascii="Arial" w:hAnsi="Arial" w:cs="Arial"/>
+          <w:b w:val="0"/>
+          <w:i w:val="0"/>
+          <w:sz w:val="22"/>
+        </w:rPr>
+        <w:t xml:space="preserve">u</w:t>
+      </w:r>
+      <w:r>
+        <w:rPr>
+          <w:rFonts w:ascii="Arial" w:hAnsi="Arial" w:cs="Arial"/>
+          <w:b w:val="0"/>
+          <w:i w:val="0"/>
+          <w:sz w:val="22"/>
+          <w:vertAlign w:val="subscript"/>
+        </w:rPr>
+        <w:t xml:space="preserve">2</w:t>
+      </w:r>
+      <w:r>
+        <w:rPr>
+          <w:rFonts w:ascii="Arial" w:hAnsi="Arial" w:cs="Arial"/>
+          <w:b w:val="0"/>
+          <w:i w:val="0"/>
+          <w:sz w:val="22"/>
+        </w:rPr>
+        <w:t xml:space="preserve">=∫(cos x·sec x)dx=∫1 dx=x. Susun yp=u1y1+u2y2=cos x·ln|cos x|+x·sin x.</w:t>
+      </w:r>
+      <w:r>
+        <w:rPr>
+          <w:rFonts w:ascii="Arial" w:hAnsi="Arial" w:cs="Arial"/>
+          <w:b w:val="0"/>
+          <w:i w:val="0"/>
+          <w:sz w:val="22"/>
+        </w:rPr>
+        <w:t xml:space="preserve"> Persamaan (11) memadatkan aturan tersebut.</w:t>
       </w:r>
     </w:p>
     <w:p>
@@ -4321,7 +7320,79 @@
           <w:color w:val="305496"/>
           <w:sz w:val="22"/>
         </w:rPr>
-        <w:t>✓ Solusi Total:   y(x) = c1·cos x + c2·sin x + x·sin x + cos x·ln|cos x|</w:t>
+        <w:t xml:space="preserve">✓ Solusi Total:   y(x) = </w:t>
+      </w:r>
+      <w:r>
+        <w:rPr>
+          <w:rFonts w:ascii="Arial" w:hAnsi="Arial" w:cs="Arial"/>
+          <w:b/>
+          <w:i/>
+          <w:color w:val="305496"/>
+          <w:sz w:val="22"/>
+        </w:rPr>
+        <w:t xml:space="preserve">c</w:t>
+      </w:r>
+      <w:r>
+        <w:rPr>
+          <w:rFonts w:ascii="Arial" w:hAnsi="Arial" w:cs="Arial"/>
+          <w:b/>
+          <w:i/>
+          <w:color w:val="305496"/>
+          <w:sz w:val="22"/>
+          <w:vertAlign w:val="subscript"/>
+        </w:rPr>
+        <w:t xml:space="preserve">1</w:t>
+      </w:r>
+      <w:r>
+        <w:rPr>
+          <w:rFonts w:ascii="Arial" w:hAnsi="Arial" w:cs="Arial"/>
+          <w:b/>
+          <w:i/>
+          <w:color w:val="305496"/>
+          <w:sz w:val="22"/>
+        </w:rPr>
+        <w:t xml:space="preserve">·cos x + </w:t>
+      </w:r>
+      <w:r>
+        <w:rPr>
+          <w:rFonts w:ascii="Arial" w:hAnsi="Arial" w:cs="Arial"/>
+          <w:b/>
+          <w:i/>
+          <w:color w:val="305496"/>
+          <w:sz w:val="22"/>
+        </w:rPr>
+        <w:t xml:space="preserve">c</w:t>
+      </w:r>
+      <w:r>
+        <w:rPr>
+          <w:rFonts w:ascii="Arial" w:hAnsi="Arial" w:cs="Arial"/>
+          <w:b/>
+          <w:i/>
+          <w:color w:val="305496"/>
+          <w:sz w:val="22"/>
+          <w:vertAlign w:val="subscript"/>
+        </w:rPr>
+        <w:t xml:space="preserve">2</w:t>
+      </w:r>
+      <w:r>
+        <w:rPr>
+          <w:rFonts w:ascii="Arial" w:hAnsi="Arial" w:cs="Arial"/>
+          <w:b/>
+          <w:i/>
+          <w:color w:val="305496"/>
+          <w:sz w:val="22"/>
+        </w:rPr>
+        <w:t xml:space="preserve">·sin x + x·sin x + cos x·ln|cos x|</w:t>
+      </w:r>
+      <w:r>
+        <w:rPr>
+          <w:rFonts w:ascii="Arial" w:hAnsi="Arial" w:cs="Arial"/>
+          <w:b/>
+          <w:i/>
+          <w:color w:val="305496"/>
+          <w:sz w:val="22"/>
+        </w:rPr>
+        <w:t xml:space="preserve">   (11)</w:t>
       </w:r>
     </w:p>
     <w:p>
@@ -4345,7 +7416,100 @@
           <w:i w:val="0"/>
           <w:sz w:val="22"/>
         </w:rPr>
-        <w:t>VoP juga berguna ketika f(x) sebenarnya masuk Tabel 1 tetapi UC gagal karena resonansi berganda yang rumit; VoP tidak pernah membutuhkan pengecekan resonansi eksplisit karena metodenya bersifat umum. Selesaikan y''+4y=x·sin(2x) (UC gagal karena ±2i adalah akar karakteristik). Karakteristik λ²+4=0 memberi λ=±2i, sehingga yh=c1cos 2x+c2sin 2x. Wronskian W=2cos²2x+2sin²2x=2. Dengan g(x)=x·sin 2x, u1'=-(x·sin²2x)/2 dan u2'=(x·sin2x·cos2x)/2=(x·sin4x)/4. Integrasi (memakai identitas sin²=(1-cos2θ)/2 dan integrasi parsial) memberi u1=-x²/8+(x·sin4x)/16+(cos4x)/64 dan u2=-(x·cos4x)/16+(sin4x)/64. Susun yp=u1cos2x+u2sin2x; suku cos4x dan sin4x saling membatalkan lewat identitas trigonometri, menyisakan yp=-(x²/8)cos2x+(x/16)sin2x.</w:t>
+        <w:t xml:space="preserve">VoP juga berguna ketika f(x) sebenarnya masuk Tabel 1 tetapi UC gagal karena resonansi berganda yang rumit; VoP tidak pernah membutuhkan pengecekan resonansi eksplisit karena metodenya bersifat umum. Selesaikan y''+4y=x·sin(2x) (UC gagal karena ±2i adalah akar karakteristik). Karakteristik λ²+4=0 memberi λ=±2i, sehingga yh=c1cos 2x+c2sin 2x. Wronskian W=2cos²2x+2sin²2x=2. Dengan g(x)=x·sin 2x, </w:t>
+      </w:r>
+      <w:r>
+        <w:rPr>
+          <w:rFonts w:ascii="Arial" w:hAnsi="Arial" w:cs="Arial"/>
+          <w:b w:val="0"/>
+          <w:i w:val="0"/>
+          <w:sz w:val="22"/>
+        </w:rPr>
+        <w:t xml:space="preserve">u</w:t>
+      </w:r>
+      <w:r>
+        <w:rPr>
+          <w:rFonts w:ascii="Arial" w:hAnsi="Arial" w:cs="Arial"/>
+          <w:b w:val="0"/>
+          <w:i w:val="0"/>
+          <w:sz w:val="22"/>
+          <w:vertAlign w:val="subscript"/>
+        </w:rPr>
+        <w:t xml:space="preserve">1</w:t>
+      </w:r>
+      <w:r>
+        <w:rPr>
+          <w:rFonts w:ascii="Arial" w:hAnsi="Arial" w:cs="Arial"/>
+          <w:b w:val="0"/>
+          <w:i w:val="0"/>
+          <w:sz w:val="22"/>
+        </w:rPr>
+        <w:t xml:space="preserve">'=-(x·sin²2x)/2 dan u2'=(x·sin2x·cos2x)/2=(x·sin4x)/4. Integrasi (memakai identitas sin²=(1-cos2θ)/2 dan integrasi parsial) memberi </w:t>
+      </w:r>
+      <w:r>
+        <w:rPr>
+          <w:rFonts w:ascii="Arial" w:hAnsi="Arial" w:cs="Arial"/>
+          <w:b w:val="0"/>
+          <w:i w:val="0"/>
+          <w:sz w:val="22"/>
+        </w:rPr>
+        <w:t xml:space="preserve">u</w:t>
+      </w:r>
+      <w:r>
+        <w:rPr>
+          <w:rFonts w:ascii="Arial" w:hAnsi="Arial" w:cs="Arial"/>
+          <w:b w:val="0"/>
+          <w:i w:val="0"/>
+          <w:sz w:val="22"/>
+          <w:vertAlign w:val="subscript"/>
+        </w:rPr>
+        <w:t xml:space="preserve">1</w:t>
+      </w:r>
+      <w:r>
+        <w:rPr>
+          <w:rFonts w:ascii="Arial" w:hAnsi="Arial" w:cs="Arial"/>
+          <w:b w:val="0"/>
+          <w:i w:val="0"/>
+          <w:sz w:val="22"/>
+        </w:rPr>
+        <w:t xml:space="preserve">=-x²/8+(x·sin4x)/16+(cos4x)/64 dan </w:t>
+      </w:r>
+      <w:r>
+        <w:rPr>
+          <w:rFonts w:ascii="Arial" w:hAnsi="Arial" w:cs="Arial"/>
+          <w:b w:val="0"/>
+          <w:i w:val="0"/>
+          <w:sz w:val="22"/>
+        </w:rPr>
+        <w:t xml:space="preserve">u</w:t>
+      </w:r>
+      <w:r>
+        <w:rPr>
+          <w:rFonts w:ascii="Arial" w:hAnsi="Arial" w:cs="Arial"/>
+          <w:b w:val="0"/>
+          <w:i w:val="0"/>
+          <w:sz w:val="22"/>
+          <w:vertAlign w:val="subscript"/>
+        </w:rPr>
+        <w:t xml:space="preserve">2</w:t>
+      </w:r>
+      <w:r>
+        <w:rPr>
+          <w:rFonts w:ascii="Arial" w:hAnsi="Arial" w:cs="Arial"/>
+          <w:b w:val="0"/>
+          <w:i w:val="0"/>
+          <w:sz w:val="22"/>
+        </w:rPr>
+        <w:t xml:space="preserve">=-(x·cos4x)/16+(sin4x)/64. Susun yp=u1cos2x+u2sin2x; suku cos4x dan sin4x saling membatalkan lewat identitas trigonometri, menyisakan yp=-(x²/8)cos2x+(x/16)sin2x.</w:t>
+      </w:r>
+      <w:r>
+        <w:rPr>
+          <w:rFonts w:ascii="Arial" w:hAnsi="Arial" w:cs="Arial"/>
+          <w:b w:val="0"/>
+          <w:i w:val="0"/>
+          <w:sz w:val="22"/>
+        </w:rPr>
+        <w:t xml:space="preserve"> Rangkuman kuantitatifnya tertulis pada Persamaan (12).</w:t>
       </w:r>
     </w:p>
     <w:p>
@@ -4361,7 +7525,79 @@
           <w:color w:val="305496"/>
           <w:sz w:val="22"/>
         </w:rPr>
-        <w:t>✓ Solusi Total:   y(x) = c1·cos 2x + c2·sin 2x - (x²/8)·cos 2x + (x/16)·sin 2x</w:t>
+        <w:t xml:space="preserve">✓ Solusi Total:   y(x) = </w:t>
+      </w:r>
+      <w:r>
+        <w:rPr>
+          <w:rFonts w:ascii="Arial" w:hAnsi="Arial" w:cs="Arial"/>
+          <w:b/>
+          <w:i/>
+          <w:color w:val="305496"/>
+          <w:sz w:val="22"/>
+        </w:rPr>
+        <w:t xml:space="preserve">c</w:t>
+      </w:r>
+      <w:r>
+        <w:rPr>
+          <w:rFonts w:ascii="Arial" w:hAnsi="Arial" w:cs="Arial"/>
+          <w:b/>
+          <w:i/>
+          <w:color w:val="305496"/>
+          <w:sz w:val="22"/>
+          <w:vertAlign w:val="subscript"/>
+        </w:rPr>
+        <w:t xml:space="preserve">1</w:t>
+      </w:r>
+      <w:r>
+        <w:rPr>
+          <w:rFonts w:ascii="Arial" w:hAnsi="Arial" w:cs="Arial"/>
+          <w:b/>
+          <w:i/>
+          <w:color w:val="305496"/>
+          <w:sz w:val="22"/>
+        </w:rPr>
+        <w:t xml:space="preserve">·cos 2x + </w:t>
+      </w:r>
+      <w:r>
+        <w:rPr>
+          <w:rFonts w:ascii="Arial" w:hAnsi="Arial" w:cs="Arial"/>
+          <w:b/>
+          <w:i/>
+          <w:color w:val="305496"/>
+          <w:sz w:val="22"/>
+        </w:rPr>
+        <w:t xml:space="preserve">c</w:t>
+      </w:r>
+      <w:r>
+        <w:rPr>
+          <w:rFonts w:ascii="Arial" w:hAnsi="Arial" w:cs="Arial"/>
+          <w:b/>
+          <w:i/>
+          <w:color w:val="305496"/>
+          <w:sz w:val="22"/>
+          <w:vertAlign w:val="subscript"/>
+        </w:rPr>
+        <w:t xml:space="preserve">2</w:t>
+      </w:r>
+      <w:r>
+        <w:rPr>
+          <w:rFonts w:ascii="Arial" w:hAnsi="Arial" w:cs="Arial"/>
+          <w:b/>
+          <w:i/>
+          <w:color w:val="305496"/>
+          <w:sz w:val="22"/>
+        </w:rPr>
+        <w:t xml:space="preserve">·sin 2x - (x²/8)·cos 2x + (x/16)·sin 2x</w:t>
+      </w:r>
+      <w:r>
+        <w:rPr>
+          <w:rFonts w:ascii="Arial" w:hAnsi="Arial" w:cs="Arial"/>
+          <w:b/>
+          <w:i/>
+          <w:color w:val="305496"/>
+          <w:sz w:val="22"/>
+        </w:rPr>
+        <w:t xml:space="preserve">   (12)</w:t>
       </w:r>
     </w:p>
     <w:p>
@@ -4409,7 +7645,240 @@
           <w:i w:val="0"/>
           <w:sz w:val="22"/>
         </w:rPr>
-        <w:t>Setelah yp diperoleh (via UC atau VoP), susun y=yh+yp, lalu substitusikan syarat awal y(x0)=y0, y'(x0)=v0 ke y TOTAL, bukan ke yh saja. Kesalahan paling umum pada tahap ini adalah lupa menyertakan kontribusi yp(x0) dan yp'(x0), sehingga c1, c2 yang dihasilkan salah dan solusi akhir tidak memenuhi PD non-homogen.</w:t>
+        <w:t xml:space="preserve">Setelah yp diperoleh (via UC atau VoP), susun y=yh+yp, lalu substitusikan syarat awal y(</w:t>
+      </w:r>
+      <w:r>
+        <w:rPr>
+          <w:rFonts w:ascii="Arial" w:hAnsi="Arial" w:cs="Arial"/>
+          <w:b w:val="0"/>
+          <w:i w:val="0"/>
+          <w:sz w:val="22"/>
+        </w:rPr>
+        <w:t xml:space="preserve">x</w:t>
+      </w:r>
+      <w:r>
+        <w:rPr>
+          <w:rFonts w:ascii="Arial" w:hAnsi="Arial" w:cs="Arial"/>
+          <w:b w:val="0"/>
+          <w:i w:val="0"/>
+          <w:sz w:val="22"/>
+          <w:vertAlign w:val="subscript"/>
+        </w:rPr>
+        <w:t xml:space="preserve">0</w:t>
+      </w:r>
+      <w:r>
+        <w:rPr>
+          <w:rFonts w:ascii="Arial" w:hAnsi="Arial" w:cs="Arial"/>
+          <w:b w:val="0"/>
+          <w:i w:val="0"/>
+          <w:sz w:val="22"/>
+        </w:rPr>
+        <w:t xml:space="preserve">)=</w:t>
+      </w:r>
+      <w:r>
+        <w:rPr>
+          <w:rFonts w:ascii="Arial" w:hAnsi="Arial" w:cs="Arial"/>
+          <w:b w:val="0"/>
+          <w:i w:val="0"/>
+          <w:sz w:val="22"/>
+        </w:rPr>
+        <w:t xml:space="preserve">y</w:t>
+      </w:r>
+      <w:r>
+        <w:rPr>
+          <w:rFonts w:ascii="Arial" w:hAnsi="Arial" w:cs="Arial"/>
+          <w:b w:val="0"/>
+          <w:i w:val="0"/>
+          <w:sz w:val="22"/>
+          <w:vertAlign w:val="subscript"/>
+        </w:rPr>
+        <w:t xml:space="preserve">0</w:t>
+      </w:r>
+      <w:r>
+        <w:rPr>
+          <w:rFonts w:ascii="Arial" w:hAnsi="Arial" w:cs="Arial"/>
+          <w:b w:val="0"/>
+          <w:i w:val="0"/>
+          <w:sz w:val="22"/>
+        </w:rPr>
+        <w:t xml:space="preserve">, y'(</w:t>
+      </w:r>
+      <w:r>
+        <w:rPr>
+          <w:rFonts w:ascii="Arial" w:hAnsi="Arial" w:cs="Arial"/>
+          <w:b w:val="0"/>
+          <w:i w:val="0"/>
+          <w:sz w:val="22"/>
+        </w:rPr>
+        <w:t xml:space="preserve">x</w:t>
+      </w:r>
+      <w:r>
+        <w:rPr>
+          <w:rFonts w:ascii="Arial" w:hAnsi="Arial" w:cs="Arial"/>
+          <w:b w:val="0"/>
+          <w:i w:val="0"/>
+          <w:sz w:val="22"/>
+          <w:vertAlign w:val="subscript"/>
+        </w:rPr>
+        <w:t xml:space="preserve">0</w:t>
+      </w:r>
+      <w:r>
+        <w:rPr>
+          <w:rFonts w:ascii="Arial" w:hAnsi="Arial" w:cs="Arial"/>
+          <w:b w:val="0"/>
+          <w:i w:val="0"/>
+          <w:sz w:val="22"/>
+        </w:rPr>
+        <w:t xml:space="preserve">)=</w:t>
+      </w:r>
+      <w:r>
+        <w:rPr>
+          <w:rFonts w:ascii="Arial" w:hAnsi="Arial" w:cs="Arial"/>
+          <w:b w:val="0"/>
+          <w:i w:val="0"/>
+          <w:sz w:val="22"/>
+        </w:rPr>
+        <w:t xml:space="preserve">v</w:t>
+      </w:r>
+      <w:r>
+        <w:rPr>
+          <w:rFonts w:ascii="Arial" w:hAnsi="Arial" w:cs="Arial"/>
+          <w:b w:val="0"/>
+          <w:i w:val="0"/>
+          <w:sz w:val="22"/>
+          <w:vertAlign w:val="subscript"/>
+        </w:rPr>
+        <w:t xml:space="preserve">0</w:t>
+      </w:r>
+      <w:r>
+        <w:rPr>
+          <w:rFonts w:ascii="Arial" w:hAnsi="Arial" w:cs="Arial"/>
+          <w:b w:val="0"/>
+          <w:i w:val="0"/>
+          <w:sz w:val="22"/>
+        </w:rPr>
+        <w:t xml:space="preserve"> ke y TOTAL, bukan ke yh saja. Kesalahan paling umum pada tahap ini adalah lupa menyertakan kontribusi yp(</w:t>
+      </w:r>
+      <w:r>
+        <w:rPr>
+          <w:rFonts w:ascii="Arial" w:hAnsi="Arial" w:cs="Arial"/>
+          <w:b w:val="0"/>
+          <w:i w:val="0"/>
+          <w:sz w:val="22"/>
+        </w:rPr>
+        <w:t xml:space="preserve">x</w:t>
+      </w:r>
+      <w:r>
+        <w:rPr>
+          <w:rFonts w:ascii="Arial" w:hAnsi="Arial" w:cs="Arial"/>
+          <w:b w:val="0"/>
+          <w:i w:val="0"/>
+          <w:sz w:val="22"/>
+          <w:vertAlign w:val="subscript"/>
+        </w:rPr>
+        <w:t xml:space="preserve">0</w:t>
+      </w:r>
+      <w:r>
+        <w:rPr>
+          <w:rFonts w:ascii="Arial" w:hAnsi="Arial" w:cs="Arial"/>
+          <w:b w:val="0"/>
+          <w:i w:val="0"/>
+          <w:sz w:val="22"/>
+        </w:rPr>
+        <w:t xml:space="preserve">) dan yp'(</w:t>
+      </w:r>
+      <w:r>
+        <w:rPr>
+          <w:rFonts w:ascii="Arial" w:hAnsi="Arial" w:cs="Arial"/>
+          <w:b w:val="0"/>
+          <w:i w:val="0"/>
+          <w:sz w:val="22"/>
+        </w:rPr>
+        <w:t xml:space="preserve">x</w:t>
+      </w:r>
+      <w:r>
+        <w:rPr>
+          <w:rFonts w:ascii="Arial" w:hAnsi="Arial" w:cs="Arial"/>
+          <w:b w:val="0"/>
+          <w:i w:val="0"/>
+          <w:sz w:val="22"/>
+          <w:vertAlign w:val="subscript"/>
+        </w:rPr>
+        <w:t xml:space="preserve">0</w:t>
+      </w:r>
+      <w:r>
+        <w:rPr>
+          <w:rFonts w:ascii="Arial" w:hAnsi="Arial" w:cs="Arial"/>
+          <w:b w:val="0"/>
+          <w:i w:val="0"/>
+          <w:sz w:val="22"/>
+        </w:rPr>
+        <w:t xml:space="preserve">), sehingga </w:t>
+      </w:r>
+      <w:r>
+        <w:rPr>
+          <w:rFonts w:ascii="Arial" w:hAnsi="Arial" w:cs="Arial"/>
+          <w:b w:val="0"/>
+          <w:i w:val="0"/>
+          <w:sz w:val="22"/>
+        </w:rPr>
+        <w:t xml:space="preserve">c</w:t>
+      </w:r>
+      <w:r>
+        <w:rPr>
+          <w:rFonts w:ascii="Arial" w:hAnsi="Arial" w:cs="Arial"/>
+          <w:b w:val="0"/>
+          <w:i w:val="0"/>
+          <w:sz w:val="22"/>
+          <w:vertAlign w:val="subscript"/>
+        </w:rPr>
+        <w:t xml:space="preserve">1</w:t>
+      </w:r>
+      <w:r>
+        <w:rPr>
+          <w:rFonts w:ascii="Arial" w:hAnsi="Arial" w:cs="Arial"/>
+          <w:b w:val="0"/>
+          <w:i w:val="0"/>
+          <w:sz w:val="22"/>
+        </w:rPr>
+        <w:t xml:space="preserve">, </w:t>
+      </w:r>
+      <w:r>
+        <w:rPr>
+          <w:rFonts w:ascii="Arial" w:hAnsi="Arial" w:cs="Arial"/>
+          <w:b w:val="0"/>
+          <w:i w:val="0"/>
+          <w:sz w:val="22"/>
+        </w:rPr>
+        <w:t xml:space="preserve">c</w:t>
+      </w:r>
+      <w:r>
+        <w:rPr>
+          <w:rFonts w:ascii="Arial" w:hAnsi="Arial" w:cs="Arial"/>
+          <w:b w:val="0"/>
+          <w:i w:val="0"/>
+          <w:sz w:val="22"/>
+          <w:vertAlign w:val="subscript"/>
+        </w:rPr>
+        <w:t xml:space="preserve">2</w:t>
+      </w:r>
+      <w:r>
+        <w:rPr>
+          <w:rFonts w:ascii="Arial" w:hAnsi="Arial" w:cs="Arial"/>
+          <w:b w:val="0"/>
+          <w:i w:val="0"/>
+          <w:sz w:val="22"/>
+        </w:rPr>
+        <w:t xml:space="preserve"> yang dihasilkan salah dan solusi akhir tidak memenuhi PD non-homogen.</w:t>
+      </w:r>
+      <w:r>
+        <w:rPr>
+          <w:rFonts w:ascii="Arial" w:hAnsi="Arial" w:cs="Arial"/>
+          <w:b w:val="0"/>
+          <w:i w:val="0"/>
+          <w:sz w:val="22"/>
+        </w:rPr>
+        <w:t xml:space="preserve"> Hubungan ini dirangkum dalam Persamaan (13).</w:t>
       </w:r>
     </w:p>
     <w:p>
@@ -4425,7 +7894,513 @@
           <w:color w:val="305496"/>
           <w:sz w:val="22"/>
         </w:rPr>
-        <w:t>c1·y1(x0) + c2·y2(x0) = y0 - yp(x0);   c1·y1'(x0) + c2·y2'(x0) = v0 - yp'(x0)</w:t>
+        <w:t xml:space="preserve"/>
+      </w:r>
+      <w:r>
+        <w:rPr>
+          <w:rFonts w:ascii="Arial" w:hAnsi="Arial" w:cs="Arial"/>
+          <w:b/>
+          <w:i/>
+          <w:color w:val="305496"/>
+          <w:sz w:val="22"/>
+        </w:rPr>
+        <w:t xml:space="preserve">c</w:t>
+      </w:r>
+      <w:r>
+        <w:rPr>
+          <w:rFonts w:ascii="Arial" w:hAnsi="Arial" w:cs="Arial"/>
+          <w:b/>
+          <w:i/>
+          <w:color w:val="305496"/>
+          <w:sz w:val="22"/>
+          <w:vertAlign w:val="subscript"/>
+        </w:rPr>
+        <w:t xml:space="preserve">1</w:t>
+      </w:r>
+      <w:r>
+        <w:rPr>
+          <w:rFonts w:ascii="Arial" w:hAnsi="Arial" w:cs="Arial"/>
+          <w:b/>
+          <w:i/>
+          <w:color w:val="305496"/>
+          <w:sz w:val="22"/>
+        </w:rPr>
+        <w:t xml:space="preserve">·</w:t>
+      </w:r>
+      <w:r>
+        <w:rPr>
+          <w:rFonts w:ascii="Arial" w:hAnsi="Arial" w:cs="Arial"/>
+          <w:b/>
+          <w:i/>
+          <w:color w:val="305496"/>
+          <w:sz w:val="22"/>
+        </w:rPr>
+        <w:t xml:space="preserve">y</w:t>
+      </w:r>
+      <w:r>
+        <w:rPr>
+          <w:rFonts w:ascii="Arial" w:hAnsi="Arial" w:cs="Arial"/>
+          <w:b/>
+          <w:i/>
+          <w:color w:val="305496"/>
+          <w:sz w:val="22"/>
+          <w:vertAlign w:val="subscript"/>
+        </w:rPr>
+        <w:t xml:space="preserve">1</w:t>
+      </w:r>
+      <w:r>
+        <w:rPr>
+          <w:rFonts w:ascii="Arial" w:hAnsi="Arial" w:cs="Arial"/>
+          <w:b/>
+          <w:i/>
+          <w:color w:val="305496"/>
+          <w:sz w:val="22"/>
+        </w:rPr>
+        <w:t xml:space="preserve">(</w:t>
+      </w:r>
+      <w:r>
+        <w:rPr>
+          <w:rFonts w:ascii="Arial" w:hAnsi="Arial" w:cs="Arial"/>
+          <w:b/>
+          <w:i/>
+          <w:color w:val="305496"/>
+          <w:sz w:val="22"/>
+        </w:rPr>
+        <w:t xml:space="preserve">x</w:t>
+      </w:r>
+      <w:r>
+        <w:rPr>
+          <w:rFonts w:ascii="Arial" w:hAnsi="Arial" w:cs="Arial"/>
+          <w:b/>
+          <w:i/>
+          <w:color w:val="305496"/>
+          <w:sz w:val="22"/>
+          <w:vertAlign w:val="subscript"/>
+        </w:rPr>
+        <w:t xml:space="preserve">0</w:t>
+      </w:r>
+      <w:r>
+        <w:rPr>
+          <w:rFonts w:ascii="Arial" w:hAnsi="Arial" w:cs="Arial"/>
+          <w:b/>
+          <w:i/>
+          <w:color w:val="305496"/>
+          <w:sz w:val="22"/>
+        </w:rPr>
+        <w:t xml:space="preserve">) + </w:t>
+      </w:r>
+      <w:r>
+        <w:rPr>
+          <w:rFonts w:ascii="Arial" w:hAnsi="Arial" w:cs="Arial"/>
+          <w:b/>
+          <w:i/>
+          <w:color w:val="305496"/>
+          <w:sz w:val="22"/>
+        </w:rPr>
+        <w:t xml:space="preserve">c</w:t>
+      </w:r>
+      <w:r>
+        <w:rPr>
+          <w:rFonts w:ascii="Arial" w:hAnsi="Arial" w:cs="Arial"/>
+          <w:b/>
+          <w:i/>
+          <w:color w:val="305496"/>
+          <w:sz w:val="22"/>
+          <w:vertAlign w:val="subscript"/>
+        </w:rPr>
+        <w:t xml:space="preserve">2</w:t>
+      </w:r>
+      <w:r>
+        <w:rPr>
+          <w:rFonts w:ascii="Arial" w:hAnsi="Arial" w:cs="Arial"/>
+          <w:b/>
+          <w:i/>
+          <w:color w:val="305496"/>
+          <w:sz w:val="22"/>
+        </w:rPr>
+        <w:t xml:space="preserve">·</w:t>
+      </w:r>
+      <w:r>
+        <w:rPr>
+          <w:rFonts w:ascii="Arial" w:hAnsi="Arial" w:cs="Arial"/>
+          <w:b/>
+          <w:i/>
+          <w:color w:val="305496"/>
+          <w:sz w:val="22"/>
+        </w:rPr>
+        <w:t xml:space="preserve">y</w:t>
+      </w:r>
+      <w:r>
+        <w:rPr>
+          <w:rFonts w:ascii="Arial" w:hAnsi="Arial" w:cs="Arial"/>
+          <w:b/>
+          <w:i/>
+          <w:color w:val="305496"/>
+          <w:sz w:val="22"/>
+          <w:vertAlign w:val="subscript"/>
+        </w:rPr>
+        <w:t xml:space="preserve">2</w:t>
+      </w:r>
+      <w:r>
+        <w:rPr>
+          <w:rFonts w:ascii="Arial" w:hAnsi="Arial" w:cs="Arial"/>
+          <w:b/>
+          <w:i/>
+          <w:color w:val="305496"/>
+          <w:sz w:val="22"/>
+        </w:rPr>
+        <w:t xml:space="preserve">(</w:t>
+      </w:r>
+      <w:r>
+        <w:rPr>
+          <w:rFonts w:ascii="Arial" w:hAnsi="Arial" w:cs="Arial"/>
+          <w:b/>
+          <w:i/>
+          <w:color w:val="305496"/>
+          <w:sz w:val="22"/>
+        </w:rPr>
+        <w:t xml:space="preserve">x</w:t>
+      </w:r>
+      <w:r>
+        <w:rPr>
+          <w:rFonts w:ascii="Arial" w:hAnsi="Arial" w:cs="Arial"/>
+          <w:b/>
+          <w:i/>
+          <w:color w:val="305496"/>
+          <w:sz w:val="22"/>
+          <w:vertAlign w:val="subscript"/>
+        </w:rPr>
+        <w:t xml:space="preserve">0</w:t>
+      </w:r>
+      <w:r>
+        <w:rPr>
+          <w:rFonts w:ascii="Arial" w:hAnsi="Arial" w:cs="Arial"/>
+          <w:b/>
+          <w:i/>
+          <w:color w:val="305496"/>
+          <w:sz w:val="22"/>
+        </w:rPr>
+        <w:t xml:space="preserve">) = </w:t>
+      </w:r>
+      <w:r>
+        <w:rPr>
+          <w:rFonts w:ascii="Arial" w:hAnsi="Arial" w:cs="Arial"/>
+          <w:b/>
+          <w:i/>
+          <w:color w:val="305496"/>
+          <w:sz w:val="22"/>
+        </w:rPr>
+        <w:t xml:space="preserve">y</w:t>
+      </w:r>
+      <w:r>
+        <w:rPr>
+          <w:rFonts w:ascii="Arial" w:hAnsi="Arial" w:cs="Arial"/>
+          <w:b/>
+          <w:i/>
+          <w:color w:val="305496"/>
+          <w:sz w:val="22"/>
+          <w:vertAlign w:val="subscript"/>
+        </w:rPr>
+        <w:t xml:space="preserve">0</w:t>
+      </w:r>
+      <w:r>
+        <w:rPr>
+          <w:rFonts w:ascii="Arial" w:hAnsi="Arial" w:cs="Arial"/>
+          <w:b/>
+          <w:i/>
+          <w:color w:val="305496"/>
+          <w:sz w:val="22"/>
+        </w:rPr>
+        <w:t xml:space="preserve"> - yp(</w:t>
+      </w:r>
+      <w:r>
+        <w:rPr>
+          <w:rFonts w:ascii="Arial" w:hAnsi="Arial" w:cs="Arial"/>
+          <w:b/>
+          <w:i/>
+          <w:color w:val="305496"/>
+          <w:sz w:val="22"/>
+        </w:rPr>
+        <w:t xml:space="preserve">x</w:t>
+      </w:r>
+      <w:r>
+        <w:rPr>
+          <w:rFonts w:ascii="Arial" w:hAnsi="Arial" w:cs="Arial"/>
+          <w:b/>
+          <w:i/>
+          <w:color w:val="305496"/>
+          <w:sz w:val="22"/>
+          <w:vertAlign w:val="subscript"/>
+        </w:rPr>
+        <w:t xml:space="preserve">0</w:t>
+      </w:r>
+      <w:r>
+        <w:rPr>
+          <w:rFonts w:ascii="Arial" w:hAnsi="Arial" w:cs="Arial"/>
+          <w:b/>
+          <w:i/>
+          <w:color w:val="305496"/>
+          <w:sz w:val="22"/>
+        </w:rPr>
+        <w:t xml:space="preserve">);   </w:t>
+      </w:r>
+      <w:r>
+        <w:rPr>
+          <w:rFonts w:ascii="Arial" w:hAnsi="Arial" w:cs="Arial"/>
+          <w:b/>
+          <w:i/>
+          <w:color w:val="305496"/>
+          <w:sz w:val="22"/>
+        </w:rPr>
+        <w:t xml:space="preserve">c</w:t>
+      </w:r>
+      <w:r>
+        <w:rPr>
+          <w:rFonts w:ascii="Arial" w:hAnsi="Arial" w:cs="Arial"/>
+          <w:b/>
+          <w:i/>
+          <w:color w:val="305496"/>
+          <w:sz w:val="22"/>
+          <w:vertAlign w:val="subscript"/>
+        </w:rPr>
+        <w:t xml:space="preserve">1</w:t>
+      </w:r>
+      <w:r>
+        <w:rPr>
+          <w:rFonts w:ascii="Arial" w:hAnsi="Arial" w:cs="Arial"/>
+          <w:b/>
+          <w:i/>
+          <w:color w:val="305496"/>
+          <w:sz w:val="22"/>
+        </w:rPr>
+        <w:t xml:space="preserve">·</w:t>
+      </w:r>
+      <w:r>
+        <w:rPr>
+          <w:rFonts w:ascii="Arial" w:hAnsi="Arial" w:cs="Arial"/>
+          <w:b/>
+          <w:i/>
+          <w:color w:val="305496"/>
+          <w:sz w:val="22"/>
+        </w:rPr>
+        <w:t xml:space="preserve">y</w:t>
+      </w:r>
+      <w:r>
+        <w:rPr>
+          <w:rFonts w:ascii="Arial" w:hAnsi="Arial" w:cs="Arial"/>
+          <w:b/>
+          <w:i/>
+          <w:color w:val="305496"/>
+          <w:sz w:val="22"/>
+          <w:vertAlign w:val="subscript"/>
+        </w:rPr>
+        <w:t xml:space="preserve">1</w:t>
+      </w:r>
+      <w:r>
+        <w:rPr>
+          <w:rFonts w:ascii="Arial" w:hAnsi="Arial" w:cs="Arial"/>
+          <w:b/>
+          <w:i/>
+          <w:color w:val="305496"/>
+          <w:sz w:val="22"/>
+        </w:rPr>
+        <w:t xml:space="preserve">'(</w:t>
+      </w:r>
+      <w:r>
+        <w:rPr>
+          <w:rFonts w:ascii="Arial" w:hAnsi="Arial" w:cs="Arial"/>
+          <w:b/>
+          <w:i/>
+          <w:color w:val="305496"/>
+          <w:sz w:val="22"/>
+        </w:rPr>
+        <w:t xml:space="preserve">x</w:t>
+      </w:r>
+      <w:r>
+        <w:rPr>
+          <w:rFonts w:ascii="Arial" w:hAnsi="Arial" w:cs="Arial"/>
+          <w:b/>
+          <w:i/>
+          <w:color w:val="305496"/>
+          <w:sz w:val="22"/>
+          <w:vertAlign w:val="subscript"/>
+        </w:rPr>
+        <w:t xml:space="preserve">0</w:t>
+      </w:r>
+      <w:r>
+        <w:rPr>
+          <w:rFonts w:ascii="Arial" w:hAnsi="Arial" w:cs="Arial"/>
+          <w:b/>
+          <w:i/>
+          <w:color w:val="305496"/>
+          <w:sz w:val="22"/>
+        </w:rPr>
+        <w:t xml:space="preserve">) + </w:t>
+      </w:r>
+      <w:r>
+        <w:rPr>
+          <w:rFonts w:ascii="Arial" w:hAnsi="Arial" w:cs="Arial"/>
+          <w:b/>
+          <w:i/>
+          <w:color w:val="305496"/>
+          <w:sz w:val="22"/>
+        </w:rPr>
+        <w:t xml:space="preserve">c</w:t>
+      </w:r>
+      <w:r>
+        <w:rPr>
+          <w:rFonts w:ascii="Arial" w:hAnsi="Arial" w:cs="Arial"/>
+          <w:b/>
+          <w:i/>
+          <w:color w:val="305496"/>
+          <w:sz w:val="22"/>
+          <w:vertAlign w:val="subscript"/>
+        </w:rPr>
+        <w:t xml:space="preserve">2</w:t>
+      </w:r>
+      <w:r>
+        <w:rPr>
+          <w:rFonts w:ascii="Arial" w:hAnsi="Arial" w:cs="Arial"/>
+          <w:b/>
+          <w:i/>
+          <w:color w:val="305496"/>
+          <w:sz w:val="22"/>
+        </w:rPr>
+        <w:t xml:space="preserve">·</w:t>
+      </w:r>
+      <w:r>
+        <w:rPr>
+          <w:rFonts w:ascii="Arial" w:hAnsi="Arial" w:cs="Arial"/>
+          <w:b/>
+          <w:i/>
+          <w:color w:val="305496"/>
+          <w:sz w:val="22"/>
+        </w:rPr>
+        <w:t xml:space="preserve">y</w:t>
+      </w:r>
+      <w:r>
+        <w:rPr>
+          <w:rFonts w:ascii="Arial" w:hAnsi="Arial" w:cs="Arial"/>
+          <w:b/>
+          <w:i/>
+          <w:color w:val="305496"/>
+          <w:sz w:val="22"/>
+          <w:vertAlign w:val="subscript"/>
+        </w:rPr>
+        <w:t xml:space="preserve">2</w:t>
+      </w:r>
+      <w:r>
+        <w:rPr>
+          <w:rFonts w:ascii="Arial" w:hAnsi="Arial" w:cs="Arial"/>
+          <w:b/>
+          <w:i/>
+          <w:color w:val="305496"/>
+          <w:sz w:val="22"/>
+        </w:rPr>
+        <w:t xml:space="preserve">'(</w:t>
+      </w:r>
+      <w:r>
+        <w:rPr>
+          <w:rFonts w:ascii="Arial" w:hAnsi="Arial" w:cs="Arial"/>
+          <w:b/>
+          <w:i/>
+          <w:color w:val="305496"/>
+          <w:sz w:val="22"/>
+        </w:rPr>
+        <w:t xml:space="preserve">x</w:t>
+      </w:r>
+      <w:r>
+        <w:rPr>
+          <w:rFonts w:ascii="Arial" w:hAnsi="Arial" w:cs="Arial"/>
+          <w:b/>
+          <w:i/>
+          <w:color w:val="305496"/>
+          <w:sz w:val="22"/>
+          <w:vertAlign w:val="subscript"/>
+        </w:rPr>
+        <w:t xml:space="preserve">0</w:t>
+      </w:r>
+      <w:r>
+        <w:rPr>
+          <w:rFonts w:ascii="Arial" w:hAnsi="Arial" w:cs="Arial"/>
+          <w:b/>
+          <w:i/>
+          <w:color w:val="305496"/>
+          <w:sz w:val="22"/>
+        </w:rPr>
+        <w:t xml:space="preserve">) = </w:t>
+      </w:r>
+      <w:r>
+        <w:rPr>
+          <w:rFonts w:ascii="Arial" w:hAnsi="Arial" w:cs="Arial"/>
+          <w:b/>
+          <w:i/>
+          <w:color w:val="305496"/>
+          <w:sz w:val="22"/>
+        </w:rPr>
+        <w:t xml:space="preserve">v</w:t>
+      </w:r>
+      <w:r>
+        <w:rPr>
+          <w:rFonts w:ascii="Arial" w:hAnsi="Arial" w:cs="Arial"/>
+          <w:b/>
+          <w:i/>
+          <w:color w:val="305496"/>
+          <w:sz w:val="22"/>
+          <w:vertAlign w:val="subscript"/>
+        </w:rPr>
+        <w:t xml:space="preserve">0</w:t>
+      </w:r>
+      <w:r>
+        <w:rPr>
+          <w:rFonts w:ascii="Arial" w:hAnsi="Arial" w:cs="Arial"/>
+          <w:b/>
+          <w:i/>
+          <w:color w:val="305496"/>
+          <w:sz w:val="22"/>
+        </w:rPr>
+        <w:t xml:space="preserve"> - yp'(</w:t>
+      </w:r>
+      <w:r>
+        <w:rPr>
+          <w:rFonts w:ascii="Arial" w:hAnsi="Arial" w:cs="Arial"/>
+          <w:b/>
+          <w:i/>
+          <w:color w:val="305496"/>
+          <w:sz w:val="22"/>
+        </w:rPr>
+        <w:t xml:space="preserve">x</w:t>
+      </w:r>
+      <w:r>
+        <w:rPr>
+          <w:rFonts w:ascii="Arial" w:hAnsi="Arial" w:cs="Arial"/>
+          <w:b/>
+          <w:i/>
+          <w:color w:val="305496"/>
+          <w:sz w:val="22"/>
+          <w:vertAlign w:val="subscript"/>
+        </w:rPr>
+        <w:t xml:space="preserve">0</w:t>
+      </w:r>
+      <w:r>
+        <w:rPr>
+          <w:rFonts w:ascii="Arial" w:hAnsi="Arial" w:cs="Arial"/>
+          <w:b/>
+          <w:i/>
+          <w:color w:val="305496"/>
+          <w:sz w:val="22"/>
+        </w:rPr>
+        <w:t xml:space="preserve">)</w:t>
+      </w:r>
+      <w:r>
+        <w:rPr>
+          <w:rFonts w:ascii="Arial" w:hAnsi="Arial" w:cs="Arial"/>
+          <w:b/>
+          <w:i/>
+          <w:color w:val="305496"/>
+          <w:sz w:val="22"/>
+        </w:rPr>
+        <w:t xml:space="preserve">   (13)</w:t>
       </w:r>
     </w:p>
     <w:p>
@@ -4449,7 +8424,373 @@
           <w:i w:val="0"/>
           <w:sz w:val="22"/>
         </w:rPr>
-        <w:t>Selesaikan y''-3y'+2y=5e^(4x) dengan y(0)=1, y'(0)=2 (melanjutkan Contoh 4). Solusi total y(x)=c1e^x+c2e^(2x)+(5/6)e^(4x), turunan y'(x)=c1e^x+2c2e^(2x)+(10/3)e^(4x). Substitusi x=0: y(0)=c1+c2+5/6=1 memberi c1+c2=1/6; y'(0)=c1+2c2+10/3=2 memberi c1+2c2=-4/3. Eliminasi: c2=-4/3-1/6=-3/2, lalu c1=1/6-(-3/2)=1/6+9/6=5/3.</w:t>
+        <w:t xml:space="preserve">Selesaikan y''-3y'+2y=5e</w:t>
+      </w:r>
+      <w:r>
+        <w:rPr>
+          <w:rFonts w:ascii="Arial" w:hAnsi="Arial" w:cs="Arial"/>
+          <w:b w:val="0"/>
+          <w:i w:val="0"/>
+          <w:sz w:val="22"/>
+          <w:vertAlign w:val="superscript"/>
+        </w:rPr>
+        <w:t xml:space="preserve">4x</w:t>
+      </w:r>
+      <w:r>
+        <w:rPr>
+          <w:rFonts w:ascii="Arial" w:hAnsi="Arial" w:cs="Arial"/>
+          <w:b w:val="0"/>
+          <w:i w:val="0"/>
+          <w:sz w:val="22"/>
+        </w:rPr>
+        <w:t xml:space="preserve"> dengan y(0)=1, y'(0)=2 (melanjutkan Contoh 4). Solusi total y(x)=c1e</w:t>
+      </w:r>
+      <w:r>
+        <w:rPr>
+          <w:rFonts w:ascii="Arial" w:hAnsi="Arial" w:cs="Arial"/>
+          <w:b w:val="0"/>
+          <w:i w:val="0"/>
+          <w:sz w:val="22"/>
+          <w:vertAlign w:val="superscript"/>
+        </w:rPr>
+        <w:t xml:space="preserve">x</w:t>
+      </w:r>
+      <w:r>
+        <w:rPr>
+          <w:rFonts w:ascii="Arial" w:hAnsi="Arial" w:cs="Arial"/>
+          <w:b w:val="0"/>
+          <w:i w:val="0"/>
+          <w:sz w:val="22"/>
+        </w:rPr>
+        <w:t xml:space="preserve">+c2e</w:t>
+      </w:r>
+      <w:r>
+        <w:rPr>
+          <w:rFonts w:ascii="Arial" w:hAnsi="Arial" w:cs="Arial"/>
+          <w:b w:val="0"/>
+          <w:i w:val="0"/>
+          <w:sz w:val="22"/>
+          <w:vertAlign w:val="superscript"/>
+        </w:rPr>
+        <w:t xml:space="preserve">2x</w:t>
+      </w:r>
+      <w:r>
+        <w:rPr>
+          <w:rFonts w:ascii="Arial" w:hAnsi="Arial" w:cs="Arial"/>
+          <w:b w:val="0"/>
+          <w:i w:val="0"/>
+          <w:sz w:val="22"/>
+        </w:rPr>
+        <w:t xml:space="preserve">+(5/6)e</w:t>
+      </w:r>
+      <w:r>
+        <w:rPr>
+          <w:rFonts w:ascii="Arial" w:hAnsi="Arial" w:cs="Arial"/>
+          <w:b w:val="0"/>
+          <w:i w:val="0"/>
+          <w:sz w:val="22"/>
+          <w:vertAlign w:val="superscript"/>
+        </w:rPr>
+        <w:t xml:space="preserve">4x</w:t>
+      </w:r>
+      <w:r>
+        <w:rPr>
+          <w:rFonts w:ascii="Arial" w:hAnsi="Arial" w:cs="Arial"/>
+          <w:b w:val="0"/>
+          <w:i w:val="0"/>
+          <w:sz w:val="22"/>
+        </w:rPr>
+        <w:t xml:space="preserve">, turunan y'(x)=c1e</w:t>
+      </w:r>
+      <w:r>
+        <w:rPr>
+          <w:rFonts w:ascii="Arial" w:hAnsi="Arial" w:cs="Arial"/>
+          <w:b w:val="0"/>
+          <w:i w:val="0"/>
+          <w:sz w:val="22"/>
+          <w:vertAlign w:val="superscript"/>
+        </w:rPr>
+        <w:t xml:space="preserve">x</w:t>
+      </w:r>
+      <w:r>
+        <w:rPr>
+          <w:rFonts w:ascii="Arial" w:hAnsi="Arial" w:cs="Arial"/>
+          <w:b w:val="0"/>
+          <w:i w:val="0"/>
+          <w:sz w:val="22"/>
+        </w:rPr>
+        <w:t xml:space="preserve">+2c2e</w:t>
+      </w:r>
+      <w:r>
+        <w:rPr>
+          <w:rFonts w:ascii="Arial" w:hAnsi="Arial" w:cs="Arial"/>
+          <w:b w:val="0"/>
+          <w:i w:val="0"/>
+          <w:sz w:val="22"/>
+          <w:vertAlign w:val="superscript"/>
+        </w:rPr>
+        <w:t xml:space="preserve">2x</w:t>
+      </w:r>
+      <w:r>
+        <w:rPr>
+          <w:rFonts w:ascii="Arial" w:hAnsi="Arial" w:cs="Arial"/>
+          <w:b w:val="0"/>
+          <w:i w:val="0"/>
+          <w:sz w:val="22"/>
+        </w:rPr>
+        <w:t xml:space="preserve">+(10/3)e</w:t>
+      </w:r>
+      <w:r>
+        <w:rPr>
+          <w:rFonts w:ascii="Arial" w:hAnsi="Arial" w:cs="Arial"/>
+          <w:b w:val="0"/>
+          <w:i w:val="0"/>
+          <w:sz w:val="22"/>
+          <w:vertAlign w:val="superscript"/>
+        </w:rPr>
+        <w:t xml:space="preserve">4x</w:t>
+      </w:r>
+      <w:r>
+        <w:rPr>
+          <w:rFonts w:ascii="Arial" w:hAnsi="Arial" w:cs="Arial"/>
+          <w:b w:val="0"/>
+          <w:i w:val="0"/>
+          <w:sz w:val="22"/>
+        </w:rPr>
+        <w:t xml:space="preserve">. Substitusi x=0: y(0)=</w:t>
+      </w:r>
+      <w:r>
+        <w:rPr>
+          <w:rFonts w:ascii="Arial" w:hAnsi="Arial" w:cs="Arial"/>
+          <w:b w:val="0"/>
+          <w:i w:val="0"/>
+          <w:sz w:val="22"/>
+        </w:rPr>
+        <w:t xml:space="preserve">c</w:t>
+      </w:r>
+      <w:r>
+        <w:rPr>
+          <w:rFonts w:ascii="Arial" w:hAnsi="Arial" w:cs="Arial"/>
+          <w:b w:val="0"/>
+          <w:i w:val="0"/>
+          <w:sz w:val="22"/>
+          <w:vertAlign w:val="subscript"/>
+        </w:rPr>
+        <w:t xml:space="preserve">1</w:t>
+      </w:r>
+      <w:r>
+        <w:rPr>
+          <w:rFonts w:ascii="Arial" w:hAnsi="Arial" w:cs="Arial"/>
+          <w:b w:val="0"/>
+          <w:i w:val="0"/>
+          <w:sz w:val="22"/>
+        </w:rPr>
+        <w:t xml:space="preserve">+</w:t>
+      </w:r>
+      <w:r>
+        <w:rPr>
+          <w:rFonts w:ascii="Arial" w:hAnsi="Arial" w:cs="Arial"/>
+          <w:b w:val="0"/>
+          <w:i w:val="0"/>
+          <w:sz w:val="22"/>
+        </w:rPr>
+        <w:t xml:space="preserve">c</w:t>
+      </w:r>
+      <w:r>
+        <w:rPr>
+          <w:rFonts w:ascii="Arial" w:hAnsi="Arial" w:cs="Arial"/>
+          <w:b w:val="0"/>
+          <w:i w:val="0"/>
+          <w:sz w:val="22"/>
+          <w:vertAlign w:val="subscript"/>
+        </w:rPr>
+        <w:t xml:space="preserve">2</w:t>
+      </w:r>
+      <w:r>
+        <w:rPr>
+          <w:rFonts w:ascii="Arial" w:hAnsi="Arial" w:cs="Arial"/>
+          <w:b w:val="0"/>
+          <w:i w:val="0"/>
+          <w:sz w:val="22"/>
+        </w:rPr>
+        <w:t xml:space="preserve">+5/6=1 memberi </w:t>
+      </w:r>
+      <w:r>
+        <w:rPr>
+          <w:rFonts w:ascii="Arial" w:hAnsi="Arial" w:cs="Arial"/>
+          <w:b w:val="0"/>
+          <w:i w:val="0"/>
+          <w:sz w:val="22"/>
+        </w:rPr>
+        <w:t xml:space="preserve">c</w:t>
+      </w:r>
+      <w:r>
+        <w:rPr>
+          <w:rFonts w:ascii="Arial" w:hAnsi="Arial" w:cs="Arial"/>
+          <w:b w:val="0"/>
+          <w:i w:val="0"/>
+          <w:sz w:val="22"/>
+          <w:vertAlign w:val="subscript"/>
+        </w:rPr>
+        <w:t xml:space="preserve">1</w:t>
+      </w:r>
+      <w:r>
+        <w:rPr>
+          <w:rFonts w:ascii="Arial" w:hAnsi="Arial" w:cs="Arial"/>
+          <w:b w:val="0"/>
+          <w:i w:val="0"/>
+          <w:sz w:val="22"/>
+        </w:rPr>
+        <w:t xml:space="preserve">+</w:t>
+      </w:r>
+      <w:r>
+        <w:rPr>
+          <w:rFonts w:ascii="Arial" w:hAnsi="Arial" w:cs="Arial"/>
+          <w:b w:val="0"/>
+          <w:i w:val="0"/>
+          <w:sz w:val="22"/>
+        </w:rPr>
+        <w:t xml:space="preserve">c</w:t>
+      </w:r>
+      <w:r>
+        <w:rPr>
+          <w:rFonts w:ascii="Arial" w:hAnsi="Arial" w:cs="Arial"/>
+          <w:b w:val="0"/>
+          <w:i w:val="0"/>
+          <w:sz w:val="22"/>
+          <w:vertAlign w:val="subscript"/>
+        </w:rPr>
+        <w:t xml:space="preserve">2</w:t>
+      </w:r>
+      <w:r>
+        <w:rPr>
+          <w:rFonts w:ascii="Arial" w:hAnsi="Arial" w:cs="Arial"/>
+          <w:b w:val="0"/>
+          <w:i w:val="0"/>
+          <w:sz w:val="22"/>
+        </w:rPr>
+        <w:t xml:space="preserve">=1/6; y'(0)=</w:t>
+      </w:r>
+      <w:r>
+        <w:rPr>
+          <w:rFonts w:ascii="Arial" w:hAnsi="Arial" w:cs="Arial"/>
+          <w:b w:val="0"/>
+          <w:i w:val="0"/>
+          <w:sz w:val="22"/>
+        </w:rPr>
+        <w:t xml:space="preserve">c</w:t>
+      </w:r>
+      <w:r>
+        <w:rPr>
+          <w:rFonts w:ascii="Arial" w:hAnsi="Arial" w:cs="Arial"/>
+          <w:b w:val="0"/>
+          <w:i w:val="0"/>
+          <w:sz w:val="22"/>
+          <w:vertAlign w:val="subscript"/>
+        </w:rPr>
+        <w:t xml:space="preserve">1</w:t>
+      </w:r>
+      <w:r>
+        <w:rPr>
+          <w:rFonts w:ascii="Arial" w:hAnsi="Arial" w:cs="Arial"/>
+          <w:b w:val="0"/>
+          <w:i w:val="0"/>
+          <w:sz w:val="22"/>
+        </w:rPr>
+        <w:t xml:space="preserve">+2c2+10/3=2 memberi </w:t>
+      </w:r>
+      <w:r>
+        <w:rPr>
+          <w:rFonts w:ascii="Arial" w:hAnsi="Arial" w:cs="Arial"/>
+          <w:b w:val="0"/>
+          <w:i w:val="0"/>
+          <w:sz w:val="22"/>
+        </w:rPr>
+        <w:t xml:space="preserve">c</w:t>
+      </w:r>
+      <w:r>
+        <w:rPr>
+          <w:rFonts w:ascii="Arial" w:hAnsi="Arial" w:cs="Arial"/>
+          <w:b w:val="0"/>
+          <w:i w:val="0"/>
+          <w:sz w:val="22"/>
+          <w:vertAlign w:val="subscript"/>
+        </w:rPr>
+        <w:t xml:space="preserve">1</w:t>
+      </w:r>
+      <w:r>
+        <w:rPr>
+          <w:rFonts w:ascii="Arial" w:hAnsi="Arial" w:cs="Arial"/>
+          <w:b w:val="0"/>
+          <w:i w:val="0"/>
+          <w:sz w:val="22"/>
+        </w:rPr>
+        <w:t xml:space="preserve">+2c2=-4/3. Eliminasi: </w:t>
+      </w:r>
+      <w:r>
+        <w:rPr>
+          <w:rFonts w:ascii="Arial" w:hAnsi="Arial" w:cs="Arial"/>
+          <w:b w:val="0"/>
+          <w:i w:val="0"/>
+          <w:sz w:val="22"/>
+        </w:rPr>
+        <w:t xml:space="preserve">c</w:t>
+      </w:r>
+      <w:r>
+        <w:rPr>
+          <w:rFonts w:ascii="Arial" w:hAnsi="Arial" w:cs="Arial"/>
+          <w:b w:val="0"/>
+          <w:i w:val="0"/>
+          <w:sz w:val="22"/>
+          <w:vertAlign w:val="subscript"/>
+        </w:rPr>
+        <w:t xml:space="preserve">2</w:t>
+      </w:r>
+      <w:r>
+        <w:rPr>
+          <w:rFonts w:ascii="Arial" w:hAnsi="Arial" w:cs="Arial"/>
+          <w:b w:val="0"/>
+          <w:i w:val="0"/>
+          <w:sz w:val="22"/>
+        </w:rPr>
+        <w:t xml:space="preserve">=-4/3-1/6=-3/2, lalu </w:t>
+      </w:r>
+      <w:r>
+        <w:rPr>
+          <w:rFonts w:ascii="Arial" w:hAnsi="Arial" w:cs="Arial"/>
+          <w:b w:val="0"/>
+          <w:i w:val="0"/>
+          <w:sz w:val="22"/>
+        </w:rPr>
+        <w:t xml:space="preserve">c</w:t>
+      </w:r>
+      <w:r>
+        <w:rPr>
+          <w:rFonts w:ascii="Arial" w:hAnsi="Arial" w:cs="Arial"/>
+          <w:b w:val="0"/>
+          <w:i w:val="0"/>
+          <w:sz w:val="22"/>
+          <w:vertAlign w:val="subscript"/>
+        </w:rPr>
+        <w:t xml:space="preserve">1</w:t>
+      </w:r>
+      <w:r>
+        <w:rPr>
+          <w:rFonts w:ascii="Arial" w:hAnsi="Arial" w:cs="Arial"/>
+          <w:b w:val="0"/>
+          <w:i w:val="0"/>
+          <w:sz w:val="22"/>
+        </w:rPr>
+        <w:t xml:space="preserve">=1/6-(-3/2)=1/6+9/6=5/3.</w:t>
+      </w:r>
+      <w:r>
+        <w:rPr>
+          <w:rFonts w:ascii="Arial" w:hAnsi="Arial" w:cs="Arial"/>
+          <w:b w:val="0"/>
+          <w:i w:val="0"/>
+          <w:sz w:val="22"/>
+        </w:rPr>
+        <w:t xml:space="preserve"> Bentuk ringkasnya dituliskan pada Persamaan (14).</w:t>
       </w:r>
     </w:p>
     <w:p>
@@ -4465,7 +8806,70 @@
           <w:color w:val="305496"/>
           <w:sz w:val="22"/>
         </w:rPr>
-        <w:t>✓ Solusi Khusus:   y(x) = (5/3)·e^x - (3/2)·e^(2x) + (5/6)·e^(4x)</w:t>
+        <w:t xml:space="preserve">✓ Solusi Khusus:   y(x) = (5/3)·e</w:t>
+      </w:r>
+      <w:r>
+        <w:rPr>
+          <w:rFonts w:ascii="Arial" w:hAnsi="Arial" w:cs="Arial"/>
+          <w:b/>
+          <w:i/>
+          <w:color w:val="305496"/>
+          <w:sz w:val="22"/>
+          <w:vertAlign w:val="superscript"/>
+        </w:rPr>
+        <w:t xml:space="preserve">x</w:t>
+      </w:r>
+      <w:r>
+        <w:rPr>
+          <w:rFonts w:ascii="Arial" w:hAnsi="Arial" w:cs="Arial"/>
+          <w:b/>
+          <w:i/>
+          <w:color w:val="305496"/>
+          <w:sz w:val="22"/>
+        </w:rPr>
+        <w:t xml:space="preserve"> - (3/2)·e</w:t>
+      </w:r>
+      <w:r>
+        <w:rPr>
+          <w:rFonts w:ascii="Arial" w:hAnsi="Arial" w:cs="Arial"/>
+          <w:b/>
+          <w:i/>
+          <w:color w:val="305496"/>
+          <w:sz w:val="22"/>
+          <w:vertAlign w:val="superscript"/>
+        </w:rPr>
+        <w:t xml:space="preserve">2x</w:t>
+      </w:r>
+      <w:r>
+        <w:rPr>
+          <w:rFonts w:ascii="Arial" w:hAnsi="Arial" w:cs="Arial"/>
+          <w:b/>
+          <w:i/>
+          <w:color w:val="305496"/>
+          <w:sz w:val="22"/>
+        </w:rPr>
+        <w:t xml:space="preserve"> + (5/6)·e</w:t>
+      </w:r>
+      <w:r>
+        <w:rPr>
+          <w:rFonts w:ascii="Arial" w:hAnsi="Arial" w:cs="Arial"/>
+          <w:b/>
+          <w:i/>
+          <w:color w:val="305496"/>
+          <w:sz w:val="22"/>
+          <w:vertAlign w:val="superscript"/>
+        </w:rPr>
+        <w:t xml:space="preserve">4x</w:t>
+      </w:r>
+      <w:r>
+        <w:rPr>
+          <w:rFonts w:ascii="Arial" w:hAnsi="Arial" w:cs="Arial"/>
+          <w:b/>
+          <w:i/>
+          <w:color w:val="305496"/>
+          <w:sz w:val="22"/>
+        </w:rPr>
+        <w:t xml:space="preserve">   (14)</w:t>
       </w:r>
     </w:p>
     <w:p>
@@ -4489,7 +8893,26 @@
           <w:i w:val="0"/>
           <w:sz w:val="22"/>
         </w:rPr>
-        <w:t>Verifikasi solusi akhir selalu dilakukan dua arah: substitusi x=0 ke y(x) dan y'(x) harus memberi kembali y(0)=1 dan y'(0)=2 persis, dan substitusi y, y', y'' ke PD asal harus memberi kembali 5e^(4x). SymPy sp.dsolve dengan argumen ics melakukan kedua verifikasi ini otomatis, sebagaimana akan dipraktikkan pada bagian implementasi Python.</w:t>
+        <w:t xml:space="preserve">Verifikasi solusi akhir selalu dilakukan dua arah: substitusi x=0 ke y(x) dan y'(x) harus memberi kembali y(0)=1 dan y'(0)=2 persis, dan substitusi y, y', y'' ke PD asal harus memberi kembali 5e</w:t>
+      </w:r>
+      <w:r>
+        <w:rPr>
+          <w:rFonts w:ascii="Arial" w:hAnsi="Arial" w:cs="Arial"/>
+          <w:b w:val="0"/>
+          <w:i w:val="0"/>
+          <w:sz w:val="22"/>
+          <w:vertAlign w:val="superscript"/>
+        </w:rPr>
+        <w:t xml:space="preserve">4x</w:t>
+      </w:r>
+      <w:r>
+        <w:rPr>
+          <w:rFonts w:ascii="Arial" w:hAnsi="Arial" w:cs="Arial"/>
+          <w:b w:val="0"/>
+          <w:i w:val="0"/>
+          <w:sz w:val="22"/>
+        </w:rPr>
+        <w:t xml:space="preserve">. SymPy sp.dsolve dengan argumen ics melakukan kedua verifikasi ini otomatis, sebagaimana akan dipraktikkan pada bagian implementasi Python.</w:t>
       </w:r>
     </w:p>
     <w:p>
@@ -4829,7 +9252,38 @@
           <w:color w:val="444444"/>
           <w:sz w:val="20"/>
         </w:rPr>
-        <w:t>Gambar 5. Skema sistem massa-pegas-redaman dengan gaya eksitasi harmonik eksternal F(t) = F0 sin(ωt).</w:t>
+        <w:t xml:space="preserve">Gambar 5. Skema sistem massa-pegas-redaman dengan gaya eksitasi harmonik eksternal F(t) = </w:t>
+      </w:r>
+      <w:r>
+        <w:rPr>
+          <w:rFonts w:ascii="Arial" w:hAnsi="Arial" w:cs="Arial"/>
+          <w:b w:val="0"/>
+          <w:i/>
+          <w:color w:val="444444"/>
+          <w:sz w:val="20"/>
+        </w:rPr>
+        <w:t xml:space="preserve">F</w:t>
+      </w:r>
+      <w:r>
+        <w:rPr>
+          <w:rFonts w:ascii="Arial" w:hAnsi="Arial" w:cs="Arial"/>
+          <w:b w:val="0"/>
+          <w:i/>
+          <w:color w:val="444444"/>
+          <w:sz w:val="20"/>
+          <w:vertAlign w:val="subscript"/>
+        </w:rPr>
+        <w:t xml:space="preserve">0</w:t>
+      </w:r>
+      <w:r>
+        <w:rPr>
+          <w:rFonts w:ascii="Arial" w:hAnsi="Arial" w:cs="Arial"/>
+          <w:b w:val="0"/>
+          <w:i/>
+          <w:color w:val="444444"/>
+          <w:sz w:val="20"/>
+        </w:rPr>
+        <w:t xml:space="preserve"> sin(ωt).</w:t>
       </w:r>
     </w:p>
     <w:p>
@@ -4853,7 +9307,63 @@
           <w:i w:val="0"/>
           <w:sz w:val="22"/>
         </w:rPr>
-        <w:t>Gambar 5 menunjukkan sistem massa-pegas-redaman standar pada mesin berputar (motor, kompresor, turbin) yang menghasilkan gaya tak seimbang berosilasi. PD gerak m·x''+c·x'+k·x=F0·sin(ωt) identik strukturnya dengan seluruh contoh UC pada modul ini, hanya notasi berbeda (m menggantikan a, c menggantikan b, k menggantikan c pada notasi PD generik). Solusi homogen xh memberi transient response yang meluruh (akar karakteristik selalu memiliki bagian real negatif selama c&gt;0, sesuai hukum fisika bahwa redaman selalu menghilangkan energi). Solusi khusus xp via UC trigonometri memberi steady-state response dengan amplitudo X=F0/akar((k-mω²)²+(cω)²), yang menjadi materi inti Getaran Mekanik Pertemuan 4-5.</w:t>
+        <w:t xml:space="preserve">Gambar 5 menunjukkan sistem massa-pegas-redaman standar pada mesin berputar (motor, kompresor, turbin) yang menghasilkan gaya tak seimbang berosilasi. PD gerak m·x''+c·x'+k·x=</w:t>
+      </w:r>
+      <w:r>
+        <w:rPr>
+          <w:rFonts w:ascii="Arial" w:hAnsi="Arial" w:cs="Arial"/>
+          <w:b w:val="0"/>
+          <w:i w:val="0"/>
+          <w:sz w:val="22"/>
+        </w:rPr>
+        <w:t xml:space="preserve">F</w:t>
+      </w:r>
+      <w:r>
+        <w:rPr>
+          <w:rFonts w:ascii="Arial" w:hAnsi="Arial" w:cs="Arial"/>
+          <w:b w:val="0"/>
+          <w:i w:val="0"/>
+          <w:sz w:val="22"/>
+          <w:vertAlign w:val="subscript"/>
+        </w:rPr>
+        <w:t xml:space="preserve">0</w:t>
+      </w:r>
+      <w:r>
+        <w:rPr>
+          <w:rFonts w:ascii="Arial" w:hAnsi="Arial" w:cs="Arial"/>
+          <w:b w:val="0"/>
+          <w:i w:val="0"/>
+          <w:sz w:val="22"/>
+        </w:rPr>
+        <w:t xml:space="preserve">·sin(ωt) identik strukturnya dengan seluruh contoh UC pada modul ini, hanya notasi berbeda (m menggantikan a, c menggantikan b, k menggantikan c pada notasi PD generik). Solusi homogen xh memberi transient response yang meluruh (akar karakteristik selalu memiliki bagian real negatif selama c&gt;0, sesuai hukum fisika bahwa redaman selalu menghilangkan energi). Solusi khusus xp via UC trigonometri memberi steady-state response dengan amplitudo X=</w:t>
+      </w:r>
+      <w:r>
+        <w:rPr>
+          <w:rFonts w:ascii="Arial" w:hAnsi="Arial" w:cs="Arial"/>
+          <w:b w:val="0"/>
+          <w:i w:val="0"/>
+          <w:sz w:val="22"/>
+        </w:rPr>
+        <w:t xml:space="preserve">F</w:t>
+      </w:r>
+      <w:r>
+        <w:rPr>
+          <w:rFonts w:ascii="Arial" w:hAnsi="Arial" w:cs="Arial"/>
+          <w:b w:val="0"/>
+          <w:i w:val="0"/>
+          <w:sz w:val="22"/>
+          <w:vertAlign w:val="subscript"/>
+        </w:rPr>
+        <w:t xml:space="preserve">0</w:t>
+      </w:r>
+      <w:r>
+        <w:rPr>
+          <w:rFonts w:ascii="Arial" w:hAnsi="Arial" w:cs="Arial"/>
+          <w:b w:val="0"/>
+          <w:i w:val="0"/>
+          <w:sz w:val="22"/>
+        </w:rPr>
+        <w:t xml:space="preserve">/√((k-mω²)²+(cω)²), yang menjadi materi inti Getaran Mekanik Pertemuan 4-5.</w:t>
       </w:r>
     </w:p>
     <w:p>
@@ -4877,7 +9387,35 @@
           <w:i w:val="0"/>
           <w:sz w:val="22"/>
         </w:rPr>
-        <w:t>Perhatikan bahwa amplitudo X berbanding lurus dengan F0 (gaya eksitasi, umumnya sebanding kuadrat kecepatan putar akibat ketidakseimbangan rotor) dan berbanding terbalik dengan akar dari selisih kekakuan efektif; inilah sebabnya menaikkan kecepatan putar mesin melewati ωn tanpa perencanaan matang berisiko tinggi, karena F0 justru membesar tepat saat penyebut mendekati nol. Satuan seluruh besaran pada sistem SI konsisten: m dalam kilogram, k dalam newton per meter, c dalam newton-detik per meter, F0 dalam newton, dan ω dalam radian per detik, sehingga amplitudo X yang dihasilkan otomatis dalam satuan meter, siap dibandingkan langsung dengan batas getaran ISO 10816 pada studi kasus di akhir bagian ini. Rasio redaman ζ=c/(2·akar(mk)) merangkum seluruh pengaruh redaman menjadi satu bilangan tak berdimensi, memudahkan perbandingan antar mesin dengan ukuran berbeda tanpa perlu membandingkan c mentah yang bergantung satuan.</w:t>
+        <w:t xml:space="preserve">Perhatikan bahwa amplitudo X berbanding lurus dengan F0 (gaya eksitasi, umumnya sebanding kuadrat kecepatan putar akibat ketidakseimbangan rotor) dan berbanding terbalik dengan akar dari selisih kekakuan efektif; inilah sebabnya menaikkan kecepatan putar mesin melewati ωn tanpa perencanaan matang berisiko tinggi, karena F0 justru membesar tepat saat penyebut mendekati nol. Satuan seluruh besaran pada sistem SI konsisten: m dalam kilogram, k dalam newton per meter, c dalam newton-detik per meter, </w:t>
+      </w:r>
+      <w:r>
+        <w:rPr>
+          <w:rFonts w:ascii="Arial" w:hAnsi="Arial" w:cs="Arial"/>
+          <w:b w:val="0"/>
+          <w:i w:val="0"/>
+          <w:sz w:val="22"/>
+        </w:rPr>
+        <w:t xml:space="preserve">F</w:t>
+      </w:r>
+      <w:r>
+        <w:rPr>
+          <w:rFonts w:ascii="Arial" w:hAnsi="Arial" w:cs="Arial"/>
+          <w:b w:val="0"/>
+          <w:i w:val="0"/>
+          <w:sz w:val="22"/>
+          <w:vertAlign w:val="subscript"/>
+        </w:rPr>
+        <w:t xml:space="preserve">0</w:t>
+      </w:r>
+      <w:r>
+        <w:rPr>
+          <w:rFonts w:ascii="Arial" w:hAnsi="Arial" w:cs="Arial"/>
+          <w:b w:val="0"/>
+          <w:i w:val="0"/>
+          <w:sz w:val="22"/>
+        </w:rPr>
+        <w:t xml:space="preserve"> dalam newton, dan ω dalam radian per detik, sehingga amplitudo X yang dihasilkan otomatis dalam satuan meter, siap dibandingkan langsung dengan batas getaran ISO 10816 pada studi kasus di akhir bagian ini. Rasio redaman ζ=c/(2·√(mk)) merangkum seluruh pengaruh redaman menjadi satu bilangan tak berdimensi, memudahkan perbandingan antar mesin dengan ukuran berbeda tanpa perlu membandingkan c mentah yang bergantung satuan.</w:t>
       </w:r>
     </w:p>
     <w:p>
@@ -4958,7 +9496,35 @@
           <w:i w:val="0"/>
           <w:sz w:val="22"/>
         </w:rPr>
-        <w:t>Gambar 6 memvisualisasikan Faktor Pembesaran Dinamik M(r)=1/akar((1-r²)²+(2ζr)²), yaitu rasio amplitudo respons steady-state terhadap defleksi statik F0/k, sebagai fungsi rasio frekuensi r=ω/ωn untuk berbagai rasio redaman ζ. Kurva ζ=0,05 (redaman sangat ringan, mendekati kasus resonansi murni pada Gambar 4) memuncak tajam hingga M=10 pada r=1, sementara kurva ζ=0,70 (redaman berat) nyaris tidak menunjukkan puncak sama sekali. Insight rekayasa penting: menambah redaman c adalah strategi paling langsung untuk mengurangi bahaya resonansi tanpa mengubah frekuensi natural sistem, sebuah trade-off desain nyata pada peredam mesin (engine mount), suspensi kendaraan, dan tuned mass damper pada gedung pencakar langit. Insinyur perancang mesin berputar wajib menghitung ωn=akar(k/m) lebih dulu, lalu memastikan kecepatan operasi ω menjauh dari ωn dengan margin aman (biasanya di luar rentang r=0,8 sampai 1,2), atau menambah redaman bila operasi tepat di dekat ωn tidak terhindarkan.</w:t>
+        <w:t xml:space="preserve">Gambar 6 memvisualisasikan Faktor Pembesaran Dinamik M(r)=1/√((1-r²)²+(2ζr)²), yaitu rasio amplitudo respons steady-state terhadap defleksi statik </w:t>
+      </w:r>
+      <w:r>
+        <w:rPr>
+          <w:rFonts w:ascii="Arial" w:hAnsi="Arial" w:cs="Arial"/>
+          <w:b w:val="0"/>
+          <w:i w:val="0"/>
+          <w:sz w:val="22"/>
+        </w:rPr>
+        <w:t xml:space="preserve">F</w:t>
+      </w:r>
+      <w:r>
+        <w:rPr>
+          <w:rFonts w:ascii="Arial" w:hAnsi="Arial" w:cs="Arial"/>
+          <w:b w:val="0"/>
+          <w:i w:val="0"/>
+          <w:sz w:val="22"/>
+          <w:vertAlign w:val="subscript"/>
+        </w:rPr>
+        <w:t xml:space="preserve">0</w:t>
+      </w:r>
+      <w:r>
+        <w:rPr>
+          <w:rFonts w:ascii="Arial" w:hAnsi="Arial" w:cs="Arial"/>
+          <w:b w:val="0"/>
+          <w:i w:val="0"/>
+          <w:sz w:val="22"/>
+        </w:rPr>
+        <w:t xml:space="preserve">/k, sebagai fungsi rasio frekuensi r=ω/ωn untuk berbagai rasio redaman ζ. Kurva ζ=0,05 (redaman sangat ringan, mendekati kasus resonansi murni pada Gambar 4) memuncak tajam hingga M=10 pada r=1, sementara kurva ζ=0,70 (redaman berat) nyaris tidak menunjukkan puncak sama sekali. Insight rekayasa penting: menambah redaman c adalah strategi paling langsung untuk mengurangi bahaya resonansi tanpa mengubah frekuensi natural sistem, sebuah trade-off desain nyata pada peredam mesin (engine mount), suspensi kendaraan, dan tuned mass damper pada gedung pencakar langit. Insinyur perancang mesin berputar wajib menghitung ωn=√(k/m) lebih dulu, lalu memastikan kecepatan operasi ω menjauh dari ωn dengan margin aman (biasanya di luar rentang r=0,8 sampai 1,2), atau menambah redaman bila operasi tepat di dekat ωn tidak terhindarkan.</w:t>
       </w:r>
     </w:p>
     <w:p>
@@ -4982,7 +9548,35 @@
           <w:i w:val="0"/>
           <w:sz w:val="22"/>
         </w:rPr>
-        <w:t>Rangkaian RLC seri dengan sumber tegangan AC dimodelkan dengan PD L·q''+R·q'+(1/C)·q=E0·sin(ωt), identik secara matematis dengan sistem mekanik di atas: induktansi L berperan seperti massa m (inersia elektrik), resistansi R seperti redaman c (disipasi energi menjadi panas), dan invers kapasitansi 1/C seperti kekakuan k (gaya pemulih). Solusi homogen adalah arus transient yang meluruh saat rangkaian pertama kali dinyalakan; solusi khusus adalah arus steady-state sinusoidal dengan magnitude dan phase shift relatif terhadap sumber, dihitung dengan UC trigonometri yp=A·cos(ωt)+B·sin(ωt) persis seperti Contoh 5. Aplikasi praktis: filter frekuensi, tuned circuit pada radio penerima (menyetel ωn rangkaian agar beresonansi tepat pada frekuensi siaran yang diinginkan, kebalikan dari strategi menghindari resonansi pada sistem mekanik), dan power system harmonik.</w:t>
+        <w:t xml:space="preserve">Rangkaian RLC seri dengan sumber tegangan AC dimodelkan dengan PD L·q''+R·q'+(1/C)·q=</w:t>
+      </w:r>
+      <w:r>
+        <w:rPr>
+          <w:rFonts w:ascii="Arial" w:hAnsi="Arial" w:cs="Arial"/>
+          <w:b w:val="0"/>
+          <w:i w:val="0"/>
+          <w:sz w:val="22"/>
+        </w:rPr>
+        <w:t xml:space="preserve">E</w:t>
+      </w:r>
+      <w:r>
+        <w:rPr>
+          <w:rFonts w:ascii="Arial" w:hAnsi="Arial" w:cs="Arial"/>
+          <w:b w:val="0"/>
+          <w:i w:val="0"/>
+          <w:sz w:val="22"/>
+          <w:vertAlign w:val="subscript"/>
+        </w:rPr>
+        <w:t xml:space="preserve">0</w:t>
+      </w:r>
+      <w:r>
+        <w:rPr>
+          <w:rFonts w:ascii="Arial" w:hAnsi="Arial" w:cs="Arial"/>
+          <w:b w:val="0"/>
+          <w:i w:val="0"/>
+          <w:sz w:val="22"/>
+        </w:rPr>
+        <w:t xml:space="preserve">·sin(ωt), identik secara matematis dengan sistem mekanik di atas: induktansi L berperan seperti massa m (inersia elektrik), resistansi R seperti redaman c (disipasi energi menjadi panas), dan invers kapasitansi 1/C seperti kekakuan k (gaya pemulih). Solusi homogen adalah arus transient yang meluruh saat rangkaian pertama kali dinyalakan; solusi khusus adalah arus steady-state sinusoidal dengan magnitude dan phase shift relatif terhadap sumber, dihitung dengan UC trigonometri yp=A·cos(ωt)+B·sin(ωt) persis seperti Contoh 5. Aplikasi praktis: filter frekuensi, tuned circuit pada radio penerima (menyetel ωn rangkaian agar beresonansi tepat pada frekuensi siaran yang diinginkan, kebalikan dari strategi menghindari resonansi pada sistem mekanik), dan power system harmonik.</w:t>
       </w:r>
     </w:p>
     <w:p>
@@ -5125,7 +9719,28 @@
           <w:color w:val="444444"/>
           <w:sz w:val="20"/>
         </w:rPr>
-        <w:t xml:space="preserve">Gambar 7. Potongan Cell 1: sp.dsolve() untuk solusi umum dan solusi khusus (IVP) PD non-homogen y''-3y'+2y=5e^(4x), y(0)=1, y'(0)=2.</w:t>
+        <w:t xml:space="preserve">Gambar 7. Potongan Cell 1: sp.dsolve() untuk solusi umum dan solusi khusus (IVP) PD non-homogen y''-3y'+2y=5e</w:t>
+      </w:r>
+      <w:r>
+        <w:rPr>
+          <w:rFonts w:ascii="Arial" w:hAnsi="Arial" w:cs="Arial"/>
+          <w:b w:val="0"/>
+          <w:i/>
+          <w:color w:val="444444"/>
+          <w:sz w:val="20"/>
+          <w:vertAlign w:val="superscript"/>
+        </w:rPr>
+        <w:t xml:space="preserve">4x</w:t>
+      </w:r>
+      <w:r>
+        <w:rPr>
+          <w:rFonts w:ascii="Arial" w:hAnsi="Arial" w:cs="Arial"/>
+          <w:b w:val="0"/>
+          <w:i/>
+          <w:color w:val="444444"/>
+          <w:sz w:val="20"/>
+        </w:rPr>
+        <w:t xml:space="preserve">, y(0)=1, y'(0)=2.</w:t>
       </w:r>
     </w:p>
     <w:p>
@@ -5149,7 +9764,7 @@
           <w:i w:val="0"/>
           <w:sz w:val="22"/>
         </w:rPr>
-        <w:t>Gambar 7 menunjukkan Cell 1: definisikan simbol x dan fungsi y(x), tulis PD dengan sp.Eq(), lalu panggil sp.dsolve(eq, y(x)) untuk solusi umum yh+yp lengkap dengan konstanta C1, C2 (setara Contoh 4). Tambahkan argumen ics={y(0):1, y(x).diff(x).subs(x,0):2} untuk langsung mendapat solusi khusus dengan c1, c2 tersubstitusi (setara Contoh 10), tanpa perlu menyusun dan menyelesaikan sistem 2x2 secara manual. Baris terakhir memverifikasi hasil dengan mensubstitusikan solusi kembali ke PD asal dan memastikan selisihnya nol setelah sp.simplify().</w:t>
+        <w:t xml:space="preserve">Gambar 7 menunjukkan Cell 1: definisikan simbol x dan fungsi y(x), tulis PD dengan sp.Eq(), lalu panggil sp.dsolve(eq, y(x)) untuk solusi umum yh+yp lengkap dengan konstanta C1, C2 (setara Contoh 4). Tambahkan argumen ics={y(0):1, y(x)·diff(x)·subs(x,0):2} untuk langsung mendapat solusi khusus dengan c1, c2 tersubstitusi (setara Contoh 10), tanpa perlu menyusun dan menyelesaikan sistem 2x2 secara manual. Baris terakhir memverifikasi hasil dengan mensubstitusikan solusi kembali ke PD asal dan memastikan selisihnya nol setelah sp.simplify().</w:t>
       </w:r>
     </w:p>
     <w:p>
@@ -5182,7 +9797,7 @@
           <w:i w:val="0"/>
           <w:sz w:val="22"/>
         </w:rPr>
-        <w:t>definisikan PD, panggil sp.dsolve(eq, y(x)) untuk solusi umum, lalu tambahkan ics={y(0):y0, y(x).diff(x).subs(x,0):v0} untuk solusi khusus; verifikasi dengan sp.simplify(LHS - f) yang harus menghasilkan nol.</w:t>
+        <w:t xml:space="preserve">definisikan PD, panggil sp.dsolve(eq, y(x)) untuk solusi umum, lalu tambahkan ics={y(0):y0, y(x)·diff(x)·subs(x,0):v0} untuk solusi khusus; verifikasi dengan sp.simplify(LHS - f) yang harus menghasilkan nol.</w:t>
       </w:r>
     </w:p>
     <w:p>
@@ -5281,7 +9896,7 @@
           <w:i w:val="0"/>
           <w:sz w:val="22"/>
         </w:rPr>
-        <w:t>scan nilai ω dari 0,1 sampai 3·ωn dengan langkah kecil, hitung amplitudo steady-state X(ω)=F0/akar((k-mω²)²+(cω)²) untuk beberapa nilai redaman c, plot seluruh kurva DMF sekaligus (mereproduksi Gambar 6), lalu identifikasi ω yang memaksimalkan X untuk tiap c dengan np.argmax dan verifikasi bahwa nilainya mendekati ωn saat c kecil.</w:t>
+        <w:t xml:space="preserve">scan nilai ω dari 0,1 sampai 3·ωn dengan langkah kecil, hitung amplitudo steady-state X(ω)=F0/√((k-mω²)²+(cω)²) untuk beberapa nilai redaman c, plot seluruh kurva DMF sekaligus (mereproduksi Gambar 6), lalu identifikasi ω yang memaksimalkan X untuk tiap c dengan np.argmax dan verifikasi bahwa nilainya mendekati ωn saat c kecil.</w:t>
       </w:r>
     </w:p>
     <w:p>
@@ -5329,7 +9944,35 @@
           <w:i w:val="0"/>
           <w:sz w:val="22"/>
         </w:rPr>
-        <w:t>Untuk eksplorasi lebih lanjut, coba ubah parameter b (redaman) pada Cell 3 mendekati nol dan amati bagaimana solusi numerik mulai menyimpang liar dari solusi analitik redaman-ringan karena sensitivitas numerik meningkat drastis dekat kondisi resonansi, lalu bandingkan strategi pemilihan step size (t_eval) yang dibutuhkan agar solve_ivp tetap akurat pada kasus tersebut. Kemampuan berpindah lancar antara solusi simbolik eksak (untuk memahami struktur transient dan steady-state) dan solusi numerik (untuk kasus rumit atau validasi cepat) adalah keterampilan inti yang diuji pada Tugas Pertemuan 9 berikut.</w:t>
+        <w:t xml:space="preserve">Untuk eksplorasi lebih lanjut, coba ubah parameter b (redaman) pada Cell 3 mendekati nol dan amati bagaimana solusi numerik mulai menyimpang liar dari solusi analitik redaman-ringan karena sensitivitas numerik meningkat drastis dekat kondisi resonansi, lalu bandingkan strategi pemilihan step size (</w:t>
+      </w:r>
+      <w:r>
+        <w:rPr>
+          <w:rFonts w:ascii="Arial" w:hAnsi="Arial" w:cs="Arial"/>
+          <w:b w:val="0"/>
+          <w:i w:val="0"/>
+          <w:sz w:val="22"/>
+        </w:rPr>
+        <w:t xml:space="preserve">t</w:t>
+      </w:r>
+      <w:r>
+        <w:rPr>
+          <w:rFonts w:ascii="Arial" w:hAnsi="Arial" w:cs="Arial"/>
+          <w:b w:val="0"/>
+          <w:i w:val="0"/>
+          <w:sz w:val="22"/>
+          <w:vertAlign w:val="subscript"/>
+        </w:rPr>
+        <w:t xml:space="preserve">eval</w:t>
+      </w:r>
+      <w:r>
+        <w:rPr>
+          <w:rFonts w:ascii="Arial" w:hAnsi="Arial" w:cs="Arial"/>
+          <w:b w:val="0"/>
+          <w:i w:val="0"/>
+          <w:sz w:val="22"/>
+        </w:rPr>
+        <w:t xml:space="preserve">) yang dibutuhkan agar solve_ivp tetap akurat pada kasus tersebut. Kemampuan berpindah lancar antara solusi simbolik eksak (untuk memahami struktur transient dan steady-state) dan solusi numerik (untuk kasus rumit atau validasi cepat) adalah keterampilan inti yang diuji pada Tugas Pertemuan 9 berikut.</w:t>
       </w:r>
     </w:p>
     <w:p>
@@ -6424,7 +11067,28 @@
           <w:color w:val="333333"/>
           <w:sz w:val="21"/>
         </w:rPr>
-        <w:t>f(x) berupa e^(αx) murni</w:t>
+        <w:t xml:space="preserve">f(x) berupa e</w:t>
+      </w:r>
+      <w:r>
+        <w:rPr>
+          <w:rFonts w:ascii="Arial" w:hAnsi="Arial" w:cs="Arial"/>
+          <w:b w:val="0"/>
+          <w:i w:val="0"/>
+          <w:color w:val="333333"/>
+          <w:sz w:val="21"/>
+          <w:vertAlign w:val="superscript"/>
+        </w:rPr>
+        <w:t xml:space="preserve">αx</w:t>
+      </w:r>
+      <w:r>
+        <w:rPr>
+          <w:rFonts w:ascii="Arial" w:hAnsi="Arial" w:cs="Arial"/>
+          <w:b w:val="0"/>
+          <w:i w:val="0"/>
+          <w:color w:val="333333"/>
+          <w:sz w:val="21"/>
+        </w:rPr>
+        <w:t xml:space="preserve"> murni</w:t>
       </w:r>
     </w:p>
     <w:p>
@@ -6592,7 +11256,38 @@
           <w:color w:val="333333"/>
           <w:sz w:val="21"/>
         </w:rPr>
-        <w:t>Menjadi penyebut integral penentu u1 dan u2, memverifikasi independensi linier basis homogen</w:t>
+        <w:t xml:space="preserve">Menjadi penyebut integral penentu u1 dan </w:t>
+      </w:r>
+      <w:r>
+        <w:rPr>
+          <w:rFonts w:ascii="Arial" w:hAnsi="Arial" w:cs="Arial"/>
+          <w:b w:val="0"/>
+          <w:i w:val="0"/>
+          <w:color w:val="333333"/>
+          <w:sz w:val="21"/>
+        </w:rPr>
+        <w:t xml:space="preserve">u</w:t>
+      </w:r>
+      <w:r>
+        <w:rPr>
+          <w:rFonts w:ascii="Arial" w:hAnsi="Arial" w:cs="Arial"/>
+          <w:b w:val="0"/>
+          <w:i w:val="0"/>
+          <w:color w:val="333333"/>
+          <w:sz w:val="21"/>
+          <w:vertAlign w:val="subscript"/>
+        </w:rPr>
+        <w:t xml:space="preserve">2</w:t>
+      </w:r>
+      <w:r>
+        <w:rPr>
+          <w:rFonts w:ascii="Arial" w:hAnsi="Arial" w:cs="Arial"/>
+          <w:b w:val="0"/>
+          <w:i w:val="0"/>
+          <w:color w:val="333333"/>
+          <w:sz w:val="21"/>
+        </w:rPr>
+        <w:t xml:space="preserve">, memverifikasi independensi linier basis homogen</w:t>
       </w:r>
     </w:p>
     <w:p>
@@ -6928,7 +11623,69 @@
           <w:color w:val="333333"/>
           <w:sz w:val="21"/>
         </w:rPr>
-        <w:t>Substitusi syarat awal hanya ke yh, melupakan kontribusi yp(x0) dan yp'(x0)</w:t>
+        <w:t xml:space="preserve">Substitusi syarat awal hanya ke yh, melupakan kontribusi yp(</w:t>
+      </w:r>
+      <w:r>
+        <w:rPr>
+          <w:rFonts w:ascii="Arial" w:hAnsi="Arial" w:cs="Arial"/>
+          <w:b w:val="0"/>
+          <w:i w:val="0"/>
+          <w:color w:val="333333"/>
+          <w:sz w:val="21"/>
+        </w:rPr>
+        <w:t xml:space="preserve">x</w:t>
+      </w:r>
+      <w:r>
+        <w:rPr>
+          <w:rFonts w:ascii="Arial" w:hAnsi="Arial" w:cs="Arial"/>
+          <w:b w:val="0"/>
+          <w:i w:val="0"/>
+          <w:color w:val="333333"/>
+          <w:sz w:val="21"/>
+          <w:vertAlign w:val="subscript"/>
+        </w:rPr>
+        <w:t xml:space="preserve">0</w:t>
+      </w:r>
+      <w:r>
+        <w:rPr>
+          <w:rFonts w:ascii="Arial" w:hAnsi="Arial" w:cs="Arial"/>
+          <w:b w:val="0"/>
+          <w:i w:val="0"/>
+          <w:color w:val="333333"/>
+          <w:sz w:val="21"/>
+        </w:rPr>
+        <w:t xml:space="preserve">) dan yp'(</w:t>
+      </w:r>
+      <w:r>
+        <w:rPr>
+          <w:rFonts w:ascii="Arial" w:hAnsi="Arial" w:cs="Arial"/>
+          <w:b w:val="0"/>
+          <w:i w:val="0"/>
+          <w:color w:val="333333"/>
+          <w:sz w:val="21"/>
+        </w:rPr>
+        <w:t xml:space="preserve">x</w:t>
+      </w:r>
+      <w:r>
+        <w:rPr>
+          <w:rFonts w:ascii="Arial" w:hAnsi="Arial" w:cs="Arial"/>
+          <w:b w:val="0"/>
+          <w:i w:val="0"/>
+          <w:color w:val="333333"/>
+          <w:sz w:val="21"/>
+          <w:vertAlign w:val="subscript"/>
+        </w:rPr>
+        <w:t xml:space="preserve">0</w:t>
+      </w:r>
+      <w:r>
+        <w:rPr>
+          <w:rFonts w:ascii="Arial" w:hAnsi="Arial" w:cs="Arial"/>
+          <w:b w:val="0"/>
+          <w:i w:val="0"/>
+          <w:color w:val="333333"/>
+          <w:sz w:val="21"/>
+        </w:rPr>
+        <w:t xml:space="preserve">)</w:t>
       </w:r>
     </w:p>
     <w:p>
@@ -7024,7 +11781,35 @@
           <w:i w:val="0"/>
           <w:sz w:val="22"/>
         </w:rPr>
-        <w:t>Pada sistem massa-pegas-redaman m·x''+c·x'+k·x=F0·sin(ωt), komponen yp (solusi khusus) merepresentasikan...</w:t>
+        <w:t xml:space="preserve">Pada sistem massa-pegas-redaman m·x''+c·x'+k·x=</w:t>
+      </w:r>
+      <w:r>
+        <w:rPr>
+          <w:rFonts w:ascii="Arial" w:hAnsi="Arial" w:cs="Arial"/>
+          <w:b w:val="0"/>
+          <w:i w:val="0"/>
+          <w:sz w:val="22"/>
+        </w:rPr>
+        <w:t xml:space="preserve">F</w:t>
+      </w:r>
+      <w:r>
+        <w:rPr>
+          <w:rFonts w:ascii="Arial" w:hAnsi="Arial" w:cs="Arial"/>
+          <w:b w:val="0"/>
+          <w:i w:val="0"/>
+          <w:sz w:val="22"/>
+          <w:vertAlign w:val="subscript"/>
+        </w:rPr>
+        <w:t xml:space="preserve">0</w:t>
+      </w:r>
+      <w:r>
+        <w:rPr>
+          <w:rFonts w:ascii="Arial" w:hAnsi="Arial" w:cs="Arial"/>
+          <w:b w:val="0"/>
+          <w:i w:val="0"/>
+          <w:sz w:val="22"/>
+        </w:rPr>
+        <w:t xml:space="preserve">·sin(ωt), komponen yp (solusi khusus) merepresentasikan...</w:t>
       </w:r>
     </w:p>
     <w:p>
@@ -7199,7 +11984,35 @@
           <w:i w:val="0"/>
           <w:sz w:val="22"/>
         </w:rPr>
-        <w:t>Lingkungan referensi (dipakai C1-C10, Python dengan numpy, sympy):</w:t>
+        <w:t xml:space="preserve">Lingkungan referensi (dipakai </w:t>
+      </w:r>
+      <w:r>
+        <w:rPr>
+          <w:rFonts w:ascii="Arial" w:hAnsi="Arial" w:cs="Arial"/>
+          <w:b w:val="0"/>
+          <w:i w:val="0"/>
+          <w:sz w:val="22"/>
+        </w:rPr>
+        <w:t xml:space="preserve">C</w:t>
+      </w:r>
+      <w:r>
+        <w:rPr>
+          <w:rFonts w:ascii="Arial" w:hAnsi="Arial" w:cs="Arial"/>
+          <w:b w:val="0"/>
+          <w:i w:val="0"/>
+          <w:sz w:val="22"/>
+          <w:vertAlign w:val="subscript"/>
+        </w:rPr>
+        <w:t xml:space="preserve">1</w:t>
+      </w:r>
+      <w:r>
+        <w:rPr>
+          <w:rFonts w:ascii="Arial" w:hAnsi="Arial" w:cs="Arial"/>
+          <w:b w:val="0"/>
+          <w:i w:val="0"/>
+          <w:sz w:val="22"/>
+        </w:rPr>
+        <w:t xml:space="preserve">-C10, Python dengan numpy, sympy):</w:t>
       </w:r>
     </w:p>
     <w:p>
@@ -7407,7 +12220,26 @@
           <w:i w:val="0"/>
           <w:sz w:val="22"/>
         </w:rPr>
-        <w:t>PD y''-3y'+2y=8e^(3x). Hitung A dari rumus A=K/(aα²+bα+c) dengan a=1,b=-3,c=2,α=3,K=8. Print A (harus berupa pecahan sederhana, verifikasi dengan Fraction atau bagi manual).</w:t>
+        <w:t xml:space="preserve">PD y''-3y'+2y=8e</w:t>
+      </w:r>
+      <w:r>
+        <w:rPr>
+          <w:rFonts w:ascii="Arial" w:hAnsi="Arial" w:cs="Arial"/>
+          <w:b w:val="0"/>
+          <w:i w:val="0"/>
+          <w:sz w:val="22"/>
+          <w:vertAlign w:val="superscript"/>
+        </w:rPr>
+        <w:t xml:space="preserve">3x</w:t>
+      </w:r>
+      <w:r>
+        <w:rPr>
+          <w:rFonts w:ascii="Arial" w:hAnsi="Arial" w:cs="Arial"/>
+          <w:b w:val="0"/>
+          <w:i w:val="0"/>
+          <w:sz w:val="22"/>
+        </w:rPr>
+        <w:t xml:space="preserve">. Hitung A dari rumus A=K/(aα²+bα+c) dengan a=1,b=-3,c=2,α=3,K=8. Print A (harus berupa pecahan sederhana, verifikasi dengan Fraction atau bagi manual).</w:t>
       </w:r>
     </w:p>
     <w:p>
@@ -7443,7 +12275,7 @@
           <w:color w:val="333333"/>
           <w:sz w:val="21"/>
         </w:rPr>
-        <w:t>Substitusikan a,b,c,α,K langsung ke rumus A=K/(a*alpha**2+b*alpha+c) dengan Python.</w:t>
+        <w:t xml:space="preserve">Substitusikan a,b,c,α,K langsung ke rumus A=K/(a·α**2+b·α+c) dengan Python.</w:t>
       </w:r>
     </w:p>
     <w:p>
@@ -7467,7 +12299,45 @@
           <w:i w:val="0"/>
           <w:sz w:val="22"/>
         </w:rPr>
-        <w:t>PD y''-3y'+2y=6e^(2x). Cek resonansi: apakah α=2 termasuk akar karakteristik {1,2}? Jika ya, hitung tebakan koreksi yp=A·x·e^(2x) dengan menyelesaikan A dari 2A-3A=6 (setelah simplifikasi turunan). Print status resonansi (True/False) dan nilai A.</w:t>
+        <w:t xml:space="preserve">PD y''-3y'+2y=6e</w:t>
+      </w:r>
+      <w:r>
+        <w:rPr>
+          <w:rFonts w:ascii="Arial" w:hAnsi="Arial" w:cs="Arial"/>
+          <w:b w:val="0"/>
+          <w:i w:val="0"/>
+          <w:sz w:val="22"/>
+          <w:vertAlign w:val="superscript"/>
+        </w:rPr>
+        <w:t xml:space="preserve">2x</w:t>
+      </w:r>
+      <w:r>
+        <w:rPr>
+          <w:rFonts w:ascii="Arial" w:hAnsi="Arial" w:cs="Arial"/>
+          <w:b w:val="0"/>
+          <w:i w:val="0"/>
+          <w:sz w:val="22"/>
+        </w:rPr>
+        <w:t xml:space="preserve">. Cek resonansi: apakah α=2 termasuk akar karakteristik {1,2}? Jika ya, hitung tebakan koreksi yp=A·x·e</w:t>
+      </w:r>
+      <w:r>
+        <w:rPr>
+          <w:rFonts w:ascii="Arial" w:hAnsi="Arial" w:cs="Arial"/>
+          <w:b w:val="0"/>
+          <w:i w:val="0"/>
+          <w:sz w:val="22"/>
+          <w:vertAlign w:val="superscript"/>
+        </w:rPr>
+        <w:t xml:space="preserve">2x</w:t>
+      </w:r>
+      <w:r>
+        <w:rPr>
+          <w:rFonts w:ascii="Arial" w:hAnsi="Arial" w:cs="Arial"/>
+          <w:b w:val="0"/>
+          <w:i w:val="0"/>
+          <w:sz w:val="22"/>
+        </w:rPr>
+        <w:t xml:space="preserve"> dengan menyelesaikan A dari 2A-3A=6 (setelah simplifikasi turunan). Print status resonansi (True/False) dan nilai A.</w:t>
       </w:r>
     </w:p>
     <w:p>
@@ -7503,7 +12373,7 @@
           <w:color w:val="333333"/>
           <w:sz w:val="21"/>
         </w:rPr>
-        <w:t>Cek keanggotaan alpha pada himpunan akar dengan operator in, lalu selesaikan persamaan aljabar sederhana untuk A sesuai penurunan modul.</w:t>
+        <w:t xml:space="preserve">Cek keanggotaan α pada himpunan akar dengan operator in, lalu selesaikan persamaan aljabar sederhana untuk A sesuai penurunan modul.</w:t>
       </w:r>
     </w:p>
     <w:p>
@@ -7527,7 +12397,35 @@
           <w:i w:val="0"/>
           <w:sz w:val="22"/>
         </w:rPr>
-        <w:t>PD y''+9y=sin(3x) (resonansi trigonometri karena akar karakteristik ±3i). Tebakan koreksi yp=x·(A·cos(3x)+B·sin(3x)). Verifikasi dengan sympy: definisikan yp_expr dan substitusikan ke PD asal, sederhanakan dengan sp.simplify, lalu selesaikan sp.solve untuk A dan B dari persamaan yang tersisa.</w:t>
+        <w:t xml:space="preserve">PD y''+9y=sin(3x) (resonansi trigonometri karena akar karakteristik ±3i). Tebakan koreksi yp=x·(A·cos(3x)+B·sin(3x)). Verifikasi dengan sympy: definisikan </w:t>
+      </w:r>
+      <w:r>
+        <w:rPr>
+          <w:rFonts w:ascii="Arial" w:hAnsi="Arial" w:cs="Arial"/>
+          <w:b w:val="0"/>
+          <w:i w:val="0"/>
+          <w:sz w:val="22"/>
+        </w:rPr>
+        <w:t xml:space="preserve">yp</w:t>
+      </w:r>
+      <w:r>
+        <w:rPr>
+          <w:rFonts w:ascii="Arial" w:hAnsi="Arial" w:cs="Arial"/>
+          <w:b w:val="0"/>
+          <w:i w:val="0"/>
+          <w:sz w:val="22"/>
+          <w:vertAlign w:val="subscript"/>
+        </w:rPr>
+        <w:t xml:space="preserve">expr</w:t>
+      </w:r>
+      <w:r>
+        <w:rPr>
+          <w:rFonts w:ascii="Arial" w:hAnsi="Arial" w:cs="Arial"/>
+          <w:b w:val="0"/>
+          <w:i w:val="0"/>
+          <w:sz w:val="22"/>
+        </w:rPr>
+        <w:t xml:space="preserve"> dan substitusikan ke PD asal, sederhanakan dengan sp.simplify, lalu selesaikan sp.solve untuk A dan B dari persamaan yang tersisa.</w:t>
       </w:r>
     </w:p>
     <w:p>
@@ -7563,7 +12461,38 @@
           <w:color w:val="333333"/>
           <w:sz w:val="21"/>
         </w:rPr>
-        <w:t>Definisikan A, B sebagai sp.Symbol, bentuk yp_expr = x*(A*sp.cos(3*x)+B*sp.sin(3*x)), substitusi ke PD, gunakan sp.collect dan sp.solve.</w:t>
+        <w:t xml:space="preserve">Definisikan A, B sebagai sp.Symbol, bentuk </w:t>
+      </w:r>
+      <w:r>
+        <w:rPr>
+          <w:rFonts w:ascii="Arial" w:hAnsi="Arial" w:cs="Arial"/>
+          <w:b w:val="0"/>
+          <w:i w:val="0"/>
+          <w:color w:val="333333"/>
+          <w:sz w:val="21"/>
+        </w:rPr>
+        <w:t xml:space="preserve">yp</w:t>
+      </w:r>
+      <w:r>
+        <w:rPr>
+          <w:rFonts w:ascii="Arial" w:hAnsi="Arial" w:cs="Arial"/>
+          <w:b w:val="0"/>
+          <w:i w:val="0"/>
+          <w:color w:val="333333"/>
+          <w:sz w:val="21"/>
+          <w:vertAlign w:val="subscript"/>
+        </w:rPr>
+        <w:t xml:space="preserve">expr</w:t>
+      </w:r>
+      <w:r>
+        <w:rPr>
+          <w:rFonts w:ascii="Arial" w:hAnsi="Arial" w:cs="Arial"/>
+          <w:b w:val="0"/>
+          <w:i w:val="0"/>
+          <w:color w:val="333333"/>
+          <w:sz w:val="21"/>
+        </w:rPr>
+        <w:t xml:space="preserve"> = x·(A·sp.cos(3*x)+B·sp.sin(3*x)), substitusi ke PD, gunakan sp.collect dan sp.solve.</w:t>
       </w:r>
     </w:p>
     <w:p>
@@ -7623,7 +12552,7 @@
           <w:color w:val="333333"/>
           <w:sz w:val="21"/>
         </w:rPr>
-        <w:t>Definisikan y1=sp.cos(2*x), y2=sp.sin(2*x), hitung W=y1*sp.diff(y2,x)-y2*sp.diff(y1,x), lalu sp.simplify(W).</w:t>
+        <w:t xml:space="preserve">Definisikan y1=sp.cos(2*x), y2=sp.sin(2*x), hitung W=y1·sp.diff(y2,x)-y2·sp.diff(y1,x), lalu sp.simplify(W).</w:t>
       </w:r>
     </w:p>
     <w:p>
@@ -7707,7 +12636,26 @@
           <w:i w:val="0"/>
           <w:sz w:val="22"/>
         </w:rPr>
-        <w:t>PD y''-3y'+2y=5e^(4x) dengan y(0)=1, y'(0)=2 (Contoh 10). Verifikasi c1=5/3 dan c2=-3/2 dengan menyelesaikan sistem 2x2 [[1,1],[1,2]]·[c1,c2]=[1/6,-4/3] memakai np.linalg.solve. Print c1, c2.</w:t>
+        <w:t xml:space="preserve">PD y''-3y'+2y=5e</w:t>
+      </w:r>
+      <w:r>
+        <w:rPr>
+          <w:rFonts w:ascii="Arial" w:hAnsi="Arial" w:cs="Arial"/>
+          <w:b w:val="0"/>
+          <w:i w:val="0"/>
+          <w:sz w:val="22"/>
+          <w:vertAlign w:val="superscript"/>
+        </w:rPr>
+        <w:t xml:space="preserve">4x</w:t>
+      </w:r>
+      <w:r>
+        <w:rPr>
+          <w:rFonts w:ascii="Arial" w:hAnsi="Arial" w:cs="Arial"/>
+          <w:b w:val="0"/>
+          <w:i w:val="0"/>
+          <w:sz w:val="22"/>
+        </w:rPr>
+        <w:t xml:space="preserve"> dengan y(0)=1, y'(0)=2 (Contoh 10). Verifikasi c1=5/3 dan c2=-3/2 dengan menyelesaikan sistem 2x2 [[1,1],[1,2]]·[c1,c2]=[1/6,-4/3] memakai np.linalg.solve. Print c1, c2.</w:t>
       </w:r>
     </w:p>
     <w:p>
@@ -7767,7 +12715,63 @@
           <w:i w:val="0"/>
           <w:sz w:val="22"/>
         </w:rPr>
-        <w:t>Sistem massa-pegas-redaman m=1, c=0,4, k=4, F0=2, ω=1,5 (Contoh 5). Hitung amplitudo steady-state X=F0/sqrt((k-m*ω²)²+(c*ω)²). Print X (harus mendekati 1,081).</w:t>
+        <w:t xml:space="preserve">Sistem massa-pegas-redaman m=1, c=0,4, k=4, </w:t>
+      </w:r>
+      <w:r>
+        <w:rPr>
+          <w:rFonts w:ascii="Arial" w:hAnsi="Arial" w:cs="Arial"/>
+          <w:b w:val="0"/>
+          <w:i w:val="0"/>
+          <w:sz w:val="22"/>
+        </w:rPr>
+        <w:t xml:space="preserve">F</w:t>
+      </w:r>
+      <w:r>
+        <w:rPr>
+          <w:rFonts w:ascii="Arial" w:hAnsi="Arial" w:cs="Arial"/>
+          <w:b w:val="0"/>
+          <w:i w:val="0"/>
+          <w:sz w:val="22"/>
+          <w:vertAlign w:val="subscript"/>
+        </w:rPr>
+        <w:t xml:space="preserve">0</w:t>
+      </w:r>
+      <w:r>
+        <w:rPr>
+          <w:rFonts w:ascii="Arial" w:hAnsi="Arial" w:cs="Arial"/>
+          <w:b w:val="0"/>
+          <w:i w:val="0"/>
+          <w:sz w:val="22"/>
+        </w:rPr>
+        <w:t xml:space="preserve">=2, ω=1,5 (Contoh 5). Hitung amplitudo steady-state X=</w:t>
+      </w:r>
+      <w:r>
+        <w:rPr>
+          <w:rFonts w:ascii="Arial" w:hAnsi="Arial" w:cs="Arial"/>
+          <w:b w:val="0"/>
+          <w:i w:val="0"/>
+          <w:sz w:val="22"/>
+        </w:rPr>
+        <w:t xml:space="preserve">F</w:t>
+      </w:r>
+      <w:r>
+        <w:rPr>
+          <w:rFonts w:ascii="Arial" w:hAnsi="Arial" w:cs="Arial"/>
+          <w:b w:val="0"/>
+          <w:i w:val="0"/>
+          <w:sz w:val="22"/>
+          <w:vertAlign w:val="subscript"/>
+        </w:rPr>
+        <w:t xml:space="preserve">0</w:t>
+      </w:r>
+      <w:r>
+        <w:rPr>
+          <w:rFonts w:ascii="Arial" w:hAnsi="Arial" w:cs="Arial"/>
+          <w:b w:val="0"/>
+          <w:i w:val="0"/>
+          <w:sz w:val="22"/>
+        </w:rPr>
+        <w:t xml:space="preserve">/√((k-m·ω²)²+(c·ω)²). Print X (harus mendekati 1,081).</w:t>
       </w:r>
     </w:p>
     <w:p>
@@ -7803,7 +12807,7 @@
           <w:color w:val="333333"/>
           <w:sz w:val="21"/>
         </w:rPr>
-        <w:t>Substitusikan nilai m,c,k,F0,omega langsung ke rumus X dengan np.sqrt.</w:t>
+        <w:t xml:space="preserve">Substitusikan nilai m,c,k,F0,ω langsung ke rumus X dengan np.sqrt.</w:t>
       </w:r>
     </w:p>
     <w:p>
@@ -7827,7 +12831,7 @@
           <w:i w:val="0"/>
           <w:sz w:val="22"/>
         </w:rPr>
-        <w:t>Untuk sistem yang sama, hitung Faktor Pembesaran Dinamik M(r)=1/sqrt((1-r²)²+(2ζr)²) pada r=1 (resonansi tepat) untuk ζ=0,05 dan ζ=0,30. Print kedua nilai M (harus 10 dan sekitar 1,667).</w:t>
+        <w:t xml:space="preserve">Untuk sistem yang sama, hitung Faktor Pembesaran Dinamik M(r)=1/√((1-r²)²+(2ζr)²) pada r=1 (resonansi tepat) untuk ζ=0,05 dan ζ=0,30. Print kedua nilai M (harus 10 dan sekitar 1,667).</w:t>
       </w:r>
     </w:p>
     <w:p>
@@ -7863,7 +12867,7 @@
           <w:color w:val="333333"/>
           <w:sz w:val="21"/>
         </w:rPr>
-        <w:t>Substitusikan r=1 dan masing-masing zeta ke rumus M(r), hitung dengan np.sqrt untuk kedua kasus.</w:t>
+        <w:t xml:space="preserve">Substitusikan r=1 dan masing-masing ζ ke rumus M(r), hitung dengan np.sqrt untuk kedua kasus.</w:t>
       </w:r>
     </w:p>
     <w:p>
@@ -7918,7 +12922,45 @@
           <w:i w:val="0"/>
           <w:sz w:val="22"/>
         </w:rPr>
-        <w:t>Implementasikan solver UC generik dari awal dengan deteksi resonansi otomatis: fungsi menerima a,b,c (koefisien PD), tipe f(x) ('const','poly1','exp','sin'), parameter terkait (K, alpha, beta), lalu (1) hitung akar karakteristik dengan np.roots, (2) tentukan tebakan dasar sesuai tipe f, (3) cek apakah parameter (alpha atau beta) bertepatan dengan akar karakteristik (toleransi 1e-9), (4) jika resonansi, kalikan tebakan dengan x (atau x² bila akar berulang, deteksi lewat multiplisitas akar), (5) susun dan selesaikan sistem aljabar untuk koefisien tebakan (pakai np.linalg.solve, bukan sp.dsolve). Uji pada Contoh 6 (a=1,b=-3,c=2, f=4e^(2x)) dan Contoh 7 (a=1,b=-4,c=4, f=6e^(2x)); print status resonansi dan koefisien A untuk kedua kasus, bandingkan dengan A=4 dan A=3 dari modul.</w:t>
+        <w:t xml:space="preserve">Implementasikan solver UC generik dari awal dengan deteksi resonansi otomatis: fungsi menerima a,b,c (koefisien PD), tipe f(x) ('const','poly1','exp','sin'), parameter terkait (K, α, β), lalu (1) hitung akar karakteristik dengan np.roots, (2) tentukan tebakan dasar sesuai tipe f, (3) cek apakah parameter (α atau β) bertepatan dengan akar karakteristik (toleransi 1e-9), (4) jika resonansi, kalikan tebakan dengan x (atau x² bila akar berulang, deteksi lewat multiplisitas akar), (5) susun dan selesaikan sistem aljabar untuk koefisien tebakan (pakai np.linalg.solve, bukan sp.dsolve). Uji pada Contoh 6 (a=1,b=-3,c=2, f=4e</w:t>
+      </w:r>
+      <w:r>
+        <w:rPr>
+          <w:rFonts w:ascii="Arial" w:hAnsi="Arial" w:cs="Arial"/>
+          <w:b w:val="0"/>
+          <w:i w:val="0"/>
+          <w:sz w:val="22"/>
+          <w:vertAlign w:val="superscript"/>
+        </w:rPr>
+        <w:t xml:space="preserve">2x</w:t>
+      </w:r>
+      <w:r>
+        <w:rPr>
+          <w:rFonts w:ascii="Arial" w:hAnsi="Arial" w:cs="Arial"/>
+          <w:b w:val="0"/>
+          <w:i w:val="0"/>
+          <w:sz w:val="22"/>
+        </w:rPr>
+        <w:t xml:space="preserve">) dan Contoh 7 (a=1,b=-4,c=4, f=6e</w:t>
+      </w:r>
+      <w:r>
+        <w:rPr>
+          <w:rFonts w:ascii="Arial" w:hAnsi="Arial" w:cs="Arial"/>
+          <w:b w:val="0"/>
+          <w:i w:val="0"/>
+          <w:sz w:val="22"/>
+          <w:vertAlign w:val="superscript"/>
+        </w:rPr>
+        <w:t xml:space="preserve">2x</w:t>
+      </w:r>
+      <w:r>
+        <w:rPr>
+          <w:rFonts w:ascii="Arial" w:hAnsi="Arial" w:cs="Arial"/>
+          <w:b w:val="0"/>
+          <w:i w:val="0"/>
+          <w:sz w:val="22"/>
+        </w:rPr>
+        <w:t xml:space="preserve">); print status resonansi dan koefisien A untuk kedua kasus, bandingkan dengan A=4 dan A=3 dari modul.</w:t>
       </w:r>
     </w:p>
     <w:p>
@@ -7978,7 +13020,7 @@
           <w:i w:val="0"/>
           <w:sz w:val="22"/>
         </w:rPr>
-        <w:t>Implementasikan Variasi Parameter (VoP) numerik dari awal (tanpa sp.dsolve dengan hint VoP): fungsi menerima y1(x), y2(x) (basis homogen sebagai fungsi Python), g(x) (sisi kanan standar form), lalu (1) hitung Wronskian W(x) secara numerik pada grid x, (2) hitung integrand u1'(x)=-y2(x)*g(x)/W(x) dan u2'(x)=y1(x)*g(x)/W(x), (3) integrasikan numerik dengan scipy.integrate.cumulative_trapezoid untuk mendapat u1(x), u2(x), (4) susun yp(x)=u1(x)*y1(x)+u2(x)*y2(x). Uji pada Contoh 8 (y''+y=sec(x), y1=cos x, y2=sin x, g=sec x) pada grid x dari 0 sampai 1 (hindari singularitas sec x di π/2), bandingkan yp(0,5) numerik dengan yp analitik cos(0,5)*ln|cos(0,5)|+0,5*sin(0,5); galat harus di bawah 1e-4.</w:t>
+        <w:t xml:space="preserve">Implementasikan Variasi Parameter (VoP) numerik dari awal (tanpa sp.dsolve dengan hint VoP): fungsi menerima y1(x), y2(x) (basis homogen sebagai fungsi Python), g(x) (sisi kanan standar form), lalu (1) hitung Wronskian W(x) secara numerik pada grid x, (2) hitung integrand u1'(x)=-y2(x)·g(x)/W(x) dan u2'(x)=y1(x)·g(x)/W(x), (3) integrasikan numerik dengan scipy.integrate.cumulative_trapezoid untuk mendapat u1(x), u2(x), (4) susun yp(x)=u1(x)·y1(x)+u2(x)·y2(x). Uji pada Contoh 8 (y''+y=sec(x), y1=cos x, y2=sin x, g=sec x) pada grid x dari 0 sampai 1 (hindari singularitas sec x di π/2), bandingkan yp(0,5) numerik dengan yp analitik cos(0,5)·ln|cos(0,5)|+0,5·sin(0,5); galat harus di bawah 1e-4.</w:t>
       </w:r>
     </w:p>
     <w:p>
@@ -8014,7 +13056,7 @@
           <w:color w:val="333333"/>
           <w:sz w:val="21"/>
         </w:rPr>
-        <w:t>Definisikan y1, y2, g sebagai fungsi lambda, buat grid x dengan np.linspace, hitung Wronskian dan integrand pada grid, gunakan scipy.integrate.cumulative_trapezoid(integrand, x, initial=0) untuk integrasi numerik u1 dan u2, lalu evaluasi yp pada titik yang diminta dengan interpolasi (np.interp) bila perlu.</w:t>
+        <w:t xml:space="preserve">Definisikan y1, y2, g sebagai fungsi λ, buat grid x dengan np.linspace, hitung Wronskian dan integrand pada grid, gunakan scipy.integrate.cumulative_trapezoid(integrand, x, initial=0) untuk integrasi numerik u1 dan u2, lalu evaluasi yp pada titik yang diminta dengan interpolasi (np.interp) bila perlu.</w:t>
       </w:r>
     </w:p>
     <w:p>
@@ -8038,7 +13080,287 @@
           <w:i w:val="0"/>
           <w:sz w:val="22"/>
         </w:rPr>
-        <w:t>Implementasikan solver IVP lengkap dari awal untuk sistem massa-pegas-redaman: fungsi menerima m,c,k,F0,omega,x0,v0 (posisi dan kecepatan awal), lalu (1) hitung akar karakteristik dari m*λ²+c*λ+k=0 (bisa kompleks), (2) tentukan bentuk yh sesuai kasus akar (real berbeda, real berulang, kompleks konjugat, tulis percabangan lengkap seperti Pertemuan 5), (3) hitung amplitudo steady-state A, B via UC trigonometri (sistem 2x2 dengan redaman, seperti Contoh 5), (4) selesaikan c1,c2 dari syarat awal x(0)=x0, v(0)=v0 (substitusi ke x total, bukan xh saja), (5) kembalikan fungsi x(t) lengkap. Uji pada parameter Contoh 5 (m=1,c=0,4,k=4,F0=2,omega=1,5,x0=0,v0=0), hitung x(5) hasil solver dan bandingkan dengan solusi numerik scipy.integrate.solve_ivp pada PD yang sama; galat harus di bawah 1e-6.</w:t>
+        <w:t xml:space="preserve">Implementasikan solver IVP lengkap dari awal untuk sistem massa-pegas-redaman: fungsi menerima m,c,k,</w:t>
+      </w:r>
+      <w:r>
+        <w:rPr>
+          <w:rFonts w:ascii="Arial" w:hAnsi="Arial" w:cs="Arial"/>
+          <w:b w:val="0"/>
+          <w:i w:val="0"/>
+          <w:sz w:val="22"/>
+        </w:rPr>
+        <w:t xml:space="preserve">F</w:t>
+      </w:r>
+      <w:r>
+        <w:rPr>
+          <w:rFonts w:ascii="Arial" w:hAnsi="Arial" w:cs="Arial"/>
+          <w:b w:val="0"/>
+          <w:i w:val="0"/>
+          <w:sz w:val="22"/>
+          <w:vertAlign w:val="subscript"/>
+        </w:rPr>
+        <w:t xml:space="preserve">0</w:t>
+      </w:r>
+      <w:r>
+        <w:rPr>
+          <w:rFonts w:ascii="Arial" w:hAnsi="Arial" w:cs="Arial"/>
+          <w:b w:val="0"/>
+          <w:i w:val="0"/>
+          <w:sz w:val="22"/>
+        </w:rPr>
+        <w:t xml:space="preserve">,ω,</w:t>
+      </w:r>
+      <w:r>
+        <w:rPr>
+          <w:rFonts w:ascii="Arial" w:hAnsi="Arial" w:cs="Arial"/>
+          <w:b w:val="0"/>
+          <w:i w:val="0"/>
+          <w:sz w:val="22"/>
+        </w:rPr>
+        <w:t xml:space="preserve">x</w:t>
+      </w:r>
+      <w:r>
+        <w:rPr>
+          <w:rFonts w:ascii="Arial" w:hAnsi="Arial" w:cs="Arial"/>
+          <w:b w:val="0"/>
+          <w:i w:val="0"/>
+          <w:sz w:val="22"/>
+          <w:vertAlign w:val="subscript"/>
+        </w:rPr>
+        <w:t xml:space="preserve">0</w:t>
+      </w:r>
+      <w:r>
+        <w:rPr>
+          <w:rFonts w:ascii="Arial" w:hAnsi="Arial" w:cs="Arial"/>
+          <w:b w:val="0"/>
+          <w:i w:val="0"/>
+          <w:sz w:val="22"/>
+        </w:rPr>
+        <w:t xml:space="preserve">,</w:t>
+      </w:r>
+      <w:r>
+        <w:rPr>
+          <w:rFonts w:ascii="Arial" w:hAnsi="Arial" w:cs="Arial"/>
+          <w:b w:val="0"/>
+          <w:i w:val="0"/>
+          <w:sz w:val="22"/>
+        </w:rPr>
+        <w:t xml:space="preserve">v</w:t>
+      </w:r>
+      <w:r>
+        <w:rPr>
+          <w:rFonts w:ascii="Arial" w:hAnsi="Arial" w:cs="Arial"/>
+          <w:b w:val="0"/>
+          <w:i w:val="0"/>
+          <w:sz w:val="22"/>
+          <w:vertAlign w:val="subscript"/>
+        </w:rPr>
+        <w:t xml:space="preserve">0</w:t>
+      </w:r>
+      <w:r>
+        <w:rPr>
+          <w:rFonts w:ascii="Arial" w:hAnsi="Arial" w:cs="Arial"/>
+          <w:b w:val="0"/>
+          <w:i w:val="0"/>
+          <w:sz w:val="22"/>
+        </w:rPr>
+        <w:t xml:space="preserve"> (posisi dan kecepatan awal), lalu (1) hitung akar karakteristik dari m·λ²+c·λ+k=0 (bisa kompleks), (2) tentukan bentuk yh sesuai kasus akar (real berbeda, real berulang, kompleks konjugat, tulis percabangan lengkap seperti Pertemuan 5), (3) hitung amplitudo steady-state A, B via UC trigonometri (sistem 2x2 dengan redaman, seperti Contoh 5), (4) selesaikan </w:t>
+      </w:r>
+      <w:r>
+        <w:rPr>
+          <w:rFonts w:ascii="Arial" w:hAnsi="Arial" w:cs="Arial"/>
+          <w:b w:val="0"/>
+          <w:i w:val="0"/>
+          <w:sz w:val="22"/>
+        </w:rPr>
+        <w:t xml:space="preserve">c</w:t>
+      </w:r>
+      <w:r>
+        <w:rPr>
+          <w:rFonts w:ascii="Arial" w:hAnsi="Arial" w:cs="Arial"/>
+          <w:b w:val="0"/>
+          <w:i w:val="0"/>
+          <w:sz w:val="22"/>
+          <w:vertAlign w:val="subscript"/>
+        </w:rPr>
+        <w:t xml:space="preserve">1</w:t>
+      </w:r>
+      <w:r>
+        <w:rPr>
+          <w:rFonts w:ascii="Arial" w:hAnsi="Arial" w:cs="Arial"/>
+          <w:b w:val="0"/>
+          <w:i w:val="0"/>
+          <w:sz w:val="22"/>
+        </w:rPr>
+        <w:t xml:space="preserve">,</w:t>
+      </w:r>
+      <w:r>
+        <w:rPr>
+          <w:rFonts w:ascii="Arial" w:hAnsi="Arial" w:cs="Arial"/>
+          <w:b w:val="0"/>
+          <w:i w:val="0"/>
+          <w:sz w:val="22"/>
+        </w:rPr>
+        <w:t xml:space="preserve">c</w:t>
+      </w:r>
+      <w:r>
+        <w:rPr>
+          <w:rFonts w:ascii="Arial" w:hAnsi="Arial" w:cs="Arial"/>
+          <w:b w:val="0"/>
+          <w:i w:val="0"/>
+          <w:sz w:val="22"/>
+          <w:vertAlign w:val="subscript"/>
+        </w:rPr>
+        <w:t xml:space="preserve">2</w:t>
+      </w:r>
+      <w:r>
+        <w:rPr>
+          <w:rFonts w:ascii="Arial" w:hAnsi="Arial" w:cs="Arial"/>
+          <w:b w:val="0"/>
+          <w:i w:val="0"/>
+          <w:sz w:val="22"/>
+        </w:rPr>
+        <w:t xml:space="preserve"> dari syarat awal x(0)=</w:t>
+      </w:r>
+      <w:r>
+        <w:rPr>
+          <w:rFonts w:ascii="Arial" w:hAnsi="Arial" w:cs="Arial"/>
+          <w:b w:val="0"/>
+          <w:i w:val="0"/>
+          <w:sz w:val="22"/>
+        </w:rPr>
+        <w:t xml:space="preserve">x</w:t>
+      </w:r>
+      <w:r>
+        <w:rPr>
+          <w:rFonts w:ascii="Arial" w:hAnsi="Arial" w:cs="Arial"/>
+          <w:b w:val="0"/>
+          <w:i w:val="0"/>
+          <w:sz w:val="22"/>
+          <w:vertAlign w:val="subscript"/>
+        </w:rPr>
+        <w:t xml:space="preserve">0</w:t>
+      </w:r>
+      <w:r>
+        <w:rPr>
+          <w:rFonts w:ascii="Arial" w:hAnsi="Arial" w:cs="Arial"/>
+          <w:b w:val="0"/>
+          <w:i w:val="0"/>
+          <w:sz w:val="22"/>
+        </w:rPr>
+        <w:t xml:space="preserve">, v(0)=</w:t>
+      </w:r>
+      <w:r>
+        <w:rPr>
+          <w:rFonts w:ascii="Arial" w:hAnsi="Arial" w:cs="Arial"/>
+          <w:b w:val="0"/>
+          <w:i w:val="0"/>
+          <w:sz w:val="22"/>
+        </w:rPr>
+        <w:t xml:space="preserve">v</w:t>
+      </w:r>
+      <w:r>
+        <w:rPr>
+          <w:rFonts w:ascii="Arial" w:hAnsi="Arial" w:cs="Arial"/>
+          <w:b w:val="0"/>
+          <w:i w:val="0"/>
+          <w:sz w:val="22"/>
+          <w:vertAlign w:val="subscript"/>
+        </w:rPr>
+        <w:t xml:space="preserve">0</w:t>
+      </w:r>
+      <w:r>
+        <w:rPr>
+          <w:rFonts w:ascii="Arial" w:hAnsi="Arial" w:cs="Arial"/>
+          <w:b w:val="0"/>
+          <w:i w:val="0"/>
+          <w:sz w:val="22"/>
+        </w:rPr>
+        <w:t xml:space="preserve"> (substitusi ke x total, bukan xh saja), (5) kembalikan fungsi x(t) lengkap. Uji pada parameter Contoh 5 (m=1,c=0,4,k=4,</w:t>
+      </w:r>
+      <w:r>
+        <w:rPr>
+          <w:rFonts w:ascii="Arial" w:hAnsi="Arial" w:cs="Arial"/>
+          <w:b w:val="0"/>
+          <w:i w:val="0"/>
+          <w:sz w:val="22"/>
+        </w:rPr>
+        <w:t xml:space="preserve">F</w:t>
+      </w:r>
+      <w:r>
+        <w:rPr>
+          <w:rFonts w:ascii="Arial" w:hAnsi="Arial" w:cs="Arial"/>
+          <w:b w:val="0"/>
+          <w:i w:val="0"/>
+          <w:sz w:val="22"/>
+          <w:vertAlign w:val="subscript"/>
+        </w:rPr>
+        <w:t xml:space="preserve">0</w:t>
+      </w:r>
+      <w:r>
+        <w:rPr>
+          <w:rFonts w:ascii="Arial" w:hAnsi="Arial" w:cs="Arial"/>
+          <w:b w:val="0"/>
+          <w:i w:val="0"/>
+          <w:sz w:val="22"/>
+        </w:rPr>
+        <w:t xml:space="preserve">=2,ω=1,5,</w:t>
+      </w:r>
+      <w:r>
+        <w:rPr>
+          <w:rFonts w:ascii="Arial" w:hAnsi="Arial" w:cs="Arial"/>
+          <w:b w:val="0"/>
+          <w:i w:val="0"/>
+          <w:sz w:val="22"/>
+        </w:rPr>
+        <w:t xml:space="preserve">x</w:t>
+      </w:r>
+      <w:r>
+        <w:rPr>
+          <w:rFonts w:ascii="Arial" w:hAnsi="Arial" w:cs="Arial"/>
+          <w:b w:val="0"/>
+          <w:i w:val="0"/>
+          <w:sz w:val="22"/>
+          <w:vertAlign w:val="subscript"/>
+        </w:rPr>
+        <w:t xml:space="preserve">0</w:t>
+      </w:r>
+      <w:r>
+        <w:rPr>
+          <w:rFonts w:ascii="Arial" w:hAnsi="Arial" w:cs="Arial"/>
+          <w:b w:val="0"/>
+          <w:i w:val="0"/>
+          <w:sz w:val="22"/>
+        </w:rPr>
+        <w:t xml:space="preserve">=0,</w:t>
+      </w:r>
+      <w:r>
+        <w:rPr>
+          <w:rFonts w:ascii="Arial" w:hAnsi="Arial" w:cs="Arial"/>
+          <w:b w:val="0"/>
+          <w:i w:val="0"/>
+          <w:sz w:val="22"/>
+        </w:rPr>
+        <w:t xml:space="preserve">v</w:t>
+      </w:r>
+      <w:r>
+        <w:rPr>
+          <w:rFonts w:ascii="Arial" w:hAnsi="Arial" w:cs="Arial"/>
+          <w:b w:val="0"/>
+          <w:i w:val="0"/>
+          <w:sz w:val="22"/>
+          <w:vertAlign w:val="subscript"/>
+        </w:rPr>
+        <w:t xml:space="preserve">0</w:t>
+      </w:r>
+      <w:r>
+        <w:rPr>
+          <w:rFonts w:ascii="Arial" w:hAnsi="Arial" w:cs="Arial"/>
+          <w:b w:val="0"/>
+          <w:i w:val="0"/>
+          <w:sz w:val="22"/>
+        </w:rPr>
+        <w:t xml:space="preserve">=0), hitung x(5) hasil solver dan bandingkan dengan solusi numerik scipy.integrate.solve_ivp pada PD yang sama; galat harus di bawah 1e-6.</w:t>
       </w:r>
     </w:p>
     <w:p>
@@ -8074,7 +13396,69 @@
           <w:color w:val="333333"/>
           <w:sz w:val="21"/>
         </w:rPr>
-        <w:t>Tulis fungsi bercabang untuk 3 kasus akar (real berbeda/berulang/kompleks) seperti solver Euler-Cauchy pada Pertemuan 6-7, tambahkan blok UC trigonometri untuk xp dengan sistem 2x2 akibat suku redaman, lalu selesaikan c1,c2 dari x(0) dan v(0) yang sudah memperhitungkan xp(0) dan xp'(0).</w:t>
+        <w:t xml:space="preserve">Tulis fungsi bercabang untuk 3 kasus akar (real berbeda/berulang/kompleks) seperti solver Euler-Cauchy pada Pertemuan 6-7, tambahkan blok UC trigonometri untuk xp dengan sistem 2x2 akibat suku redaman, lalu selesaikan </w:t>
+      </w:r>
+      <w:r>
+        <w:rPr>
+          <w:rFonts w:ascii="Arial" w:hAnsi="Arial" w:cs="Arial"/>
+          <w:b w:val="0"/>
+          <w:i w:val="0"/>
+          <w:color w:val="333333"/>
+          <w:sz w:val="21"/>
+        </w:rPr>
+        <w:t xml:space="preserve">c</w:t>
+      </w:r>
+      <w:r>
+        <w:rPr>
+          <w:rFonts w:ascii="Arial" w:hAnsi="Arial" w:cs="Arial"/>
+          <w:b w:val="0"/>
+          <w:i w:val="0"/>
+          <w:color w:val="333333"/>
+          <w:sz w:val="21"/>
+          <w:vertAlign w:val="subscript"/>
+        </w:rPr>
+        <w:t xml:space="preserve">1</w:t>
+      </w:r>
+      <w:r>
+        <w:rPr>
+          <w:rFonts w:ascii="Arial" w:hAnsi="Arial" w:cs="Arial"/>
+          <w:b w:val="0"/>
+          <w:i w:val="0"/>
+          <w:color w:val="333333"/>
+          <w:sz w:val="21"/>
+        </w:rPr>
+        <w:t xml:space="preserve">,</w:t>
+      </w:r>
+      <w:r>
+        <w:rPr>
+          <w:rFonts w:ascii="Arial" w:hAnsi="Arial" w:cs="Arial"/>
+          <w:b w:val="0"/>
+          <w:i w:val="0"/>
+          <w:color w:val="333333"/>
+          <w:sz w:val="21"/>
+        </w:rPr>
+        <w:t xml:space="preserve">c</w:t>
+      </w:r>
+      <w:r>
+        <w:rPr>
+          <w:rFonts w:ascii="Arial" w:hAnsi="Arial" w:cs="Arial"/>
+          <w:b w:val="0"/>
+          <w:i w:val="0"/>
+          <w:color w:val="333333"/>
+          <w:sz w:val="21"/>
+          <w:vertAlign w:val="subscript"/>
+        </w:rPr>
+        <w:t xml:space="preserve">2</w:t>
+      </w:r>
+      <w:r>
+        <w:rPr>
+          <w:rFonts w:ascii="Arial" w:hAnsi="Arial" w:cs="Arial"/>
+          <w:b w:val="0"/>
+          <w:i w:val="0"/>
+          <w:color w:val="333333"/>
+          <w:sz w:val="21"/>
+        </w:rPr>
+        <w:t xml:space="preserve"> dari x(0) dan v(0) yang sudah memperhitungkan xp(0) dan xp'(0).</w:t>
       </w:r>
     </w:p>
     <w:p>
@@ -8098,7 +13482,63 @@
           <w:i w:val="0"/>
           <w:sz w:val="22"/>
         </w:rPr>
-        <w:t>Implementasikan pencarian frekuensi resonansi (ω yang memaksimalkan amplitudo X) dari awal tanpa scipy.optimize: fungsi menerima m,c,k,F0, lalu (1) definisikan X(ω)=F0/sqrt((k-m*ω²)²+(c*ω)²) sebagai fungsi Python, (2) evaluasi X pada grid ω rapat (misal 2000 titik) dari 0,01 sampai 5*sqrt(k/m), (3) cari ω yang memaksimalkan X dengan np.argmax, (4) refine hasil dengan pencarian ternary/golden-section manual (bukan scipy) di sekitar titik grid terbaik untuk presisi lebih tinggi. Verifikasi terhadap rumus tertutup ω_peak=sqrt(k/m - c²/(2m²)) (berlaku bila argumen tidak negatif) untuk c=0,4,k=4,m=1,F0=2; print ω_peak dari solver dan dari rumus tertutup, keduanya harus sama hingga 4 angka desimal.</w:t>
+        <w:t xml:space="preserve">Implementasikan pencarian frekuensi resonansi (ω yang memaksimalkan amplitudo X) dari awal tanpa scipy.optimize: fungsi menerima m,c,k,F0, lalu (1) definisikan X(ω)=F0/√((k-m·ω²)²+(c·ω)²) sebagai fungsi Python, (2) evaluasi X pada grid ω rapat (misal 2000 titik) dari 0,01 sampai 5·√(k/m), (3) cari ω yang memaksimalkan X dengan np.argmax, (4) refine hasil dengan pencarian ternary/golden-section manual (bukan scipy) di sekitar titik grid terbaik untuk presisi lebih tinggi. Verifikasi terhadap rumus tertutup </w:t>
+      </w:r>
+      <w:r>
+        <w:rPr>
+          <w:rFonts w:ascii="Arial" w:hAnsi="Arial" w:cs="Arial"/>
+          <w:b w:val="0"/>
+          <w:i w:val="0"/>
+          <w:sz w:val="22"/>
+        </w:rPr>
+        <w:t xml:space="preserve">ω</w:t>
+      </w:r>
+      <w:r>
+        <w:rPr>
+          <w:rFonts w:ascii="Arial" w:hAnsi="Arial" w:cs="Arial"/>
+          <w:b w:val="0"/>
+          <w:i w:val="0"/>
+          <w:sz w:val="22"/>
+          <w:vertAlign w:val="subscript"/>
+        </w:rPr>
+        <w:t xml:space="preserve">peak</w:t>
+      </w:r>
+      <w:r>
+        <w:rPr>
+          <w:rFonts w:ascii="Arial" w:hAnsi="Arial" w:cs="Arial"/>
+          <w:b w:val="0"/>
+          <w:i w:val="0"/>
+          <w:sz w:val="22"/>
+        </w:rPr>
+        <w:t xml:space="preserve">=√(k/m - c²/(2m²)) (berlaku bila argumen tidak negatif) untuk c=0,4,k=4,m=1,F0=2; print </w:t>
+      </w:r>
+      <w:r>
+        <w:rPr>
+          <w:rFonts w:ascii="Arial" w:hAnsi="Arial" w:cs="Arial"/>
+          <w:b w:val="0"/>
+          <w:i w:val="0"/>
+          <w:sz w:val="22"/>
+        </w:rPr>
+        <w:t xml:space="preserve">ω</w:t>
+      </w:r>
+      <w:r>
+        <w:rPr>
+          <w:rFonts w:ascii="Arial" w:hAnsi="Arial" w:cs="Arial"/>
+          <w:b w:val="0"/>
+          <w:i w:val="0"/>
+          <w:sz w:val="22"/>
+          <w:vertAlign w:val="subscript"/>
+        </w:rPr>
+        <w:t xml:space="preserve">peak</w:t>
+      </w:r>
+      <w:r>
+        <w:rPr>
+          <w:rFonts w:ascii="Arial" w:hAnsi="Arial" w:cs="Arial"/>
+          <w:b w:val="0"/>
+          <w:i w:val="0"/>
+          <w:sz w:val="22"/>
+        </w:rPr>
+        <w:t xml:space="preserve"> dari solver dan dari rumus tertutup, keduanya harus sama hingga 4 angka desimal.</w:t>
       </w:r>
     </w:p>
     <w:p>
@@ -8134,7 +13574,7 @@
           <w:color w:val="333333"/>
           <w:sz w:val="21"/>
         </w:rPr>
-        <w:t>Definisikan fungsi X(omega), buat grid dengan np.linspace, cari indeks maksimum dengan np.argmax, lalu implementasikan golden-section search manual (loop while dengan rasio emas 0,618) pada interval sempit di sekitar grid terbaik untuk mempertajam hasil.</w:t>
+        <w:t xml:space="preserve">Definisikan fungsi X(ω), buat grid dengan np.linspace, cari indeks maksimum dengan np.argmax, lalu implementasikan golden-section search manual (loop while dengan rasio emas 0,618) pada interval sempit di sekitar grid terbaik untuk mempertajam hasil.</w:t>
       </w:r>
     </w:p>
     <w:p>
@@ -8158,7 +13598,147 @@
           <w:i w:val="0"/>
           <w:sz w:val="22"/>
         </w:rPr>
-        <w:t>Implementasikan verifikasi otomatis konsistensi UC vs VoP: untuk PD y''+4y=x*sin(2x) (Contoh 9, resonansi trigonometri via VoP), (1) hitung yp_VoP(x) memakai hasil analitik dari modul: -(x**2/8)*cos(2*x)+(x/16)*sin(2*x), (2) hitung yp_numerik(x) dengan menyelesaikan PD secara numerik (scipy solve_ivp) dengan syarat awal yp(0)=0, yp'(0)=0 pada rentang x=[0,10], (3) bandingkan kedua kurva pada 50 titik uji dengan np.allclose (rtol=1e-3), (4) hitung juga turunan kedua yp_VoP secara numerik (central difference, h=1e-5) dan verifikasi bahwa yp_VoP''(x)+4*yp_VoP(x) sama dengan x*sin(2x) pada tiap titik uji (galat di bawah 1e-3). Print hasil kedua verifikasi (Boolean) dan galat maksimum masing-masing.</w:t>
+        <w:t xml:space="preserve">Implementasikan verifikasi otomatis konsistensi UC vs VoP: untuk PD y''+4y=x·sin(2x) (Contoh 9, resonansi trigonometri via VoP), (1) hitung </w:t>
+      </w:r>
+      <w:r>
+        <w:rPr>
+          <w:rFonts w:ascii="Arial" w:hAnsi="Arial" w:cs="Arial"/>
+          <w:b w:val="0"/>
+          <w:i w:val="0"/>
+          <w:sz w:val="22"/>
+        </w:rPr>
+        <w:t xml:space="preserve">yp</w:t>
+      </w:r>
+      <w:r>
+        <w:rPr>
+          <w:rFonts w:ascii="Arial" w:hAnsi="Arial" w:cs="Arial"/>
+          <w:b w:val="0"/>
+          <w:i w:val="0"/>
+          <w:sz w:val="22"/>
+          <w:vertAlign w:val="subscript"/>
+        </w:rPr>
+        <w:t xml:space="preserve">VoP</w:t>
+      </w:r>
+      <w:r>
+        <w:rPr>
+          <w:rFonts w:ascii="Arial" w:hAnsi="Arial" w:cs="Arial"/>
+          <w:b w:val="0"/>
+          <w:i w:val="0"/>
+          <w:sz w:val="22"/>
+        </w:rPr>
+        <w:t xml:space="preserve">(x) memakai hasil analitik dari modul: -(x**2/8)·cos(2·x)+(x/16)·sin(2·x), (2) hitung </w:t>
+      </w:r>
+      <w:r>
+        <w:rPr>
+          <w:rFonts w:ascii="Arial" w:hAnsi="Arial" w:cs="Arial"/>
+          <w:b w:val="0"/>
+          <w:i w:val="0"/>
+          <w:sz w:val="22"/>
+        </w:rPr>
+        <w:t xml:space="preserve">yp</w:t>
+      </w:r>
+      <w:r>
+        <w:rPr>
+          <w:rFonts w:ascii="Arial" w:hAnsi="Arial" w:cs="Arial"/>
+          <w:b w:val="0"/>
+          <w:i w:val="0"/>
+          <w:sz w:val="22"/>
+          <w:vertAlign w:val="subscript"/>
+        </w:rPr>
+        <w:t xml:space="preserve">numerik</w:t>
+      </w:r>
+      <w:r>
+        <w:rPr>
+          <w:rFonts w:ascii="Arial" w:hAnsi="Arial" w:cs="Arial"/>
+          <w:b w:val="0"/>
+          <w:i w:val="0"/>
+          <w:sz w:val="22"/>
+        </w:rPr>
+        <w:t xml:space="preserve">(x) dengan menyelesaikan PD secara numerik (scipy solve_ivp) dengan syarat awal yp(0)=0, yp'(0)=0 pada rentang x=[0,10], (3) bandingkan kedua kurva pada 50 titik uji dengan np.allclose (rtol=1e-3), (4) hitung juga turunan kedua </w:t>
+      </w:r>
+      <w:r>
+        <w:rPr>
+          <w:rFonts w:ascii="Arial" w:hAnsi="Arial" w:cs="Arial"/>
+          <w:b w:val="0"/>
+          <w:i w:val="0"/>
+          <w:sz w:val="22"/>
+        </w:rPr>
+        <w:t xml:space="preserve">yp</w:t>
+      </w:r>
+      <w:r>
+        <w:rPr>
+          <w:rFonts w:ascii="Arial" w:hAnsi="Arial" w:cs="Arial"/>
+          <w:b w:val="0"/>
+          <w:i w:val="0"/>
+          <w:sz w:val="22"/>
+          <w:vertAlign w:val="subscript"/>
+        </w:rPr>
+        <w:t xml:space="preserve">VoP</w:t>
+      </w:r>
+      <w:r>
+        <w:rPr>
+          <w:rFonts w:ascii="Arial" w:hAnsi="Arial" w:cs="Arial"/>
+          <w:b w:val="0"/>
+          <w:i w:val="0"/>
+          <w:sz w:val="22"/>
+        </w:rPr>
+        <w:t xml:space="preserve"> secara numerik (central difference, h=1e-5) dan verifikasi bahwa </w:t>
+      </w:r>
+      <w:r>
+        <w:rPr>
+          <w:rFonts w:ascii="Arial" w:hAnsi="Arial" w:cs="Arial"/>
+          <w:b w:val="0"/>
+          <w:i w:val="0"/>
+          <w:sz w:val="22"/>
+        </w:rPr>
+        <w:t xml:space="preserve">yp</w:t>
+      </w:r>
+      <w:r>
+        <w:rPr>
+          <w:rFonts w:ascii="Arial" w:hAnsi="Arial" w:cs="Arial"/>
+          <w:b w:val="0"/>
+          <w:i w:val="0"/>
+          <w:sz w:val="22"/>
+          <w:vertAlign w:val="subscript"/>
+        </w:rPr>
+        <w:t xml:space="preserve">VoP</w:t>
+      </w:r>
+      <w:r>
+        <w:rPr>
+          <w:rFonts w:ascii="Arial" w:hAnsi="Arial" w:cs="Arial"/>
+          <w:b w:val="0"/>
+          <w:i w:val="0"/>
+          <w:sz w:val="22"/>
+        </w:rPr>
+        <w:t xml:space="preserve">''(x)+4·</w:t>
+      </w:r>
+      <w:r>
+        <w:rPr>
+          <w:rFonts w:ascii="Arial" w:hAnsi="Arial" w:cs="Arial"/>
+          <w:b w:val="0"/>
+          <w:i w:val="0"/>
+          <w:sz w:val="22"/>
+        </w:rPr>
+        <w:t xml:space="preserve">yp</w:t>
+      </w:r>
+      <w:r>
+        <w:rPr>
+          <w:rFonts w:ascii="Arial" w:hAnsi="Arial" w:cs="Arial"/>
+          <w:b w:val="0"/>
+          <w:i w:val="0"/>
+          <w:sz w:val="22"/>
+          <w:vertAlign w:val="subscript"/>
+        </w:rPr>
+        <w:t xml:space="preserve">VoP</w:t>
+      </w:r>
+      <w:r>
+        <w:rPr>
+          <w:rFonts w:ascii="Arial" w:hAnsi="Arial" w:cs="Arial"/>
+          <w:b w:val="0"/>
+          <w:i w:val="0"/>
+          <w:sz w:val="22"/>
+        </w:rPr>
+        <w:t xml:space="preserve">(x) sama dengan x·sin(2x) pada tiap titik uji (galat di bawah 1e-3). Print hasil kedua verifikasi (Boolean) dan galat maksimum masing-masing.</w:t>
       </w:r>
     </w:p>
     <w:p>
@@ -8194,7 +13774,69 @@
           <w:color w:val="333333"/>
           <w:sz w:val="21"/>
         </w:rPr>
-        <w:t>Definisikan yp_VoP sebagai fungsi lambda dari rumus analitik, gunakan solve_ivp untuk yp_numerik dengan RHS x*sin(2*x)-4*y, hitung central difference untuk turunan kedua, lalu bandingkan kedua verifikasi dengan np.max(np.abs(...)) dan np.allclose.</w:t>
+        <w:t xml:space="preserve">Definisikan </w:t>
+      </w:r>
+      <w:r>
+        <w:rPr>
+          <w:rFonts w:ascii="Arial" w:hAnsi="Arial" w:cs="Arial"/>
+          <w:b w:val="0"/>
+          <w:i w:val="0"/>
+          <w:color w:val="333333"/>
+          <w:sz w:val="21"/>
+        </w:rPr>
+        <w:t xml:space="preserve">yp</w:t>
+      </w:r>
+      <w:r>
+        <w:rPr>
+          <w:rFonts w:ascii="Arial" w:hAnsi="Arial" w:cs="Arial"/>
+          <w:b w:val="0"/>
+          <w:i w:val="0"/>
+          <w:color w:val="333333"/>
+          <w:sz w:val="21"/>
+          <w:vertAlign w:val="subscript"/>
+        </w:rPr>
+        <w:t xml:space="preserve">VoP</w:t>
+      </w:r>
+      <w:r>
+        <w:rPr>
+          <w:rFonts w:ascii="Arial" w:hAnsi="Arial" w:cs="Arial"/>
+          <w:b w:val="0"/>
+          <w:i w:val="0"/>
+          <w:color w:val="333333"/>
+          <w:sz w:val="21"/>
+        </w:rPr>
+        <w:t xml:space="preserve"> sebagai fungsi λ dari rumus analitik, gunakan solve_ivp untuk </w:t>
+      </w:r>
+      <w:r>
+        <w:rPr>
+          <w:rFonts w:ascii="Arial" w:hAnsi="Arial" w:cs="Arial"/>
+          <w:b w:val="0"/>
+          <w:i w:val="0"/>
+          <w:color w:val="333333"/>
+          <w:sz w:val="21"/>
+        </w:rPr>
+        <w:t xml:space="preserve">yp</w:t>
+      </w:r>
+      <w:r>
+        <w:rPr>
+          <w:rFonts w:ascii="Arial" w:hAnsi="Arial" w:cs="Arial"/>
+          <w:b w:val="0"/>
+          <w:i w:val="0"/>
+          <w:color w:val="333333"/>
+          <w:sz w:val="21"/>
+          <w:vertAlign w:val="subscript"/>
+        </w:rPr>
+        <w:t xml:space="preserve">numerik</w:t>
+      </w:r>
+      <w:r>
+        <w:rPr>
+          <w:rFonts w:ascii="Arial" w:hAnsi="Arial" w:cs="Arial"/>
+          <w:b w:val="0"/>
+          <w:i w:val="0"/>
+          <w:color w:val="333333"/>
+          <w:sz w:val="21"/>
+        </w:rPr>
+        <w:t xml:space="preserve"> dengan RHS x·sin(2·x)-4·y, hitung central difference untuk turunan kedua, lalu bandingkan kedua verifikasi dengan np.max(np.abs(...)) dan np.allclose.</w:t>
       </w:r>
     </w:p>
     <w:p>

--- a/Engineering-Mathematics/Modul-Word/Modul-8-PD-Non-Homogen-Solusi-Khusus-dan-Umum.docx
+++ b/Engineering-Mathematics/Modul-Word/Modul-8-PD-Non-Homogen-Solusi-Khusus-dan-Umum.docx
@@ -9764,7 +9764,7 @@
           <w:i w:val="0"/>
           <w:sz w:val="22"/>
         </w:rPr>
-        <w:t xml:space="preserve">Gambar 7 menunjukkan Cell 1: definisikan simbol x dan fungsi y(x), tulis PD dengan sp.Eq(), lalu panggil sp.dsolve(eq, y(x)) untuk solusi umum yh+yp lengkap dengan konstanta C1, C2 (setara Contoh 4). Tambahkan argumen ics={y(0):1, y(x)·diff(x)·subs(x,0):2} untuk langsung mendapat solusi khusus dengan c1, c2 tersubstitusi (setara Contoh 10), tanpa perlu menyusun dan menyelesaikan sistem 2x2 secara manual. Baris terakhir memverifikasi hasil dengan mensubstitusikan solusi kembali ke PD asal dan memastikan selisihnya nol setelah sp.simplify().</w:t>
+        <w:t>Gambar 7 menunjukkan Cell 1: definisikan simbol x dan fungsi y(x), tulis PD dengan sp.Eq(), lalu panggil sp.dsolve(eq, y(x)) untuk solusi umum yh+yp lengkap dengan konstanta C1, C2 (setara Contoh 4). Tambahkan argumen ics={y(0):1, y(x).diff(x).subs(x,0):2} untuk langsung mendapat solusi khusus dengan c1, c2 tersubstitusi (setara Contoh 10), tanpa perlu menyusun dan menyelesaikan sistem 2x2 secara manual. Baris terakhir memverifikasi hasil dengan mensubstitusikan solusi kembali ke PD asal dan memastikan selisihnya nol setelah sp.simplify().</w:t>
       </w:r>
     </w:p>
     <w:p>
@@ -9797,7 +9797,7 @@
           <w:i w:val="0"/>
           <w:sz w:val="22"/>
         </w:rPr>
-        <w:t xml:space="preserve">definisikan PD, panggil sp.dsolve(eq, y(x)) untuk solusi umum, lalu tambahkan ics={y(0):y0, y(x)·diff(x)·subs(x,0):v0} untuk solusi khusus; verifikasi dengan sp.simplify(LHS - f) yang harus menghasilkan nol.</w:t>
+        <w:t>definisikan PD, panggil sp.dsolve(eq, y(x)) untuk solusi umum, lalu tambahkan ics={y(0):y0, y(x).diff(x).subs(x,0):v0} untuk solusi khusus; verifikasi dengan sp.simplify(LHS - f) yang harus menghasilkan nol.</w:t>
       </w:r>
     </w:p>
     <w:p>
@@ -12275,7 +12275,7 @@
           <w:color w:val="333333"/>
           <w:sz w:val="21"/>
         </w:rPr>
-        <w:t xml:space="preserve">Substitusikan a,b,c,α,K langsung ke rumus A=K/(a·α**2+b·α+c) dengan Python.</w:t>
+        <w:t xml:space="preserve">Substitusikan a,b,c,α,K langsung ke rumus A=K/(a*α**2+b*α+c) dengan Python.</w:t>
       </w:r>
     </w:p>
     <w:p>
@@ -12492,7 +12492,7 @@
           <w:color w:val="333333"/>
           <w:sz w:val="21"/>
         </w:rPr>
-        <w:t xml:space="preserve"> = x·(A·sp.cos(3*x)+B·sp.sin(3*x)), substitusi ke PD, gunakan sp.collect dan sp.solve.</w:t>
+        <w:t xml:space="preserve"> = x*(A*sp.cos(3*x)+B*sp.sin(3*x)), substitusi ke PD, gunakan sp.collect dan sp.solve.</w:t>
       </w:r>
     </w:p>
     <w:p>
@@ -12552,7 +12552,7 @@
           <w:color w:val="333333"/>
           <w:sz w:val="21"/>
         </w:rPr>
-        <w:t xml:space="preserve">Definisikan y1=sp.cos(2*x), y2=sp.sin(2*x), hitung W=y1·sp.diff(y2,x)-y2·sp.diff(y1,x), lalu sp.simplify(W).</w:t>
+        <w:t>Definisikan y1=sp.cos(2*x), y2=sp.sin(2*x), hitung W=y1*sp.diff(y2,x)-y2*sp.diff(y1,x), lalu sp.simplify(W).</w:t>
       </w:r>
     </w:p>
     <w:p>
@@ -13020,7 +13020,7 @@
           <w:i w:val="0"/>
           <w:sz w:val="22"/>
         </w:rPr>
-        <w:t xml:space="preserve">Implementasikan Variasi Parameter (VoP) numerik dari awal (tanpa sp.dsolve dengan hint VoP): fungsi menerima y1(x), y2(x) (basis homogen sebagai fungsi Python), g(x) (sisi kanan standar form), lalu (1) hitung Wronskian W(x) secara numerik pada grid x, (2) hitung integrand u1'(x)=-y2(x)·g(x)/W(x) dan u2'(x)=y1(x)·g(x)/W(x), (3) integrasikan numerik dengan scipy.integrate.cumulative_trapezoid untuk mendapat u1(x), u2(x), (4) susun yp(x)=u1(x)·y1(x)+u2(x)·y2(x). Uji pada Contoh 8 (y''+y=sec(x), y1=cos x, y2=sin x, g=sec x) pada grid x dari 0 sampai 1 (hindari singularitas sec x di π/2), bandingkan yp(0,5) numerik dengan yp analitik cos(0,5)·ln|cos(0,5)|+0,5·sin(0,5); galat harus di bawah 1e-4.</w:t>
+        <w:t>Implementasikan Variasi Parameter (VoP) numerik dari awal (tanpa sp.dsolve dengan hint VoP): fungsi menerima y1(x), y2(x) (basis homogen sebagai fungsi Python), g(x) (sisi kanan standar form), lalu (1) hitung Wronskian W(x) secara numerik pada grid x, (2) hitung integrand u1'(x)=-y2(x)*g(x)/W(x) dan u2'(x)=y1(x)*g(x)/W(x), (3) integrasikan numerik dengan scipy.integrate.cumulative_trapezoid untuk mendapat u1(x), u2(x), (4) susun yp(x)=u1(x)*y1(x)+u2(x)*y2(x). Uji pada Contoh 8 (y''+y=sec(x), y1=cos x, y2=sin x, g=sec x) pada grid x dari 0 sampai 1 (hindari singularitas sec x di π/2), bandingkan yp(0,5) numerik dengan yp analitik cos(0,5)*ln|cos(0,5)|+0,5*sin(0,5); galat harus di bawah 1e-4.</w:t>
       </w:r>
     </w:p>
     <w:p>
@@ -13482,7 +13482,7 @@
           <w:i w:val="0"/>
           <w:sz w:val="22"/>
         </w:rPr>
-        <w:t xml:space="preserve">Implementasikan pencarian frekuensi resonansi (ω yang memaksimalkan amplitudo X) dari awal tanpa scipy.optimize: fungsi menerima m,c,k,F0, lalu (1) definisikan X(ω)=F0/√((k-m·ω²)²+(c·ω)²) sebagai fungsi Python, (2) evaluasi X pada grid ω rapat (misal 2000 titik) dari 0,01 sampai 5·√(k/m), (3) cari ω yang memaksimalkan X dengan np.argmax, (4) refine hasil dengan pencarian ternary/golden-section manual (bukan scipy) di sekitar titik grid terbaik untuk presisi lebih tinggi. Verifikasi terhadap rumus tertutup </w:t>
+        <w:t xml:space="preserve">Implementasikan pencarian frekuensi resonansi (ω yang memaksimalkan amplitudo X) dari awal tanpa scipy.optimize: fungsi menerima m,c,k,F0, lalu (1) definisikan X(ω)=F0/√((k-m*ω²)²+(c*ω)²) sebagai fungsi Python, (2) evaluasi X pada grid ω rapat (misal 2000 titik) dari 0,01 sampai 5*√(k/m), (3) cari ω yang memaksimalkan X dengan np.argmax, (4) refine hasil dengan pencarian ternary/golden-section manual (bukan scipy) di sekitar titik grid terbaik untuk presisi lebih tinggi. Verifikasi terhadap rumus tertutup </w:t>
       </w:r>
       <w:r>
         <w:rPr>
@@ -13598,7 +13598,7 @@
           <w:i w:val="0"/>
           <w:sz w:val="22"/>
         </w:rPr>
-        <w:t xml:space="preserve">Implementasikan verifikasi otomatis konsistensi UC vs VoP: untuk PD y''+4y=x·sin(2x) (Contoh 9, resonansi trigonometri via VoP), (1) hitung </w:t>
+        <w:t xml:space="preserve">Implementasikan verifikasi otomatis konsistensi UC vs VoP: untuk PD y''+4y=x*sin(2x) (Contoh 9, resonansi trigonometri via VoP), (1) hitung </w:t>
       </w:r>
       <w:r>
         <w:rPr>
@@ -13626,7 +13626,7 @@
           <w:i w:val="0"/>
           <w:sz w:val="22"/>
         </w:rPr>
-        <w:t xml:space="preserve">(x) memakai hasil analitik dari modul: -(x**2/8)·cos(2·x)+(x/16)·sin(2·x), (2) hitung </w:t>
+        <w:t xml:space="preserve">(x) memakai hasil analitik dari modul: -(x**2/8)*cos(2*x)+(x/16)*sin(2*x), (2) hitung </w:t>
       </w:r>
       <w:r>
         <w:rPr>
@@ -13710,7 +13710,7 @@
           <w:i w:val="0"/>
           <w:sz w:val="22"/>
         </w:rPr>
-        <w:t xml:space="preserve">''(x)+4·</w:t>
+        <w:t xml:space="preserve">''(x)+4*</w:t>
       </w:r>
       <w:r>
         <w:rPr>
@@ -13738,7 +13738,7 @@
           <w:i w:val="0"/>
           <w:sz w:val="22"/>
         </w:rPr>
-        <w:t xml:space="preserve">(x) sama dengan x·sin(2x) pada tiap titik uji (galat di bawah 1e-3). Print hasil kedua verifikasi (Boolean) dan galat maksimum masing-masing.</w:t>
+        <w:t xml:space="preserve">(x) sama dengan x*sin(2x) pada tiap titik uji (galat di bawah 1e-3). Print hasil kedua verifikasi (Boolean) dan galat maksimum masing-masing.</w:t>
       </w:r>
     </w:p>
     <w:p>
@@ -13836,7 +13836,7 @@
           <w:color w:val="333333"/>
           <w:sz w:val="21"/>
         </w:rPr>
-        <w:t xml:space="preserve"> dengan RHS x·sin(2·x)-4·y, hitung central difference untuk turunan kedua, lalu bandingkan kedua verifikasi dengan np.max(np.abs(...)) dan np.allclose.</w:t>
+        <w:t xml:space="preserve"> dengan RHS x*sin(2*x)-4*y, hitung central difference untuk turunan kedua, lalu bandingkan kedua verifikasi dengan np.max(np.abs(...)) dan np.allclose.</w:t>
       </w:r>
     </w:p>
     <w:p>

--- a/Engineering-Mathematics/Modul-Word/Modul-8-PD-Non-Homogen-Solusi-Khusus-dan-Umum.docx
+++ b/Engineering-Mathematics/Modul-Word/Modul-8-PD-Non-Homogen-Solusi-Khusus-dan-Umum.docx
@@ -3277,6 +3277,15 @@
         </w:rPr>
         <w:t xml:space="preserve">+(kombinasi homogen)=yh+yp untuk yp tertentu.</w:t>
       </w:r>
+      <w:r>
+        <w:rPr>
+          <w:rFonts w:ascii="Arial" w:hAnsi="Arial" w:cs="Arial"/>
+          <w:b w:val="0"/>
+          <w:i w:val="0"/>
+          <w:sz w:val="22"/>
+        </w:rPr>
+        <w:t xml:space="preserve"> Bentuk ringkasnya dituliskan pada Persamaan (2).</w:t>
+      </w:r>
     </w:p>
     <w:p>
       <w:pPr>
@@ -3292,6 +3301,16 @@
           <w:sz w:val="22"/>
         </w:rPr>
         <w:t>y(x) = yh(x) + yp(x)</w:t>
+      </w:r>
+      <w:r>
+        <w:rPr>
+          <w:rFonts w:ascii="Arial" w:hAnsi="Arial" w:cs="Arial"/>
+          <w:b/>
+          <w:i/>
+          <w:color w:val="305496"/>
+          <w:sz w:val="22"/>
+        </w:rPr>
+        <w:t xml:space="preserve">   (2)</w:t>
       </w:r>
     </w:p>
     <w:p>
@@ -4169,7 +4188,7 @@
           <w:i w:val="0"/>
           <w:sz w:val="22"/>
         </w:rPr>
-        <w:t xml:space="preserve"> Bentuk ringkasnya dituliskan pada Persamaan (2).</w:t>
+        <w:t xml:space="preserve"> Persamaan (3) memadatkan aturan tersebut.</w:t>
       </w:r>
     </w:p>
     <w:p>
@@ -4299,7 +4318,7 @@
           <w:color w:val="305496"/>
           <w:sz w:val="22"/>
         </w:rPr>
-        <w:t xml:space="preserve">   (2)</w:t>
+        <w:t xml:space="preserve">   (3)</w:t>
       </w:r>
     </w:p>
     <w:p>
@@ -4379,7 +4398,7 @@
           <w:i w:val="0"/>
           <w:sz w:val="22"/>
         </w:rPr>
-        <w:t xml:space="preserve"> Persamaan (3) memadatkan aturan tersebut.</w:t>
+        <w:t xml:space="preserve"> Rangkuman kuantitatifnya tertulis pada Persamaan (4).</w:t>
       </w:r>
     </w:p>
     <w:p>
@@ -4488,7 +4507,7 @@
           <w:color w:val="305496"/>
           <w:sz w:val="22"/>
         </w:rPr>
-        <w:t xml:space="preserve">   (3)</w:t>
+        <w:t xml:space="preserve">   (4)</w:t>
       </w:r>
     </w:p>
     <w:p>
@@ -4746,7 +4765,7 @@
           <w:i w:val="0"/>
           <w:sz w:val="22"/>
         </w:rPr>
-        <w:t xml:space="preserve"> Rangkuman kuantitatifnya tertulis pada Persamaan (4).</w:t>
+        <w:t xml:space="preserve"> Hubungan ini dirangkum dalam Persamaan (5).</w:t>
       </w:r>
     </w:p>
     <w:p>
@@ -4928,7 +4947,7 @@
           <w:color w:val="305496"/>
           <w:sz w:val="22"/>
         </w:rPr>
-        <w:t xml:space="preserve">   (4)</w:t>
+        <w:t xml:space="preserve">   (5)</w:t>
       </w:r>
     </w:p>
     <w:p>
@@ -5079,7 +5098,7 @@
           <w:i w:val="0"/>
           <w:sz w:val="22"/>
         </w:rPr>
-        <w:t xml:space="preserve"> Hubungan ini dirangkum dalam Persamaan (5).</w:t>
+        <w:t xml:space="preserve"> Bentuk ringkasnya dituliskan pada Persamaan (6).</w:t>
       </w:r>
     </w:p>
     <w:p>
@@ -5147,7 +5166,7 @@
           <w:color w:val="305496"/>
           <w:sz w:val="22"/>
         </w:rPr>
-        <w:t xml:space="preserve">   (5)</w:t>
+        <w:t xml:space="preserve">   (6)</w:t>
       </w:r>
     </w:p>
     <w:p>
@@ -5180,7 +5199,7 @@
           <w:i w:val="0"/>
           <w:sz w:val="22"/>
         </w:rPr>
-        <w:t xml:space="preserve"> Bentuk ringkasnya dituliskan pada Persamaan (6).</w:t>
+        <w:t xml:space="preserve"> Persamaan (7) memadatkan aturan tersebut.</w:t>
       </w:r>
     </w:p>
     <w:p>
@@ -5206,7 +5225,7 @@
           <w:color w:val="305496"/>
           <w:sz w:val="22"/>
         </w:rPr>
-        <w:t xml:space="preserve">   (6)</w:t>
+        <w:t xml:space="preserve">   (7)</w:t>
       </w:r>
     </w:p>
     <w:p>
@@ -5334,7 +5353,7 @@
           <w:i w:val="0"/>
           <w:sz w:val="22"/>
         </w:rPr>
-        <w:t xml:space="preserve"> Persamaan (7) memadatkan aturan tersebut.</w:t>
+        <w:t xml:space="preserve"> Rangkuman kuantitatifnya tertulis pada Persamaan (8).</w:t>
       </w:r>
     </w:p>
     <w:p>
@@ -5475,7 +5494,7 @@
           <w:color w:val="305496"/>
           <w:sz w:val="22"/>
         </w:rPr>
-        <w:t xml:space="preserve">   (7)</w:t>
+        <w:t xml:space="preserve">   (8)</w:t>
       </w:r>
     </w:p>
     <w:p>
@@ -6151,7 +6170,7 @@
           <w:i w:val="0"/>
           <w:sz w:val="22"/>
         </w:rPr>
-        <w:t xml:space="preserve"> Rangkuman kuantitatifnya tertulis pada Persamaan (8).</w:t>
+        <w:t xml:space="preserve"> Hubungan ini dirangkum dalam Persamaan (9).</w:t>
       </w:r>
     </w:p>
     <w:p>
@@ -6292,7 +6311,7 @@
           <w:color w:val="305496"/>
           <w:sz w:val="22"/>
         </w:rPr>
-        <w:t xml:space="preserve">   (8)</w:t>
+        <w:t xml:space="preserve">   (9)</w:t>
       </w:r>
     </w:p>
     <w:p>
@@ -6410,7 +6429,7 @@
           <w:i w:val="0"/>
           <w:sz w:val="22"/>
         </w:rPr>
-        <w:t xml:space="preserve"> Hubungan ini dirangkum dalam Persamaan (9).</w:t>
+        <w:t xml:space="preserve"> Bentuk ringkasnya dituliskan pada Persamaan (10).</w:t>
       </w:r>
     </w:p>
     <w:p>
@@ -6499,7 +6518,7 @@
           <w:color w:val="305496"/>
           <w:sz w:val="22"/>
         </w:rPr>
-        <w:t xml:space="preserve">   (9)</w:t>
+        <w:t xml:space="preserve">   (10)</w:t>
       </w:r>
     </w:p>
     <w:p>
@@ -6861,7 +6880,7 @@
           <w:i w:val="0"/>
           <w:sz w:val="22"/>
         </w:rPr>
-        <w:t xml:space="preserve"> Bentuk ringkasnya dituliskan pada Persamaan (10).</w:t>
+        <w:t xml:space="preserve"> Persamaan (11) memadatkan aturan tersebut.</w:t>
       </w:r>
     </w:p>
     <w:p>
@@ -7135,7 +7154,7 @@
           <w:color w:val="305496"/>
           <w:sz w:val="22"/>
         </w:rPr>
-        <w:t xml:space="preserve">   (10)</w:t>
+        <w:t xml:space="preserve">   (11)</w:t>
       </w:r>
     </w:p>
     <w:p>
@@ -7304,7 +7323,7 @@
           <w:i w:val="0"/>
           <w:sz w:val="22"/>
         </w:rPr>
-        <w:t xml:space="preserve"> Persamaan (11) memadatkan aturan tersebut.</w:t>
+        <w:t xml:space="preserve"> Rangkuman kuantitatifnya tertulis pada Persamaan (12).</w:t>
       </w:r>
     </w:p>
     <w:p>
@@ -7392,7 +7411,7 @@
           <w:color w:val="305496"/>
           <w:sz w:val="22"/>
         </w:rPr>
-        <w:t xml:space="preserve">   (11)</w:t>
+        <w:t xml:space="preserve">   (12)</w:t>
       </w:r>
     </w:p>
     <w:p>
@@ -7509,7 +7528,7 @@
           <w:i w:val="0"/>
           <w:sz w:val="22"/>
         </w:rPr>
-        <w:t xml:space="preserve"> Rangkuman kuantitatifnya tertulis pada Persamaan (12).</w:t>
+        <w:t xml:space="preserve"> Hubungan ini dirangkum dalam Persamaan (13).</w:t>
       </w:r>
     </w:p>
     <w:p>
@@ -7597,7 +7616,7 @@
           <w:color w:val="305496"/>
           <w:sz w:val="22"/>
         </w:rPr>
-        <w:t xml:space="preserve">   (12)</w:t>
+        <w:t xml:space="preserve">   (13)</w:t>
       </w:r>
     </w:p>
     <w:p>
@@ -7878,7 +7897,7 @@
           <w:i w:val="0"/>
           <w:sz w:val="22"/>
         </w:rPr>
-        <w:t xml:space="preserve"> Hubungan ini dirangkum dalam Persamaan (13).</w:t>
+        <w:t xml:space="preserve"> Bentuk ringkasnya dituliskan pada Persamaan (14).</w:t>
       </w:r>
     </w:p>
     <w:p>
@@ -8400,7 +8419,7 @@
           <w:color w:val="305496"/>
           <w:sz w:val="22"/>
         </w:rPr>
-        <w:t xml:space="preserve">   (13)</w:t>
+        <w:t xml:space="preserve">   (14)</w:t>
       </w:r>
     </w:p>
     <w:p>
@@ -8790,7 +8809,7 @@
           <w:i w:val="0"/>
           <w:sz w:val="22"/>
         </w:rPr>
-        <w:t xml:space="preserve"> Bentuk ringkasnya dituliskan pada Persamaan (14).</w:t>
+        <w:t xml:space="preserve"> Persamaan (15) memadatkan aturan tersebut.</w:t>
       </w:r>
     </w:p>
     <w:p>
@@ -8869,7 +8888,7 @@
           <w:color w:val="305496"/>
           <w:sz w:val="22"/>
         </w:rPr>
-        <w:t xml:space="preserve">   (14)</w:t>
+        <w:t xml:space="preserve">   (15)</w:t>
       </w:r>
     </w:p>
     <w:p>

--- a/Engineering-Mathematics/Modul-Word/Modul-8-PD-Non-Homogen-Solusi-Khusus-dan-Umum.docx
+++ b/Engineering-Mathematics/Modul-Word/Modul-8-PD-Non-Homogen-Solusi-Khusus-dan-Umum.docx
@@ -2894,9 +2894,22 @@
     </w:p>
     <w:p>
       <w:pPr>
+        <w:tabs>
+          <w:tab w:val="center" w:pos="4393"/>
+          <w:tab w:val="right" w:pos="8787"/>
+        </w:tabs>
         <w:spacing w:before="40" w:after="120"/>
-        <w:jc w:val="center"/>
-      </w:pPr>
+      </w:pPr>
+      <w:r>
+        <w:rPr>
+          <w:rFonts w:ascii="Arial" w:hAnsi="Arial" w:cs="Arial"/>
+          <w:b/>
+          <w:i/>
+          <w:color w:val="305496"/>
+          <w:sz w:val="22"/>
+        </w:rPr>
+        <w:tab/>
+      </w:r>
       <w:r>
         <w:rPr>
           <w:rFonts w:ascii="Arial" w:hAnsi="Arial" w:cs="Arial"/>
@@ -2915,7 +2928,8 @@
           <w:color w:val="305496"/>
           <w:sz w:val="22"/>
         </w:rPr>
-        <w:t xml:space="preserve">   (1)</w:t>
+        <w:tab/>
+        <w:t xml:space="preserve">(1)</w:t>
       </w:r>
     </w:p>
     <w:p>
@@ -3289,9 +3303,22 @@
     </w:p>
     <w:p>
       <w:pPr>
+        <w:tabs>
+          <w:tab w:val="center" w:pos="4393"/>
+          <w:tab w:val="right" w:pos="8787"/>
+        </w:tabs>
         <w:spacing w:before="40" w:after="120"/>
-        <w:jc w:val="center"/>
-      </w:pPr>
+      </w:pPr>
+      <w:r>
+        <w:rPr>
+          <w:rFonts w:ascii="Arial" w:hAnsi="Arial" w:cs="Arial"/>
+          <w:b/>
+          <w:i/>
+          <w:color w:val="305496"/>
+          <w:sz w:val="22"/>
+        </w:rPr>
+        <w:tab/>
+      </w:r>
       <w:r>
         <w:rPr>
           <w:rFonts w:ascii="Arial" w:hAnsi="Arial" w:cs="Arial"/>
@@ -3310,7 +3337,8 @@
           <w:color w:val="305496"/>
           <w:sz w:val="22"/>
         </w:rPr>
-        <w:t xml:space="preserve">   (2)</w:t>
+        <w:tab/>
+        <w:t xml:space="preserve">(2)</w:t>
       </w:r>
     </w:p>
     <w:p>
@@ -4193,9 +4221,22 @@
     </w:p>
     <w:p>
       <w:pPr>
+        <w:tabs>
+          <w:tab w:val="center" w:pos="4393"/>
+          <w:tab w:val="right" w:pos="8787"/>
+        </w:tabs>
         <w:spacing w:before="40" w:after="120"/>
-        <w:jc w:val="center"/>
-      </w:pPr>
+      </w:pPr>
+      <w:r>
+        <w:rPr>
+          <w:rFonts w:ascii="Arial" w:hAnsi="Arial" w:cs="Arial"/>
+          <w:b/>
+          <w:i/>
+          <w:color w:val="305496"/>
+          <w:sz w:val="22"/>
+        </w:rPr>
+        <w:tab/>
+      </w:r>
       <w:r>
         <w:rPr>
           <w:rFonts w:ascii="Arial" w:hAnsi="Arial" w:cs="Arial"/>
@@ -4318,7 +4359,8 @@
           <w:color w:val="305496"/>
           <w:sz w:val="22"/>
         </w:rPr>
-        <w:t xml:space="preserve">   (3)</w:t>
+        <w:tab/>
+        <w:t xml:space="preserve">(3)</w:t>
       </w:r>
     </w:p>
     <w:p>
@@ -4403,9 +4445,22 @@
     </w:p>
     <w:p>
       <w:pPr>
+        <w:tabs>
+          <w:tab w:val="center" w:pos="4393"/>
+          <w:tab w:val="right" w:pos="8787"/>
+        </w:tabs>
         <w:spacing w:before="40" w:after="120"/>
-        <w:jc w:val="center"/>
-      </w:pPr>
+      </w:pPr>
+      <w:r>
+        <w:rPr>
+          <w:rFonts w:ascii="Arial" w:hAnsi="Arial" w:cs="Arial"/>
+          <w:b/>
+          <w:i/>
+          <w:color w:val="305496"/>
+          <w:sz w:val="22"/>
+        </w:rPr>
+        <w:tab/>
+      </w:r>
       <w:r>
         <w:rPr>
           <w:rFonts w:ascii="Arial" w:hAnsi="Arial" w:cs="Arial"/>
@@ -4507,7 +4562,8 @@
           <w:color w:val="305496"/>
           <w:sz w:val="22"/>
         </w:rPr>
-        <w:t xml:space="preserve">   (4)</w:t>
+        <w:tab/>
+        <w:t xml:space="preserve">(4)</w:t>
       </w:r>
     </w:p>
     <w:p>
@@ -4770,9 +4826,22 @@
     </w:p>
     <w:p>
       <w:pPr>
+        <w:tabs>
+          <w:tab w:val="center" w:pos="4393"/>
+          <w:tab w:val="right" w:pos="8787"/>
+        </w:tabs>
         <w:spacing w:before="40" w:after="120"/>
-        <w:jc w:val="center"/>
-      </w:pPr>
+      </w:pPr>
+      <w:r>
+        <w:rPr>
+          <w:rFonts w:ascii="Arial" w:hAnsi="Arial" w:cs="Arial"/>
+          <w:b/>
+          <w:i/>
+          <w:color w:val="305496"/>
+          <w:sz w:val="22"/>
+        </w:rPr>
+        <w:tab/>
+      </w:r>
       <w:r>
         <w:rPr>
           <w:rFonts w:ascii="Arial" w:hAnsi="Arial" w:cs="Arial"/>
@@ -4947,7 +5016,8 @@
           <w:color w:val="305496"/>
           <w:sz w:val="22"/>
         </w:rPr>
-        <w:t xml:space="preserve">   (5)</w:t>
+        <w:tab/>
+        <w:t xml:space="preserve">(5)</w:t>
       </w:r>
     </w:p>
     <w:p>
@@ -5103,9 +5173,22 @@
     </w:p>
     <w:p>
       <w:pPr>
+        <w:tabs>
+          <w:tab w:val="center" w:pos="4393"/>
+          <w:tab w:val="right" w:pos="8787"/>
+        </w:tabs>
         <w:spacing w:before="40" w:after="120"/>
-        <w:jc w:val="center"/>
-      </w:pPr>
+      </w:pPr>
+      <w:r>
+        <w:rPr>
+          <w:rFonts w:ascii="Arial" w:hAnsi="Arial" w:cs="Arial"/>
+          <w:b/>
+          <w:i/>
+          <w:color w:val="305496"/>
+          <w:sz w:val="22"/>
+        </w:rPr>
+        <w:tab/>
+      </w:r>
       <w:r>
         <w:rPr>
           <w:rFonts w:ascii="Arial" w:hAnsi="Arial" w:cs="Arial"/>
@@ -5166,7 +5249,8 @@
           <w:color w:val="305496"/>
           <w:sz w:val="22"/>
         </w:rPr>
-        <w:t xml:space="preserve">   (6)</w:t>
+        <w:tab/>
+        <w:t xml:space="preserve">(6)</w:t>
       </w:r>
     </w:p>
     <w:p>
@@ -5204,9 +5288,22 @@
     </w:p>
     <w:p>
       <w:pPr>
+        <w:tabs>
+          <w:tab w:val="center" w:pos="4393"/>
+          <w:tab w:val="right" w:pos="8787"/>
+        </w:tabs>
         <w:spacing w:before="40" w:after="120"/>
-        <w:jc w:val="center"/>
-      </w:pPr>
+      </w:pPr>
+      <w:r>
+        <w:rPr>
+          <w:rFonts w:ascii="Arial" w:hAnsi="Arial" w:cs="Arial"/>
+          <w:b/>
+          <w:i/>
+          <w:color w:val="305496"/>
+          <w:sz w:val="22"/>
+        </w:rPr>
+        <w:tab/>
+      </w:r>
       <w:r>
         <w:rPr>
           <w:rFonts w:ascii="Arial" w:hAnsi="Arial" w:cs="Arial"/>
@@ -5225,7 +5322,8 @@
           <w:color w:val="305496"/>
           <w:sz w:val="22"/>
         </w:rPr>
-        <w:t xml:space="preserve">   (7)</w:t>
+        <w:tab/>
+        <w:t xml:space="preserve">(7)</w:t>
       </w:r>
     </w:p>
     <w:p>
@@ -5358,9 +5456,22 @@
     </w:p>
     <w:p>
       <w:pPr>
+        <w:tabs>
+          <w:tab w:val="center" w:pos="4393"/>
+          <w:tab w:val="right" w:pos="8787"/>
+        </w:tabs>
         <w:spacing w:before="40" w:after="120"/>
-        <w:jc w:val="center"/>
-      </w:pPr>
+      </w:pPr>
+      <w:r>
+        <w:rPr>
+          <w:rFonts w:ascii="Arial" w:hAnsi="Arial" w:cs="Arial"/>
+          <w:b/>
+          <w:i/>
+          <w:color w:val="305496"/>
+          <w:sz w:val="22"/>
+        </w:rPr>
+        <w:tab/>
+      </w:r>
       <w:r>
         <w:rPr>
           <w:rFonts w:ascii="Arial" w:hAnsi="Arial" w:cs="Arial"/>
@@ -5494,7 +5605,8 @@
           <w:color w:val="305496"/>
           <w:sz w:val="22"/>
         </w:rPr>
-        <w:t xml:space="preserve">   (8)</w:t>
+        <w:tab/>
+        <w:t xml:space="preserve">(8)</w:t>
       </w:r>
     </w:p>
     <w:p>
@@ -6175,9 +6287,22 @@
     </w:p>
     <w:p>
       <w:pPr>
+        <w:tabs>
+          <w:tab w:val="center" w:pos="4393"/>
+          <w:tab w:val="right" w:pos="8787"/>
+        </w:tabs>
         <w:spacing w:before="40" w:after="120"/>
-        <w:jc w:val="center"/>
-      </w:pPr>
+      </w:pPr>
+      <w:r>
+        <w:rPr>
+          <w:rFonts w:ascii="Arial" w:hAnsi="Arial" w:cs="Arial"/>
+          <w:b/>
+          <w:i/>
+          <w:color w:val="305496"/>
+          <w:sz w:val="22"/>
+        </w:rPr>
+        <w:tab/>
+      </w:r>
       <w:r>
         <w:rPr>
           <w:rFonts w:ascii="Arial" w:hAnsi="Arial" w:cs="Arial"/>
@@ -6311,7 +6436,8 @@
           <w:color w:val="305496"/>
           <w:sz w:val="22"/>
         </w:rPr>
-        <w:t xml:space="preserve">   (9)</w:t>
+        <w:tab/>
+        <w:t xml:space="preserve">(9)</w:t>
       </w:r>
     </w:p>
     <w:p>
@@ -6434,9 +6560,22 @@
     </w:p>
     <w:p>
       <w:pPr>
+        <w:tabs>
+          <w:tab w:val="center" w:pos="4393"/>
+          <w:tab w:val="right" w:pos="8787"/>
+        </w:tabs>
         <w:spacing w:before="40" w:after="120"/>
-        <w:jc w:val="center"/>
-      </w:pPr>
+      </w:pPr>
+      <w:r>
+        <w:rPr>
+          <w:rFonts w:ascii="Arial" w:hAnsi="Arial" w:cs="Arial"/>
+          <w:b/>
+          <w:i/>
+          <w:color w:val="305496"/>
+          <w:sz w:val="22"/>
+        </w:rPr>
+        <w:tab/>
+      </w:r>
       <w:r>
         <w:rPr>
           <w:rFonts w:ascii="Arial" w:hAnsi="Arial" w:cs="Arial"/>
@@ -6518,7 +6657,8 @@
           <w:color w:val="305496"/>
           <w:sz w:val="22"/>
         </w:rPr>
-        <w:t xml:space="preserve">   (10)</w:t>
+        <w:tab/>
+        <w:t xml:space="preserve">(10)</w:t>
       </w:r>
     </w:p>
     <w:p>
@@ -6885,9 +7025,22 @@
     </w:p>
     <w:p>
       <w:pPr>
+        <w:tabs>
+          <w:tab w:val="center" w:pos="4393"/>
+          <w:tab w:val="right" w:pos="8787"/>
+        </w:tabs>
         <w:spacing w:before="40" w:after="120"/>
-        <w:jc w:val="center"/>
-      </w:pPr>
+      </w:pPr>
+      <w:r>
+        <w:rPr>
+          <w:rFonts w:ascii="Arial" w:hAnsi="Arial" w:cs="Arial"/>
+          <w:b/>
+          <w:i/>
+          <w:color w:val="305496"/>
+          <w:sz w:val="22"/>
+        </w:rPr>
+        <w:tab/>
+      </w:r>
       <w:r>
         <w:rPr>
           <w:rFonts w:ascii="Arial" w:hAnsi="Arial" w:cs="Arial"/>
@@ -7154,7 +7307,8 @@
           <w:color w:val="305496"/>
           <w:sz w:val="22"/>
         </w:rPr>
-        <w:t xml:space="preserve">   (11)</w:t>
+        <w:tab/>
+        <w:t xml:space="preserve">(11)</w:t>
       </w:r>
     </w:p>
     <w:p>
@@ -7328,9 +7482,22 @@
     </w:p>
     <w:p>
       <w:pPr>
+        <w:tabs>
+          <w:tab w:val="center" w:pos="4393"/>
+          <w:tab w:val="right" w:pos="8787"/>
+        </w:tabs>
         <w:spacing w:before="40" w:after="120"/>
-        <w:jc w:val="center"/>
-      </w:pPr>
+      </w:pPr>
+      <w:r>
+        <w:rPr>
+          <w:rFonts w:ascii="Arial" w:hAnsi="Arial" w:cs="Arial"/>
+          <w:b/>
+          <w:i/>
+          <w:color w:val="305496"/>
+          <w:sz w:val="22"/>
+        </w:rPr>
+        <w:tab/>
+      </w:r>
       <w:r>
         <w:rPr>
           <w:rFonts w:ascii="Arial" w:hAnsi="Arial" w:cs="Arial"/>
@@ -7411,7 +7578,8 @@
           <w:color w:val="305496"/>
           <w:sz w:val="22"/>
         </w:rPr>
-        <w:t xml:space="preserve">   (12)</w:t>
+        <w:tab/>
+        <w:t xml:space="preserve">(12)</w:t>
       </w:r>
     </w:p>
     <w:p>
@@ -7533,9 +7701,22 @@
     </w:p>
     <w:p>
       <w:pPr>
+        <w:tabs>
+          <w:tab w:val="center" w:pos="4393"/>
+          <w:tab w:val="right" w:pos="8787"/>
+        </w:tabs>
         <w:spacing w:before="40" w:after="120"/>
-        <w:jc w:val="center"/>
-      </w:pPr>
+      </w:pPr>
+      <w:r>
+        <w:rPr>
+          <w:rFonts w:ascii="Arial" w:hAnsi="Arial" w:cs="Arial"/>
+          <w:b/>
+          <w:i/>
+          <w:color w:val="305496"/>
+          <w:sz w:val="22"/>
+        </w:rPr>
+        <w:tab/>
+      </w:r>
       <w:r>
         <w:rPr>
           <w:rFonts w:ascii="Arial" w:hAnsi="Arial" w:cs="Arial"/>
@@ -7616,7 +7797,8 @@
           <w:color w:val="305496"/>
           <w:sz w:val="22"/>
         </w:rPr>
-        <w:t xml:space="preserve">   (13)</w:t>
+        <w:tab/>
+        <w:t xml:space="preserve">(13)</w:t>
       </w:r>
     </w:p>
     <w:p>
@@ -7902,9 +8084,22 @@
     </w:p>
     <w:p>
       <w:pPr>
+        <w:tabs>
+          <w:tab w:val="center" w:pos="4393"/>
+          <w:tab w:val="right" w:pos="8787"/>
+        </w:tabs>
         <w:spacing w:before="40" w:after="120"/>
-        <w:jc w:val="center"/>
-      </w:pPr>
+      </w:pPr>
+      <w:r>
+        <w:rPr>
+          <w:rFonts w:ascii="Arial" w:hAnsi="Arial" w:cs="Arial"/>
+          <w:b/>
+          <w:i/>
+          <w:color w:val="305496"/>
+          <w:sz w:val="22"/>
+        </w:rPr>
+        <w:tab/>
+      </w:r>
       <w:r>
         <w:rPr>
           <w:rFonts w:ascii="Arial" w:hAnsi="Arial" w:cs="Arial"/>
@@ -8419,7 +8614,8 @@
           <w:color w:val="305496"/>
           <w:sz w:val="22"/>
         </w:rPr>
-        <w:t xml:space="preserve">   (14)</w:t>
+        <w:tab/>
+        <w:t xml:space="preserve">(14)</w:t>
       </w:r>
     </w:p>
     <w:p>
@@ -8814,9 +9010,22 @@
     </w:p>
     <w:p>
       <w:pPr>
+        <w:tabs>
+          <w:tab w:val="center" w:pos="4393"/>
+          <w:tab w:val="right" w:pos="8787"/>
+        </w:tabs>
         <w:spacing w:before="40" w:after="120"/>
-        <w:jc w:val="center"/>
-      </w:pPr>
+      </w:pPr>
+      <w:r>
+        <w:rPr>
+          <w:rFonts w:ascii="Arial" w:hAnsi="Arial" w:cs="Arial"/>
+          <w:b/>
+          <w:i/>
+          <w:color w:val="305496"/>
+          <w:sz w:val="22"/>
+        </w:rPr>
+        <w:tab/>
+      </w:r>
       <w:r>
         <w:rPr>
           <w:rFonts w:ascii="Arial" w:hAnsi="Arial" w:cs="Arial"/>
@@ -8888,7 +9097,8 @@
           <w:color w:val="305496"/>
           <w:sz w:val="22"/>
         </w:rPr>
-        <w:t xml:space="preserve">   (15)</w:t>
+        <w:tab/>
+        <w:t xml:space="preserve">(15)</w:t>
       </w:r>
     </w:p>
     <w:p>

--- a/Engineering-Mathematics/Modul-Word/Modul-8-PD-Non-Homogen-Solusi-Khusus-dan-Umum.docx
+++ b/Engineering-Mathematics/Modul-Word/Modul-8-PD-Non-Homogen-Solusi-Khusus-dan-Umum.docx
@@ -2579,45 +2579,65 @@
     <w:p>
       <w:pPr>
         <w:pBdr>
-          <w:top w:val="single" w:sz="8" w:space="6" w:color="2E9E6B"/>
-          <w:left w:val="single" w:sz="8" w:space="6" w:color="2E9E6B"/>
-          <w:bottom w:val="single" w:sz="8" w:space="6" w:color="2E9E6B"/>
-          <w:right w:val="single" w:sz="8" w:space="6" w:color="2E9E6B"/>
+          <w:top w:val="single" w:sz="6" w:space="10" w:color="BFE3D0"/>
+          <w:left w:val="single" w:sz="24" w:space="12" w:color="1F7A55"/>
+          <w:bottom w:val="single" w:sz="6" w:space="10" w:color="BFE3D0"/>
+          <w:right w:val="single" w:sz="6" w:space="10" w:color="BFE3D0"/>
         </w:pBdr>
-        <w:shd w:val="clear" w:fill="EAF7F0"/>
-        <w:spacing w:before="80" w:after="240"/>
-      </w:pPr>
-      <w:r>
-        <w:rPr>
-          <w:rFonts w:ascii="Arial" w:hAnsi="Arial" w:cs="Arial"/>
-          <w:b/>
-          <w:i w:val="0"/>
-          <w:color w:val="1F3864"/>
-          <w:sz w:val="21"/>
-        </w:rPr>
-        <w:t xml:space="preserve">🔗 Modul Interaktif: </w:t>
+        <w:shd w:val="clear" w:fill="F1FAF5"/>
+        <w:spacing w:before="140" w:after="60" w:line="264" w:lineRule="auto"/>
+        <w:ind w:left="170" w:right="170"/>
+        <w:jc w:val="left"/>
+      </w:pPr>
+      <w:r>
+        <w:rPr>
+          <w:rFonts w:ascii="Arial" w:hAnsi="Arial" w:cs="Arial"/>
+          <w:b/>
+          <w:i w:val="0"/>
+          <w:color w:val="1F7A55"/>
+          <w:sz w:val="17"/>
+          <w:spacing w:val="30"/>
+        </w:rPr>
+        <w:t xml:space="preserve">🔗 MODUL INTERAKTIF</w:t>
+      </w:r>
+      <w:r>
+        <w:br/>
       </w:r>
       <w:hyperlink r:id="rId19">
         <w:r>
           <w:rPr>
             <w:rFonts w:ascii="Arial" w:hAnsi="Arial" w:cs="Arial"/>
-            <w:sz w:val="22"/>
+            <w:b/>
             <w:color w:val="0563C1"/>
+            <w:sz w:val="20"/>
             <w:u w:val="single"/>
-            <w:b/>
           </w:rPr>
           <w:t xml:space="preserve">https://dedik-romahadi.github.io/Mechanical-Engineering-Courses/Engineering-Mathematics/Modul/Modul-8.html</w:t>
         </w:r>
       </w:hyperlink>
-      <w:r>
-        <w:rPr>
-          <w:rFonts w:ascii="Arial" w:hAnsi="Arial" w:cs="Arial"/>
-          <w:b w:val="0"/>
-          <w:i w:val="0"/>
-          <w:color w:val="333333"/>
-          <w:sz w:val="20"/>
-        </w:rPr>
-        <w:t>. Pada layar masuk, pilih tombol “👁️ Mode Preview (Tanpa Login)” untuk melihat modul lengkap (animasi, kalkulator interaktif, editor kode Python langsung di browser) tanpa perlu akun. Soal pada Mode Preview bersifat tampilan saja; jawaban benar/salah dan poin tidak aktif.</w:t>
+    </w:p>
+    <w:p>
+      <w:pPr>
+        <w:pBdr>
+          <w:top w:val="single" w:sz="6" w:space="10" w:color="BFE3D0"/>
+          <w:left w:val="single" w:sz="24" w:space="12" w:color="1F7A55"/>
+          <w:bottom w:val="single" w:sz="6" w:space="10" w:color="BFE3D0"/>
+          <w:right w:val="single" w:sz="6" w:space="10" w:color="BFE3D0"/>
+        </w:pBdr>
+        <w:shd w:val="clear" w:fill="F1FAF5"/>
+        <w:spacing w:before="0" w:after="140" w:line="264" w:lineRule="auto"/>
+        <w:ind w:left="170" w:right="170"/>
+        <w:jc w:val="left"/>
+      </w:pPr>
+      <w:r>
+        <w:rPr>
+          <w:rFonts w:ascii="Arial" w:hAnsi="Arial" w:cs="Arial"/>
+          <w:b w:val="0"/>
+          <w:i w:val="0"/>
+          <w:color w:val="44525F"/>
+          <w:sz w:val="19"/>
+        </w:rPr>
+        <w:t xml:space="preserve">Pada layar masuk, pilih tombol “👁️ Mode Preview (Tanpa Login)” untuk melihat modul lengkap (animasi, kalkulator interaktif, editor kode Python langsung di browser) tanpa perlu akun. Soal pada Mode Preview bersifat tampilan saja; jawaban benar/salah dan poin tidak aktif.</w:t>
       </w:r>
     </w:p>
     <w:p>
